--- a/doc/詩/宋朝/李清照/李清照-夏日絕句.docx
+++ b/doc/詩/宋朝/李清照/李清照-夏日絕句.docx
@@ -1,6 +1,6 @@
 
 <file path=word/document.xml><?xml version="1.0" encoding="utf-8"?>
-<w:document xmlns:wpc="http://schemas.microsoft.com/office/word/2010/wordprocessingCanvas" xmlns:cx="http://schemas.microsoft.com/office/drawing/2014/chartex" xmlns:cx1="http://schemas.microsoft.com/office/drawing/2015/9/8/chartex" xmlns:cx2="http://schemas.microsoft.com/office/drawing/2015/10/21/chartex" xmlns:cx3="http://schemas.microsoft.com/office/drawing/2016/5/9/chartex" xmlns:cx4="http://schemas.microsoft.com/office/drawing/2016/5/10/chartex" xmlns:cx5="http://schemas.microsoft.com/office/drawing/2016/5/11/chartex" xmlns:cx6="http://schemas.microsoft.com/office/drawing/2016/5/12/chartex" xmlns:cx7="http://schemas.microsoft.com/office/drawing/2016/5/13/chartex" xmlns:cx8="http://schemas.microsoft.com/office/drawing/2016/5/14/chartex" xmlns:mc="http://schemas.openxmlformats.org/markup-compatibility/2006" xmlns:aink="http://schemas.microsoft.com/office/drawing/2016/ink" xmlns:am3d="http://schemas.microsoft.com/office/drawing/2017/model3d" xmlns:o="urn:schemas-microsoft-com:office:office" xmlns:r="http://schemas.openxmlformats.org/officeDocument/2006/relationships" xmlns:m="http://schemas.openxmlformats.org/officeDocument/2006/math" xmlns:v="urn:schemas-microsoft-com:vml" xmlns:wp14="http://schemas.microsoft.com/office/word/2010/wordprocessingDrawing" xmlns:wp="http://schemas.openxmlformats.org/drawingml/2006/wordprocessingDrawing" xmlns:w10="urn:schemas-microsoft-com:office:word" xmlns:w="http://schemas.openxmlformats.org/wordprocessingml/2006/main" xmlns:w14="http://schemas.microsoft.com/office/word/2010/wordml" xmlns:w15="http://schemas.microsoft.com/office/word/2012/wordml" xmlns:w16cex="http://schemas.microsoft.com/office/word/2018/wordml/cex" xmlns:w16cid="http://schemas.microsoft.com/office/word/2016/wordml/cid" xmlns:w16="http://schemas.microsoft.com/office/word/2018/wordml" xmlns:w16sdtdh="http://schemas.microsoft.com/office/word/2020/wordml/sdtdatahash" xmlns:w16se="http://schemas.microsoft.com/office/word/2015/wordml/symex" xmlns:wpg="http://schemas.microsoft.com/office/word/2010/wordprocessingGroup" xmlns:wpi="http://schemas.microsoft.com/office/word/2010/wordprocessingInk" xmlns:wne="http://schemas.microsoft.com/office/word/2006/wordml" xmlns:wps="http://schemas.microsoft.com/office/word/2010/wordprocessingShape" mc:Ignorable="w14 w15 w16se w16cid w16 w16cex w16sdtdh wp14">
+<w:document xmlns:wpc="http://schemas.microsoft.com/office/word/2010/wordprocessingCanvas" xmlns:cx="http://schemas.microsoft.com/office/drawing/2014/chartex" xmlns:cx1="http://schemas.microsoft.com/office/drawing/2015/9/8/chartex" xmlns:cx2="http://schemas.microsoft.com/office/drawing/2015/10/21/chartex" xmlns:cx3="http://schemas.microsoft.com/office/drawing/2016/5/9/chartex" xmlns:cx4="http://schemas.microsoft.com/office/drawing/2016/5/10/chartex" xmlns:cx5="http://schemas.microsoft.com/office/drawing/2016/5/11/chartex" xmlns:cx6="http://schemas.microsoft.com/office/drawing/2016/5/12/chartex" xmlns:cx7="http://schemas.microsoft.com/office/drawing/2016/5/13/chartex" xmlns:cx8="http://schemas.microsoft.com/office/drawing/2016/5/14/chartex" xmlns:mc="http://schemas.openxmlformats.org/markup-compatibility/2006" xmlns:aink="http://schemas.microsoft.com/office/drawing/2016/ink" xmlns:am3d="http://schemas.microsoft.com/office/drawing/2017/model3d" xmlns:o="urn:schemas-microsoft-com:office:office" xmlns:oel="http://schemas.microsoft.com/office/2019/extlst" xmlns:r="http://schemas.openxmlformats.org/officeDocument/2006/relationships" xmlns:m="http://schemas.openxmlformats.org/officeDocument/2006/math" xmlns:v="urn:schemas-microsoft-com:vml" xmlns:wp14="http://schemas.microsoft.com/office/word/2010/wordprocessingDrawing" xmlns:wp="http://schemas.openxmlformats.org/drawingml/2006/wordprocessingDrawing" xmlns:w10="urn:schemas-microsoft-com:office:word" xmlns:w="http://schemas.openxmlformats.org/wordprocessingml/2006/main" xmlns:w14="http://schemas.microsoft.com/office/word/2010/wordml" xmlns:w15="http://schemas.microsoft.com/office/word/2012/wordml" xmlns:w16cex="http://schemas.microsoft.com/office/word/2018/wordml/cex" xmlns:w16cid="http://schemas.microsoft.com/office/word/2016/wordml/cid" xmlns:w16="http://schemas.microsoft.com/office/word/2018/wordml" xmlns:w16sdtdh="http://schemas.microsoft.com/office/word/2020/wordml/sdtdatahash" xmlns:w16se="http://schemas.microsoft.com/office/word/2015/wordml/symex" xmlns:wpg="http://schemas.microsoft.com/office/word/2010/wordprocessingGroup" xmlns:wpi="http://schemas.microsoft.com/office/word/2010/wordprocessingInk" xmlns:wne="http://schemas.microsoft.com/office/word/2006/wordml" xmlns:wps="http://schemas.microsoft.com/office/word/2010/wordprocessingShape" mc:Ignorable="w14 w15 w16se w16cid w16 w16cex w16sdtdh wp14">
   <w:body>
     <w:p>
       <w:pPr>
@@ -134,7 +134,7 @@
     </w:p>
     <w:p>
       <w:pPr>
-        <w:spacing w:after="0" w:line="480" w:lineRule="exact"/>
+        <w:spacing w:after="0" w:line="440" w:lineRule="exact"/>
         <w:ind w:left="0" w:right="0" w:firstLine="0"/>
         <w:rPr>
           <w:szCs w:val="28"/>
@@ -150,7 +150,7 @@
     </w:p>
     <w:p>
       <w:pPr>
-        <w:spacing w:after="0" w:line="480" w:lineRule="exact"/>
+        <w:spacing w:after="0" w:line="440" w:lineRule="exact"/>
         <w:ind w:left="0" w:right="0" w:firstLine="0"/>
         <w:rPr>
           <w:szCs w:val="28"/>
@@ -219,7 +219,7 @@
           <w:ilvl w:val="0"/>
           <w:numId w:val="18"/>
         </w:numPr>
-        <w:spacing w:after="0" w:line="480" w:lineRule="exact"/>
+        <w:spacing w:after="0" w:line="440" w:lineRule="exact"/>
         <w:ind w:leftChars="0" w:left="482" w:right="0" w:hanging="482"/>
         <w:rPr>
           <w:color w:val="0F0F0F"/>
@@ -310,7 +310,7 @@
           <w:ilvl w:val="0"/>
           <w:numId w:val="18"/>
         </w:numPr>
-        <w:spacing w:after="0" w:line="480" w:lineRule="exact"/>
+        <w:spacing w:after="0" w:line="440" w:lineRule="exact"/>
         <w:ind w:leftChars="0" w:left="482" w:right="0" w:hanging="482"/>
         <w:rPr>
           <w:color w:val="0F0F0F"/>
@@ -333,7 +333,79 @@
           <w:color w:val="0F0F0F"/>
           <w:szCs w:val="28"/>
         </w:rPr>
-        <w:t>：鬼中的英雄。</w:t>
+        <w:t>：鬼中的英雄。屈原《國殤》：“</w:t>
+      </w:r>
+      <w:hyperlink r:id="rId8" w:history="1">
+        <w:r>
+          <w:rPr>
+            <w:rStyle w:val="a8"/>
+            <w:rFonts w:hint="eastAsia"/>
+            <w:szCs w:val="28"/>
+          </w:rPr>
+          <w:t>身既死兮神以靈，子魂魄兮爲鬼雄。</w:t>
+        </w:r>
+      </w:hyperlink>
+      <w:r>
+        <w:rPr>
+          <w:rFonts w:hint="eastAsia"/>
+          <w:color w:val="0F0F0F"/>
+          <w:szCs w:val="28"/>
+        </w:rPr>
+        <w:t>”</w:t>
+      </w:r>
+    </w:p>
+    <w:p>
+      <w:pPr>
+        <w:pStyle w:val="aa"/>
+        <w:spacing w:after="0" w:line="440" w:lineRule="exact"/>
+        <w:ind w:left="560" w:right="0" w:firstLine="0"/>
+        <w:rPr>
+          <w:rFonts w:hint="eastAsia"/>
+          <w:color w:val="0F0F0F"/>
+          <w:szCs w:val="28"/>
+        </w:rPr>
+      </w:pPr>
+      <w:r>
+        <w:rPr>
+          <w:rFonts w:hint="eastAsia"/>
+          <w:color w:val="0F0F0F"/>
+          <w:szCs w:val="28"/>
+        </w:rPr>
+        <w:t>(</w:t>
+      </w:r>
+      <w:r>
+        <w:rPr>
+          <w:rFonts w:hint="eastAsia"/>
+          <w:color w:val="0F0F0F"/>
+          <w:szCs w:val="28"/>
+        </w:rPr>
+        <w:t>身已死亡啊精神永不死，您的魂魄</w:t>
+      </w:r>
+      <w:proofErr w:type="gramStart"/>
+      <w:r>
+        <w:rPr>
+          <w:rFonts w:hint="eastAsia"/>
+          <w:color w:val="0F0F0F"/>
+          <w:szCs w:val="28"/>
+        </w:rPr>
+        <w:t>啊為鬼中</w:t>
+      </w:r>
+      <w:proofErr w:type="gramEnd"/>
+      <w:r>
+        <w:rPr>
+          <w:rFonts w:hint="eastAsia"/>
+          <w:color w:val="0F0F0F"/>
+          <w:szCs w:val="28"/>
+        </w:rPr>
+        <w:t>英雄！</w:t>
+      </w:r>
+      <w:r>
+        <w:rPr>
+          <w:rFonts w:hint="eastAsia"/>
+          <w:color w:val="0F0F0F"/>
+          <w:szCs w:val="28"/>
+        </w:rPr>
+        <w:t>)</w:t>
       </w:r>
     </w:p>
     <w:p>
@@ -343,7 +415,7 @@
           <w:ilvl w:val="0"/>
           <w:numId w:val="18"/>
         </w:numPr>
-        <w:spacing w:after="0" w:line="480" w:lineRule="exact"/>
+        <w:spacing w:after="0" w:line="440" w:lineRule="exact"/>
         <w:ind w:leftChars="0" w:left="482" w:right="0" w:hanging="482"/>
         <w:rPr>
           <w:color w:val="0F0F0F"/>
@@ -419,33 +491,33 @@
         </w:rPr>
         <w:t>爭奪天下，在</w:t>
       </w:r>
-      <w:proofErr w:type="gramStart"/>
+      <w:hyperlink r:id="rId9" w:history="1">
+        <w:proofErr w:type="gramStart"/>
+        <w:r>
+          <w:rPr>
+            <w:rStyle w:val="a8"/>
+            <w:rFonts w:hint="eastAsia"/>
+            <w:szCs w:val="28"/>
+          </w:rPr>
+          <w:t>垓</w:t>
+        </w:r>
+        <w:proofErr w:type="gramEnd"/>
+        <w:r>
+          <w:rPr>
+            <w:rStyle w:val="a8"/>
+            <w:rFonts w:hint="eastAsia"/>
+            <w:szCs w:val="28"/>
+          </w:rPr>
+          <w:t>下之戰</w:t>
+        </w:r>
+      </w:hyperlink>
       <w:r>
         <w:rPr>
           <w:rFonts w:hint="eastAsia"/>
           <w:color w:val="0F0F0F"/>
           <w:szCs w:val="28"/>
-          <w:u w:val="single"/>
-        </w:rPr>
-        <w:t>垓</w:t>
-      </w:r>
-      <w:proofErr w:type="gramEnd"/>
-      <w:r>
-        <w:rPr>
-          <w:rFonts w:hint="eastAsia"/>
-          <w:color w:val="0F0F0F"/>
-          <w:szCs w:val="28"/>
-          <w:u w:val="single"/>
-        </w:rPr>
-        <w:t>下</w:t>
-      </w:r>
-      <w:r>
-        <w:rPr>
-          <w:rFonts w:hint="eastAsia"/>
-          <w:color w:val="0F0F0F"/>
-          <w:szCs w:val="28"/>
-        </w:rPr>
-        <w:t>之戰中，兵敗自殺。</w:t>
+        </w:rPr>
+        <w:t>中，兵敗自殺。</w:t>
       </w:r>
     </w:p>
     <w:p>
@@ -455,7 +527,7 @@
           <w:ilvl w:val="0"/>
           <w:numId w:val="18"/>
         </w:numPr>
-        <w:spacing w:after="0" w:line="480" w:lineRule="exact"/>
+        <w:spacing w:after="0" w:line="440" w:lineRule="exact"/>
         <w:ind w:leftChars="0" w:left="482" w:right="0" w:hanging="482"/>
         <w:rPr>
           <w:sz w:val="32"/>
@@ -672,7 +744,7 @@
     </w:p>
     <w:p>
       <w:pPr>
-        <w:spacing w:after="0" w:line="480" w:lineRule="exact"/>
+        <w:spacing w:after="0" w:line="440" w:lineRule="exact"/>
         <w:ind w:left="0" w:right="0" w:firstLine="0"/>
         <w:rPr>
           <w:szCs w:val="28"/>
@@ -842,7 +914,7 @@
     </w:p>
     <w:p>
       <w:pPr>
-        <w:spacing w:after="0" w:line="480" w:lineRule="exact"/>
+        <w:spacing w:after="0" w:line="440" w:lineRule="exact"/>
         <w:ind w:left="0" w:right="0" w:firstLine="0"/>
         <w:rPr>
           <w:szCs w:val="28"/>
@@ -982,10 +1054,9 @@
     </w:p>
     <w:p>
       <w:pPr>
-        <w:spacing w:after="0" w:line="480" w:lineRule="exact"/>
+        <w:spacing w:after="0" w:line="440" w:lineRule="exact"/>
         <w:ind w:left="0" w:right="0" w:firstLine="0"/>
         <w:rPr>
-          <w:rFonts w:hint="eastAsia"/>
           <w:szCs w:val="28"/>
         </w:rPr>
       </w:pPr>
@@ -1158,200 +1229,373 @@
     </w:p>
     <w:p>
       <w:pPr>
+        <w:spacing w:after="0" w:line="440" w:lineRule="exact"/>
+        <w:ind w:left="-6" w:right="0" w:hanging="11"/>
+        <w:rPr>
+          <w:bCs/>
+          <w:szCs w:val="28"/>
+        </w:rPr>
+      </w:pPr>
+      <w:r>
+        <w:rPr>
+          <w:rFonts w:hint="eastAsia"/>
+          <w:bCs/>
+          <w:szCs w:val="28"/>
+        </w:rPr>
+        <w:t xml:space="preserve">    </w:t>
+      </w:r>
+      <w:r>
+        <w:rPr>
+          <w:rFonts w:hint="eastAsia"/>
+          <w:bCs/>
+          <w:szCs w:val="28"/>
+          <w:u w:val="single"/>
+        </w:rPr>
+        <w:t>李清照</w:t>
+      </w:r>
+      <w:r>
+        <w:rPr>
+          <w:rFonts w:hint="eastAsia"/>
+          <w:bCs/>
+          <w:szCs w:val="28"/>
+        </w:rPr>
+        <w:t>這首詩，手起筆落處，端正凝重，力透人胸臆，直指人</w:t>
+      </w:r>
+      <w:r>
+        <w:rPr>
+          <w:rFonts w:hint="eastAsia"/>
+          <w:bCs/>
+          <w:szCs w:val="28"/>
+        </w:rPr>
+        <w:t>脊骨</w:t>
+      </w:r>
+      <w:r>
+        <w:rPr>
+          <w:rFonts w:hint="eastAsia"/>
+          <w:bCs/>
+          <w:szCs w:val="28"/>
+        </w:rPr>
+        <w:t>。“生當作人傑，死亦為鬼雄”這不是幾個字的精緻組合，不是幾個詞的巧妙潤色；是一種精髓的凝練，是一種氣魄的承載，是一種所向無懼的人生姿態。那種凜然風骨，浩然正氣，充斥天地</w:t>
+      </w:r>
+      <w:proofErr w:type="gramStart"/>
+      <w:r>
+        <w:rPr>
+          <w:rFonts w:hint="eastAsia"/>
+          <w:bCs/>
+          <w:szCs w:val="28"/>
+        </w:rPr>
+        <w:t>之間，直令</w:t>
+      </w:r>
+      <w:proofErr w:type="gramEnd"/>
+      <w:r>
+        <w:rPr>
+          <w:rFonts w:hint="eastAsia"/>
+          <w:bCs/>
+          <w:szCs w:val="28"/>
+        </w:rPr>
+        <w:t>鬼神徒然變色。</w:t>
+      </w:r>
+    </w:p>
+    <w:p>
+      <w:pPr>
+        <w:spacing w:after="0" w:line="440" w:lineRule="exact"/>
+        <w:ind w:left="-6" w:right="0" w:hanging="11"/>
+        <w:rPr>
+          <w:bCs/>
+          <w:szCs w:val="28"/>
+        </w:rPr>
+        <w:sectPr>
+          <w:footerReference w:type="default" r:id="rId10"/>
+          <w:pgSz w:w="11906" w:h="16838"/>
+          <w:pgMar w:top="567" w:right="567" w:bottom="567" w:left="567" w:header="0" w:footer="0" w:gutter="0"/>
+          <w:cols w:space="720"/>
+          <w:docGrid w:linePitch="381"/>
+        </w:sectPr>
+      </w:pPr>
+      <w:r>
+        <w:rPr>
+          <w:rFonts w:hint="eastAsia"/>
+          <w:bCs/>
+          <w:szCs w:val="28"/>
+        </w:rPr>
+        <w:t xml:space="preserve">    </w:t>
+      </w:r>
+      <w:r>
+        <w:rPr>
+          <w:rFonts w:hint="eastAsia"/>
+          <w:bCs/>
+          <w:szCs w:val="28"/>
+        </w:rPr>
+        <w:t>這</w:t>
+      </w:r>
+      <w:proofErr w:type="gramStart"/>
+      <w:r>
+        <w:rPr>
+          <w:rFonts w:hint="eastAsia"/>
+          <w:bCs/>
+          <w:szCs w:val="28"/>
+        </w:rPr>
+        <w:t>首詩起調</w:t>
+      </w:r>
+      <w:proofErr w:type="gramEnd"/>
+      <w:r>
+        <w:rPr>
+          <w:rFonts w:hint="eastAsia"/>
+          <w:bCs/>
+          <w:szCs w:val="28"/>
+        </w:rPr>
+        <w:t>高亢，鮮明地提出了人生的價值取向：人活著就要做人中的豪傑，為國家建功立業；死也要為國捐軀，成為鬼中的英雄。愛國激情，溢於言表，在當時確有振聾發聵的作用。</w:t>
+      </w:r>
+      <w:r>
+        <w:rPr>
+          <w:rFonts w:hint="eastAsia"/>
+          <w:bCs/>
+          <w:szCs w:val="28"/>
+          <w:u w:val="single"/>
+        </w:rPr>
+        <w:t>南宋</w:t>
+      </w:r>
+      <w:r>
+        <w:rPr>
+          <w:rFonts w:hint="eastAsia"/>
+          <w:bCs/>
+          <w:szCs w:val="28"/>
+        </w:rPr>
+        <w:t>統治者不管百姓死活，只顧自己逃命；拋棄</w:t>
+      </w:r>
+      <w:r>
+        <w:rPr>
+          <w:rFonts w:hint="eastAsia"/>
+          <w:bCs/>
+          <w:szCs w:val="28"/>
+          <w:u w:val="single"/>
+        </w:rPr>
+        <w:t>中原</w:t>
+      </w:r>
+      <w:r>
+        <w:rPr>
+          <w:rFonts w:hint="eastAsia"/>
+          <w:bCs/>
+          <w:szCs w:val="28"/>
+        </w:rPr>
+        <w:t>河山，苟且偷生。因此，詩人想起了</w:t>
+      </w:r>
+      <w:r>
+        <w:rPr>
+          <w:rFonts w:hint="eastAsia"/>
+          <w:bCs/>
+          <w:szCs w:val="28"/>
+          <w:u w:val="single"/>
+        </w:rPr>
+        <w:t>項羽</w:t>
+      </w:r>
+      <w:r>
+        <w:rPr>
+          <w:rFonts w:hint="eastAsia"/>
+          <w:bCs/>
+          <w:szCs w:val="28"/>
+        </w:rPr>
+        <w:t>。</w:t>
+      </w:r>
+      <w:r>
+        <w:rPr>
+          <w:rFonts w:hint="eastAsia"/>
+          <w:bCs/>
+          <w:szCs w:val="28"/>
+          <w:u w:val="single"/>
+        </w:rPr>
+        <w:t>項羽</w:t>
+      </w:r>
+      <w:r>
+        <w:rPr>
+          <w:rFonts w:hint="eastAsia"/>
+          <w:bCs/>
+          <w:szCs w:val="28"/>
+        </w:rPr>
+        <w:t>突圍到</w:t>
+      </w:r>
+      <w:r>
+        <w:rPr>
+          <w:rFonts w:hint="eastAsia"/>
+          <w:bCs/>
+          <w:szCs w:val="28"/>
+          <w:u w:val="single"/>
+        </w:rPr>
+        <w:t>烏江</w:t>
+      </w:r>
+      <w:r>
+        <w:rPr>
+          <w:rFonts w:hint="eastAsia"/>
+          <w:bCs/>
+          <w:szCs w:val="28"/>
+        </w:rPr>
+        <w:t>，</w:t>
+      </w:r>
+      <w:hyperlink r:id="rId11" w:history="1">
+        <w:proofErr w:type="gramStart"/>
+        <w:r>
+          <w:rPr>
+            <w:rStyle w:val="a8"/>
+            <w:rFonts w:hint="eastAsia"/>
+            <w:bCs/>
+            <w:szCs w:val="28"/>
+          </w:rPr>
+          <w:t>烏江亭長</w:t>
+        </w:r>
+        <w:proofErr w:type="gramEnd"/>
+      </w:hyperlink>
+      <w:r>
+        <w:rPr>
+          <w:rFonts w:hint="eastAsia"/>
+          <w:bCs/>
+          <w:szCs w:val="28"/>
+        </w:rPr>
+        <w:t>勸他急速渡江，回到</w:t>
+      </w:r>
+      <w:r>
+        <w:rPr>
+          <w:rFonts w:hint="eastAsia"/>
+          <w:bCs/>
+          <w:szCs w:val="28"/>
+          <w:u w:val="single"/>
+        </w:rPr>
+        <w:t>江東</w:t>
+      </w:r>
+      <w:r>
+        <w:rPr>
+          <w:rFonts w:hint="eastAsia"/>
+          <w:bCs/>
+          <w:szCs w:val="28"/>
+        </w:rPr>
+        <w:t>，重整旗</w:t>
+      </w:r>
+    </w:p>
+    <w:p>
+      <w:pPr>
+        <w:spacing w:after="0" w:line="440" w:lineRule="exact"/>
+        <w:ind w:left="-6" w:right="0" w:hanging="11"/>
+        <w:rPr>
+          <w:bCs/>
+          <w:szCs w:val="28"/>
+        </w:rPr>
+      </w:pPr>
+      <w:r>
+        <w:rPr>
+          <w:rFonts w:hint="eastAsia"/>
+          <w:bCs/>
+          <w:szCs w:val="28"/>
+        </w:rPr>
+        <w:lastRenderedPageBreak/>
+        <w:t>鼓。</w:t>
+      </w:r>
+      <w:r>
+        <w:rPr>
+          <w:rFonts w:hint="eastAsia"/>
+          <w:bCs/>
+          <w:szCs w:val="28"/>
+          <w:u w:val="single"/>
+        </w:rPr>
+        <w:t>項羽</w:t>
+      </w:r>
+      <w:r>
+        <w:rPr>
+          <w:rFonts w:hint="eastAsia"/>
+          <w:bCs/>
+          <w:szCs w:val="28"/>
+        </w:rPr>
+        <w:t>自己覺得無臉見</w:t>
+      </w:r>
+      <w:r>
+        <w:rPr>
+          <w:rFonts w:hint="eastAsia"/>
+          <w:bCs/>
+          <w:szCs w:val="28"/>
+          <w:u w:val="single"/>
+        </w:rPr>
+        <w:t>江東</w:t>
+      </w:r>
+      <w:r>
+        <w:rPr>
+          <w:rFonts w:hint="eastAsia"/>
+          <w:bCs/>
+          <w:szCs w:val="28"/>
+        </w:rPr>
+        <w:t>父老，便回身苦戰，殺死敵兵數百，然後自刎。詩人鞭撻</w:t>
+      </w:r>
+      <w:r>
+        <w:rPr>
+          <w:rFonts w:hint="eastAsia"/>
+          <w:bCs/>
+          <w:szCs w:val="28"/>
+          <w:u w:val="single"/>
+        </w:rPr>
+        <w:t>南宋</w:t>
+      </w:r>
+      <w:r>
+        <w:rPr>
+          <w:rFonts w:hint="eastAsia"/>
+          <w:bCs/>
+          <w:szCs w:val="28"/>
+        </w:rPr>
+        <w:t>當權派的無恥行徑，借古諷今，正氣凜然。</w:t>
+      </w:r>
+      <w:proofErr w:type="gramStart"/>
+      <w:r>
+        <w:rPr>
+          <w:rFonts w:hint="eastAsia"/>
+          <w:bCs/>
+          <w:szCs w:val="28"/>
+        </w:rPr>
+        <w:t>全詩僅</w:t>
+      </w:r>
+      <w:proofErr w:type="gramEnd"/>
+      <w:r>
+        <w:rPr>
+          <w:rFonts w:hint="eastAsia"/>
+          <w:bCs/>
+          <w:szCs w:val="28"/>
+        </w:rPr>
+        <w:t>二十</w:t>
+      </w:r>
+      <w:proofErr w:type="gramStart"/>
+      <w:r>
+        <w:rPr>
+          <w:rFonts w:hint="eastAsia"/>
+          <w:bCs/>
+          <w:szCs w:val="28"/>
+        </w:rPr>
+        <w:t>個</w:t>
+      </w:r>
+      <w:proofErr w:type="gramEnd"/>
+      <w:r>
+        <w:rPr>
+          <w:rFonts w:hint="eastAsia"/>
+          <w:bCs/>
+          <w:szCs w:val="28"/>
+        </w:rPr>
+        <w:t>字，連用了三個典故，但無堆砌之弊，因為這都是詩人的心聲。如此慷慨雄健、擲地有聲的詩篇，出自女性之手，實在是壓倒鬚眉了。</w:t>
+      </w:r>
+    </w:p>
+    <w:p>
+      <w:pPr>
         <w:spacing w:after="0" w:line="480" w:lineRule="exact"/>
         <w:ind w:left="-6" w:right="0" w:hanging="11"/>
         <w:rPr>
           <w:bCs/>
-          <w:szCs w:val="28"/>
-        </w:rPr>
-      </w:pPr>
-      <w:r>
-        <w:rPr>
-          <w:rFonts w:hint="eastAsia"/>
-          <w:bCs/>
-          <w:szCs w:val="28"/>
-        </w:rPr>
-        <w:t xml:space="preserve">    </w:t>
-      </w:r>
-      <w:r>
-        <w:rPr>
-          <w:rFonts w:hint="eastAsia"/>
-          <w:bCs/>
-          <w:szCs w:val="28"/>
-          <w:u w:val="single"/>
-        </w:rPr>
-        <w:t>李清照</w:t>
-      </w:r>
-      <w:r>
-        <w:rPr>
-          <w:rFonts w:hint="eastAsia"/>
-          <w:bCs/>
-          <w:szCs w:val="28"/>
-        </w:rPr>
-        <w:t>這首詩，手起筆落處，端正凝重，力透人胸臆，直指人</w:t>
-      </w:r>
-      <w:r>
-        <w:rPr>
-          <w:rFonts w:hint="eastAsia"/>
-          <w:bCs/>
-          <w:szCs w:val="28"/>
-        </w:rPr>
-        <w:t>脊骨</w:t>
-      </w:r>
-      <w:r>
-        <w:rPr>
-          <w:rFonts w:hint="eastAsia"/>
-          <w:bCs/>
-          <w:szCs w:val="28"/>
-        </w:rPr>
-        <w:t>。“生當作人傑，死亦為鬼雄”這不是幾個字的精緻組合，不是幾個詞的巧妙潤色；是一種精髓的凝練，是一種氣魄的承載，是一種所向無懼的人生姿態。那種凜然風骨，浩然正氣，充斥天地</w:t>
-      </w:r>
-      <w:proofErr w:type="gramStart"/>
-      <w:r>
-        <w:rPr>
-          <w:rFonts w:hint="eastAsia"/>
-          <w:bCs/>
-          <w:szCs w:val="28"/>
-        </w:rPr>
-        <w:t>之間，直令</w:t>
-      </w:r>
-      <w:proofErr w:type="gramEnd"/>
-      <w:r>
-        <w:rPr>
-          <w:rFonts w:hint="eastAsia"/>
-          <w:bCs/>
-          <w:szCs w:val="28"/>
-        </w:rPr>
-        <w:t>鬼神徒然變色。</w:t>
-      </w:r>
-    </w:p>
-    <w:p>
-      <w:pPr>
-        <w:spacing w:after="0" w:line="480" w:lineRule="exact"/>
-        <w:ind w:left="-6" w:right="0" w:hanging="11"/>
-        <w:rPr>
-          <w:bCs/>
-          <w:szCs w:val="28"/>
-        </w:rPr>
-      </w:pPr>
-      <w:r>
-        <w:rPr>
-          <w:rFonts w:hint="eastAsia"/>
-          <w:bCs/>
-          <w:szCs w:val="28"/>
-        </w:rPr>
-        <w:t xml:space="preserve">    </w:t>
-      </w:r>
-      <w:r>
-        <w:rPr>
-          <w:rFonts w:hint="eastAsia"/>
-          <w:bCs/>
-          <w:szCs w:val="28"/>
-        </w:rPr>
-        <w:t>這</w:t>
-      </w:r>
-      <w:proofErr w:type="gramStart"/>
-      <w:r>
-        <w:rPr>
-          <w:rFonts w:hint="eastAsia"/>
-          <w:bCs/>
-          <w:szCs w:val="28"/>
-        </w:rPr>
-        <w:t>首詩起調</w:t>
-      </w:r>
-      <w:proofErr w:type="gramEnd"/>
-      <w:r>
-        <w:rPr>
-          <w:rFonts w:hint="eastAsia"/>
-          <w:bCs/>
-          <w:szCs w:val="28"/>
-        </w:rPr>
-        <w:t>高亢，鮮明地提出了人生的價值取向：人活著就要做人中的豪傑，為國家建功立業；死也要為國捐軀，成為鬼中的英雄。愛國激情，溢於言表，在當時確有振聾發聵的作用。南宋統治者不管百姓死活，只顧自己逃命；拋棄中原河山，苟且偷生。</w:t>
-      </w:r>
-      <w:r>
-        <w:rPr>
-          <w:rFonts w:hint="eastAsia"/>
-          <w:bCs/>
-          <w:szCs w:val="28"/>
-        </w:rPr>
-        <w:lastRenderedPageBreak/>
-        <w:t>因此，詩人想起了項羽。項羽突圍到烏江，</w:t>
-      </w:r>
-      <w:proofErr w:type="gramStart"/>
-      <w:r>
-        <w:rPr>
-          <w:rFonts w:hint="eastAsia"/>
-          <w:bCs/>
-          <w:szCs w:val="28"/>
-        </w:rPr>
-        <w:t>烏江亭長勸</w:t>
-      </w:r>
-      <w:proofErr w:type="gramEnd"/>
-      <w:r>
-        <w:rPr>
-          <w:rFonts w:hint="eastAsia"/>
-          <w:bCs/>
-          <w:szCs w:val="28"/>
-        </w:rPr>
-        <w:t>他急速渡江，回到江東，重整旗鼓。項羽自己覺得無臉見江東父老，便回身苦戰，殺死敵兵數百，然後自刎。詩人鞭撻南宋當權派的無恥行徑，借古諷今，正氣凜然。</w:t>
-      </w:r>
-      <w:proofErr w:type="gramStart"/>
-      <w:r>
-        <w:rPr>
-          <w:rFonts w:hint="eastAsia"/>
-          <w:bCs/>
-          <w:szCs w:val="28"/>
-        </w:rPr>
-        <w:t>全詩僅</w:t>
-      </w:r>
-      <w:proofErr w:type="gramEnd"/>
-      <w:r>
-        <w:rPr>
-          <w:rFonts w:hint="eastAsia"/>
-          <w:bCs/>
-          <w:szCs w:val="28"/>
-        </w:rPr>
-        <w:t>二十</w:t>
-      </w:r>
-      <w:proofErr w:type="gramStart"/>
-      <w:r>
-        <w:rPr>
-          <w:rFonts w:hint="eastAsia"/>
-          <w:bCs/>
-          <w:szCs w:val="28"/>
-        </w:rPr>
-        <w:t>個</w:t>
-      </w:r>
-      <w:proofErr w:type="gramEnd"/>
-      <w:r>
-        <w:rPr>
-          <w:rFonts w:hint="eastAsia"/>
-          <w:bCs/>
-          <w:szCs w:val="28"/>
-        </w:rPr>
-        <w:t>字，連用了三個典故，但無堆砌之弊，因為這都是詩人的心聲。如此慷慨雄健、擲地有聲的詩篇，出自女性之手，實在是壓倒鬚眉了。</w:t>
-      </w:r>
-    </w:p>
-    <w:p>
-      <w:pPr>
-        <w:spacing w:after="0" w:line="480" w:lineRule="exact"/>
-        <w:ind w:left="-6" w:right="0" w:hanging="11"/>
-        <w:rPr>
+          <w:spacing w:val="-6"/>
+          <w:szCs w:val="28"/>
+        </w:rPr>
+      </w:pPr>
+      <w:r>
+        <w:rPr>
+          <w:rFonts w:hint="eastAsia"/>
           <w:bCs/>
           <w:spacing w:val="-6"/>
           <w:szCs w:val="28"/>
         </w:rPr>
-      </w:pPr>
-      <w:r>
-        <w:rPr>
-          <w:rFonts w:hint="eastAsia"/>
-          <w:bCs/>
-          <w:spacing w:val="-6"/>
-          <w:szCs w:val="28"/>
-        </w:rPr>
         <w:t>(資料來源：</w:t>
       </w:r>
-      <w:hyperlink r:id="rId8" w:history="1">
+      <w:hyperlink r:id="rId12" w:history="1">
         <w:r>
           <w:rPr>
             <w:rStyle w:val="a8"/>
@@ -1362,11 +1606,11 @@
           <w:t>https://www.arteducation.com.tw/shiwenv_e4cd80aceb52.html</w:t>
         </w:r>
       </w:hyperlink>
-      <w:hyperlink r:id="rId9" w:history="1"/>
-      <w:hyperlink r:id="rId10" w:history="1"/>
-      <w:hyperlink r:id="rId11" w:history="1"/>
-      <w:hyperlink r:id="rId12" w:history="1"/>
       <w:hyperlink r:id="rId13" w:history="1"/>
+      <w:hyperlink r:id="rId14" w:history="1"/>
+      <w:hyperlink r:id="rId15" w:history="1"/>
+      <w:hyperlink r:id="rId16" w:history="1"/>
+      <w:hyperlink r:id="rId17" w:history="1"/>
       <w:r>
         <w:rPr>
           <w:rFonts w:hint="eastAsia"/>
@@ -1405,7 +1649,7 @@
           <w:ilvl w:val="0"/>
           <w:numId w:val="1"/>
         </w:numPr>
-        <w:spacing w:line="480" w:lineRule="exact"/>
+        <w:spacing w:line="400" w:lineRule="exact"/>
         <w:ind w:leftChars="0" w:right="0"/>
       </w:pPr>
       <w:proofErr w:type="gramStart"/>
@@ -1452,7 +1696,7 @@
           <w:ilvl w:val="0"/>
           <w:numId w:val="1"/>
         </w:numPr>
-        <w:spacing w:line="480" w:lineRule="exact"/>
+        <w:spacing w:line="400" w:lineRule="exact"/>
         <w:ind w:leftChars="0" w:right="0"/>
       </w:pPr>
       <w:r>
@@ -1460,21 +1704,7 @@
           <w:rFonts w:hint="eastAsia"/>
           <w:szCs w:val="28"/>
         </w:rPr>
-        <w:t>戡亂</w:t>
-      </w:r>
-      <w:r>
-        <w:rPr>
-          <w:rFonts w:hint="eastAsia"/>
-          <w:szCs w:val="28"/>
-        </w:rPr>
-        <w:t>：</w:t>
-      </w:r>
-      <w:r>
-        <w:rPr>
-          <w:rFonts w:hint="eastAsia"/>
-          <w:szCs w:val="28"/>
-        </w:rPr>
-        <w:t>平定亂事。【例】保家衛國，戡亂安民，原是國軍神聖的使命。</w:t>
+        <w:t>戡亂：平定亂事。【例】保家衛國，戡亂安民，原是國軍神聖的使命。</w:t>
       </w:r>
     </w:p>
     <w:p>
@@ -1484,7 +1714,7 @@
           <w:ilvl w:val="0"/>
           <w:numId w:val="1"/>
         </w:numPr>
-        <w:spacing w:line="480" w:lineRule="exact"/>
+        <w:spacing w:line="400" w:lineRule="exact"/>
         <w:ind w:leftChars="0" w:right="0"/>
       </w:pPr>
       <w:proofErr w:type="gramStart"/>
@@ -1509,16 +1739,7 @@
           <w:sz w:val="16"/>
           <w:szCs w:val="16"/>
         </w:rPr>
-        <w:t>ㄓㄨㄟ</w:t>
-      </w:r>
-      <w:r>
-        <w:rPr>
-          <w:rFonts w:hint="eastAsia"/>
-          <w:color w:val="FF0000"/>
-          <w:sz w:val="16"/>
-          <w:szCs w:val="16"/>
-        </w:rPr>
-        <w:t>ˋ</w:t>
+        <w:t>ㄓㄨㄟˋ</w:t>
       </w:r>
       <w:proofErr w:type="gramEnd"/>
       <w:r>
@@ -1573,7 +1794,7 @@
           <w:ilvl w:val="0"/>
           <w:numId w:val="1"/>
         </w:numPr>
-        <w:spacing w:line="480" w:lineRule="exact"/>
+        <w:spacing w:line="400" w:lineRule="exact"/>
         <w:ind w:leftChars="0" w:right="0"/>
       </w:pPr>
       <w:r>
@@ -1622,7 +1843,7 @@
           <w:ilvl w:val="0"/>
           <w:numId w:val="1"/>
         </w:numPr>
-        <w:spacing w:line="480" w:lineRule="exact"/>
+        <w:spacing w:line="400" w:lineRule="exact"/>
         <w:ind w:leftChars="0" w:right="0"/>
       </w:pPr>
       <w:r>
@@ -1635,13 +1856,7 @@
         <w:rPr>
           <w:rFonts w:hint="eastAsia"/>
         </w:rPr>
-        <w:t>：</w:t>
-      </w:r>
-      <w:r>
-        <w:rPr>
-          <w:rFonts w:hint="eastAsia"/>
-        </w:rPr>
-        <w:t>沉重嚴肅的樣子。【例】他的神情凝重，似乎正在思考一件很重大的事情。</w:t>
+        <w:t>：沉重嚴肅的樣子。【例】他的神情凝重，似乎正在思考一件很重大的事情。</w:t>
       </w:r>
     </w:p>
     <w:p>
@@ -1651,7 +1866,7 @@
           <w:ilvl w:val="0"/>
           <w:numId w:val="1"/>
         </w:numPr>
-        <w:spacing w:line="480" w:lineRule="exact"/>
+        <w:spacing w:line="400" w:lineRule="exact"/>
         <w:ind w:leftChars="0" w:right="0"/>
       </w:pPr>
       <w:r>
@@ -1674,16 +1889,7 @@
           <w:sz w:val="16"/>
           <w:szCs w:val="16"/>
         </w:rPr>
-        <w:t>ㄧ</w:t>
-      </w:r>
-      <w:r>
-        <w:rPr>
-          <w:rFonts w:hint="eastAsia"/>
-          <w:color w:val="FF0000"/>
-          <w:sz w:val="16"/>
-          <w:szCs w:val="16"/>
-        </w:rPr>
-        <w:t>ˋ</w:t>
+        <w:t>ㄧˋ</w:t>
       </w:r>
       <w:proofErr w:type="gramEnd"/>
       <w:r>
@@ -1693,7 +1899,7 @@
     <w:p>
       <w:pPr>
         <w:pStyle w:val="aa"/>
-        <w:spacing w:line="480" w:lineRule="exact"/>
+        <w:spacing w:line="400" w:lineRule="exact"/>
         <w:ind w:leftChars="0" w:right="0" w:firstLine="0"/>
       </w:pPr>
       <w:r>
@@ -1720,7 +1926,7 @@
     <w:p>
       <w:pPr>
         <w:pStyle w:val="aa"/>
-        <w:spacing w:line="480" w:lineRule="exact"/>
+        <w:spacing w:line="400" w:lineRule="exact"/>
         <w:ind w:leftChars="0" w:right="0" w:firstLine="0"/>
       </w:pPr>
       <w:r>
@@ -1751,7 +1957,7 @@
           <w:ilvl w:val="0"/>
           <w:numId w:val="1"/>
         </w:numPr>
-        <w:spacing w:line="480" w:lineRule="exact"/>
+        <w:spacing w:line="400" w:lineRule="exact"/>
         <w:ind w:leftChars="0" w:right="0"/>
       </w:pPr>
       <w:r>
@@ -1774,16 +1980,7 @@
           <w:sz w:val="16"/>
           <w:szCs w:val="16"/>
         </w:rPr>
-        <w:t>ㄐㄧ</w:t>
-      </w:r>
-      <w:r>
-        <w:rPr>
-          <w:rFonts w:hint="eastAsia"/>
-          <w:color w:val="FF0000"/>
-          <w:sz w:val="16"/>
-          <w:szCs w:val="16"/>
-        </w:rPr>
-        <w:t>ˇ</w:t>
+        <w:t>ㄐㄧˇ</w:t>
       </w:r>
       <w:proofErr w:type="gramEnd"/>
       <w:r>
@@ -1800,7 +1997,7 @@
           <w:ilvl w:val="0"/>
           <w:numId w:val="48"/>
         </w:numPr>
-        <w:spacing w:line="480" w:lineRule="exact"/>
+        <w:spacing w:line="400" w:lineRule="exact"/>
         <w:ind w:leftChars="0" w:right="0"/>
       </w:pPr>
       <w:r>
@@ -1831,11 +2028,8 @@
           <w:ilvl w:val="0"/>
           <w:numId w:val="48"/>
         </w:numPr>
-        <w:spacing w:line="480" w:lineRule="exact"/>
+        <w:spacing w:line="400" w:lineRule="exact"/>
         <w:ind w:leftChars="0" w:right="0"/>
-        <w:rPr>
-          <w:rFonts w:hint="eastAsia"/>
-        </w:rPr>
       </w:pPr>
       <w:r>
         <w:rPr>
@@ -1865,7 +2059,7 @@
           <w:ilvl w:val="0"/>
           <w:numId w:val="1"/>
         </w:numPr>
-        <w:spacing w:line="480" w:lineRule="exact"/>
+        <w:spacing w:line="400" w:lineRule="exact"/>
         <w:ind w:leftChars="0"/>
       </w:pPr>
       <w:r>
@@ -1908,7 +2102,7 @@
           <w:ilvl w:val="0"/>
           <w:numId w:val="1"/>
         </w:numPr>
-        <w:spacing w:line="480" w:lineRule="exact"/>
+        <w:spacing w:line="400" w:lineRule="exact"/>
         <w:ind w:leftChars="0"/>
       </w:pPr>
       <w:r>
@@ -1925,29 +2119,14 @@
           <w:sz w:val="16"/>
           <w:szCs w:val="16"/>
         </w:rPr>
-        <w:t>ㄙㄨㄟ</w:t>
-      </w:r>
-      <w:r>
-        <w:rPr>
-          <w:rFonts w:hint="eastAsia"/>
-          <w:color w:val="FF0000"/>
-          <w:sz w:val="16"/>
-          <w:szCs w:val="16"/>
-        </w:rPr>
-        <w:t>ˇ</w:t>
+        <w:t>ㄙㄨㄟˇ</w:t>
       </w:r>
       <w:proofErr w:type="gramEnd"/>
       <w:r>
         <w:rPr>
           <w:rFonts w:hint="eastAsia"/>
         </w:rPr>
-        <w:t>)：</w:t>
-      </w:r>
-      <w:r>
-        <w:rPr>
-          <w:rFonts w:hint="eastAsia"/>
-        </w:rPr>
-        <w:t>最精美、重要的部分。【例】三民主義是國父思想的精髓。</w:t>
+        <w:t>)：最精美、重要的部分。【例】三民主義是國父思想的精髓。</w:t>
       </w:r>
     </w:p>
     <w:p>
@@ -1957,7 +2136,7 @@
           <w:ilvl w:val="0"/>
           <w:numId w:val="1"/>
         </w:numPr>
-        <w:spacing w:line="480" w:lineRule="exact"/>
+        <w:spacing w:line="400" w:lineRule="exact"/>
         <w:ind w:leftChars="0"/>
       </w:pPr>
       <w:r>
@@ -1988,7 +2167,7 @@
     <w:p>
       <w:pPr>
         <w:pStyle w:val="aa"/>
-        <w:spacing w:line="480" w:lineRule="exact"/>
+        <w:spacing w:line="400" w:lineRule="exact"/>
         <w:ind w:leftChars="0" w:firstLine="0"/>
       </w:pPr>
       <w:r>
@@ -2026,17 +2205,7 @@
           <w:sz w:val="16"/>
           <w:szCs w:val="16"/>
         </w:rPr>
-        <w:t>ㄨ</w:t>
-      </w:r>
-      <w:r>
-        <w:rPr>
-          <w:rFonts w:hint="eastAsia"/>
-          <w:bCs/>
-          <w:color w:val="FF0000"/>
-          <w:sz w:val="16"/>
-          <w:szCs w:val="16"/>
-        </w:rPr>
-        <w:t>ˊ</w:t>
+        <w:t>ㄨˊ</w:t>
       </w:r>
       <w:proofErr w:type="gramEnd"/>
       <w:r>
@@ -2081,7 +2250,7 @@
           <w:ilvl w:val="0"/>
           <w:numId w:val="1"/>
         </w:numPr>
-        <w:spacing w:line="480" w:lineRule="exact"/>
+        <w:spacing w:line="400" w:lineRule="exact"/>
         <w:ind w:leftChars="0"/>
       </w:pPr>
       <w:r>
@@ -2094,13 +2263,7 @@
         <w:rPr>
           <w:rFonts w:hint="eastAsia"/>
         </w:rPr>
-        <w:t>：</w:t>
-      </w:r>
-      <w:r>
-        <w:rPr>
-          <w:rFonts w:hint="eastAsia"/>
-        </w:rPr>
-        <w:t>承受負荷。【例】這個電梯最多能承載七百公斤的重量。</w:t>
+        <w:t>：承受負荷。【例】這個電梯最多能承載七百公斤的重量。</w:t>
       </w:r>
     </w:p>
     <w:p>
@@ -2110,26 +2273,38 @@
           <w:ilvl w:val="0"/>
           <w:numId w:val="1"/>
         </w:numPr>
-        <w:spacing w:line="480" w:lineRule="exact"/>
+        <w:spacing w:line="400" w:lineRule="exact"/>
         <w:ind w:leftChars="0"/>
       </w:pPr>
       <w:r>
         <w:rPr>
           <w:rFonts w:hint="eastAsia"/>
         </w:rPr>
-        <w:t>凜然</w:t>
-      </w:r>
-      <w:r>
-        <w:rPr>
-          <w:rFonts w:hint="eastAsia"/>
-        </w:rPr>
-        <w:t>：</w:t>
-      </w:r>
-      <w:r>
-        <w:rPr>
-          <w:rFonts w:hint="eastAsia"/>
-        </w:rPr>
-        <w:t>態度正直嚴肅。【例】大義凜然、正氣凜然</w:t>
+        <w:t>所向無懼</w:t>
+      </w:r>
+      <w:r>
+        <w:rPr>
+          <w:rFonts w:hint="eastAsia"/>
+        </w:rPr>
+        <w:t>：為了心中所向往的東西</w:t>
+      </w:r>
+      <w:r>
+        <w:rPr>
+          <w:rFonts w:hint="eastAsia"/>
+        </w:rPr>
+        <w:t>，</w:t>
+      </w:r>
+      <w:r>
+        <w:rPr>
+          <w:rFonts w:hint="eastAsia"/>
+        </w:rPr>
+        <w:t>無所畏懼</w:t>
+      </w:r>
+      <w:r>
+        <w:rPr>
+          <w:rFonts w:hint="eastAsia"/>
+        </w:rPr>
+        <w:t>。</w:t>
       </w:r>
     </w:p>
     <w:p>
@@ -2139,14 +2314,14 @@
           <w:ilvl w:val="0"/>
           <w:numId w:val="1"/>
         </w:numPr>
-        <w:spacing w:line="480" w:lineRule="exact"/>
+        <w:spacing w:line="400" w:lineRule="exact"/>
         <w:ind w:leftChars="0"/>
       </w:pPr>
       <w:r>
         <w:rPr>
           <w:rFonts w:hint="eastAsia"/>
         </w:rPr>
-        <w:t>浩然正氣</w:t>
+        <w:t>凜然</w:t>
       </w:r>
       <w:r>
         <w:rPr>
@@ -2158,20 +2333,7 @@
         <w:rPr>
           <w:rFonts w:hint="eastAsia"/>
         </w:rPr>
-        <w:t>正大剛直的氣勢。</w:t>
-      </w:r>
-    </w:p>
-    <w:p>
-      <w:pPr>
-        <w:pStyle w:val="aa"/>
-        <w:spacing w:line="480" w:lineRule="exact"/>
-        <w:ind w:leftChars="0" w:firstLine="0"/>
-      </w:pPr>
-      <w:r>
-        <w:rPr>
-          <w:rFonts w:hint="eastAsia"/>
-        </w:rPr>
-        <w:t>【例】這股為國為民犧牲的浩然正氣，永存天地之間。</w:t>
+        <w:t>態度正直嚴肅。【例】大義凜然、正氣凜然</w:t>
       </w:r>
     </w:p>
     <w:p>
@@ -2181,35 +2343,33 @@
           <w:ilvl w:val="0"/>
           <w:numId w:val="1"/>
         </w:numPr>
-        <w:spacing w:line="480" w:lineRule="exact"/>
+        <w:spacing w:line="400" w:lineRule="exact"/>
         <w:ind w:leftChars="0"/>
-        <w:rPr>
-          <w:rFonts w:hint="eastAsia"/>
-        </w:rPr>
-      </w:pPr>
-      <w:r>
-        <w:rPr>
-          <w:rFonts w:hint="eastAsia"/>
-        </w:rPr>
-        <w:t>充斥</w:t>
-      </w:r>
-      <w:r>
-        <w:rPr>
-          <w:rFonts w:hint="eastAsia"/>
-        </w:rPr>
-        <w:t>：</w:t>
-      </w:r>
-      <w:r>
-        <w:rPr>
-          <w:rFonts w:hint="eastAsia"/>
-        </w:rPr>
-        <w:t>充滿、遍布。</w:t>
-      </w:r>
-      <w:r>
-        <w:rPr>
-          <w:rFonts w:hint="eastAsia"/>
-        </w:rPr>
-        <w:t>【例】整個飲料市場充斥著加工茶品。</w:t>
+      </w:pPr>
+      <w:r>
+        <w:rPr>
+          <w:rFonts w:hint="eastAsia"/>
+        </w:rPr>
+        <w:t>浩然正氣</w:t>
+      </w:r>
+      <w:r>
+        <w:rPr>
+          <w:rFonts w:hint="eastAsia"/>
+        </w:rPr>
+        <w:t>：正大剛直的氣勢。</w:t>
+      </w:r>
+    </w:p>
+    <w:p>
+      <w:pPr>
+        <w:pStyle w:val="aa"/>
+        <w:spacing w:line="400" w:lineRule="exact"/>
+        <w:ind w:leftChars="0" w:firstLine="0"/>
+      </w:pPr>
+      <w:r>
+        <w:rPr>
+          <w:rFonts w:hint="eastAsia"/>
+        </w:rPr>
+        <w:t>【例】這股為國為民犧牲的浩然正氣，永存天地之間。</w:t>
       </w:r>
     </w:p>
     <w:p>
@@ -2219,53 +2379,63 @@
           <w:ilvl w:val="0"/>
           <w:numId w:val="1"/>
         </w:numPr>
-        <w:spacing w:line="480" w:lineRule="exact"/>
+        <w:spacing w:line="400" w:lineRule="exact"/>
         <w:ind w:leftChars="0"/>
       </w:pPr>
       <w:r>
         <w:rPr>
           <w:rFonts w:hint="eastAsia"/>
         </w:rPr>
-        <w:t>演繹</w:t>
-      </w:r>
-      <w:r>
-        <w:rPr>
-          <w:rFonts w:hint="eastAsia"/>
-        </w:rPr>
-        <w:t>：</w:t>
-      </w:r>
-      <w:r>
-        <w:rPr>
-          <w:rFonts w:hint="eastAsia"/>
-        </w:rPr>
-        <w:t>一種純粹形式的推理方法。要求前提與結論間具有必然性之可推關係，一般多由普遍原理以推定特殊事</w:t>
+        <w:t>振聾發聵</w:t>
+      </w:r>
+      <w:r>
+        <w:rPr>
+          <w:rFonts w:hint="eastAsia"/>
+        </w:rPr>
+        <w:t>(</w:t>
       </w:r>
       <w:proofErr w:type="gramStart"/>
       <w:r>
         <w:rPr>
           <w:rFonts w:hint="eastAsia"/>
-        </w:rPr>
-        <w:t>象</w:t>
+          <w:color w:val="FF0000"/>
+          <w:sz w:val="16"/>
+          <w:szCs w:val="16"/>
+        </w:rPr>
+        <w:t>ㄎㄨㄟˋ</w:t>
       </w:r>
       <w:proofErr w:type="gramEnd"/>
       <w:r>
         <w:rPr>
           <w:rFonts w:hint="eastAsia"/>
         </w:rPr>
-        <w:t>。</w:t>
-      </w:r>
-    </w:p>
-    <w:p>
-      <w:pPr>
-        <w:pStyle w:val="aa"/>
-        <w:spacing w:line="480" w:lineRule="exact"/>
-        <w:ind w:leftChars="0" w:firstLine="0"/>
-      </w:pPr>
-      <w:r>
-        <w:rPr>
-          <w:rFonts w:hint="eastAsia"/>
-        </w:rPr>
-        <w:t>【例】他從這些原理中演繹出另一個數學公式。</w:t>
+        <w:t>)：指聲音大到使耳聾的人都能聽見。</w:t>
+      </w:r>
+      <w:r>
+        <w:rPr>
+          <w:rFonts w:hint="eastAsia"/>
+        </w:rPr>
+        <w:t>比喻大聲疾呼，以喚醒愚昧的人。</w:t>
+      </w:r>
+      <w:proofErr w:type="gramStart"/>
+      <w:r>
+        <w:rPr>
+          <w:rFonts w:hint="eastAsia"/>
+        </w:rPr>
+        <w:t>聵</w:t>
+      </w:r>
+      <w:proofErr w:type="gramEnd"/>
+      <w:r>
+        <w:rPr>
+          <w:rFonts w:hint="eastAsia"/>
+        </w:rPr>
+        <w:t>，天生耳聾。</w:t>
+      </w:r>
+      <w:r>
+        <w:rPr>
+          <w:rFonts w:hint="eastAsia"/>
+        </w:rPr>
+        <w:t>【例】父母的一席話振聾發聵，使他澈底覺悟了。</w:t>
       </w:r>
     </w:p>
     <w:p>
@@ -2275,11 +2445,294 @@
           <w:ilvl w:val="0"/>
           <w:numId w:val="1"/>
         </w:numPr>
+        <w:spacing w:line="400" w:lineRule="exact"/>
         <w:ind w:leftChars="0"/>
       </w:pPr>
+      <w:r>
+        <w:rPr>
+          <w:rFonts w:hint="eastAsia"/>
+        </w:rPr>
+        <w:t>黃河下游一帶，包括河南的大部分、山東的</w:t>
+      </w:r>
+      <w:proofErr w:type="gramStart"/>
+      <w:r>
+        <w:rPr>
+          <w:rFonts w:hint="eastAsia"/>
+        </w:rPr>
+        <w:t>西部，</w:t>
+      </w:r>
+      <w:proofErr w:type="gramEnd"/>
+      <w:r>
+        <w:rPr>
+          <w:rFonts w:hint="eastAsia"/>
+        </w:rPr>
+        <w:t>河北、山西的南部及陝西的東部。泛指中國。</w:t>
+      </w:r>
+    </w:p>
+    <w:p>
+      <w:pPr>
+        <w:pStyle w:val="aa"/>
+        <w:numPr>
+          <w:ilvl w:val="0"/>
+          <w:numId w:val="1"/>
+        </w:numPr>
+        <w:spacing w:line="400" w:lineRule="exact"/>
+        <w:ind w:leftChars="0"/>
+      </w:pPr>
+      <w:r>
+        <w:rPr>
+          <w:rFonts w:hint="eastAsia"/>
+        </w:rPr>
+        <w:t>【例】</w:t>
+      </w:r>
+      <w:proofErr w:type="gramStart"/>
+      <w:r>
+        <w:rPr>
+          <w:rFonts w:hint="eastAsia"/>
+        </w:rPr>
+        <w:t>垓</w:t>
+      </w:r>
+      <w:proofErr w:type="gramEnd"/>
+      <w:r>
+        <w:rPr>
+          <w:rFonts w:hint="eastAsia"/>
+        </w:rPr>
+        <w:t>下之戰，漢高祖擊敗項羽的軍隊，完成了統一中原的大業。</w:t>
+      </w:r>
+    </w:p>
+    <w:p>
+      <w:pPr>
+        <w:pStyle w:val="aa"/>
+        <w:numPr>
+          <w:ilvl w:val="0"/>
+          <w:numId w:val="1"/>
+        </w:numPr>
+        <w:spacing w:line="400" w:lineRule="exact"/>
+        <w:ind w:leftChars="0"/>
+      </w:pPr>
+      <w:r>
+        <w:rPr>
+          <w:rFonts w:hint="eastAsia"/>
+        </w:rPr>
+        <w:t>鞭撻</w:t>
+      </w:r>
+      <w:r>
+        <w:rPr>
+          <w:rFonts w:hint="eastAsia"/>
+        </w:rPr>
+        <w:t>(</w:t>
+      </w:r>
+      <w:proofErr w:type="gramStart"/>
+      <w:r>
+        <w:rPr>
+          <w:rFonts w:hint="eastAsia"/>
+          <w:color w:val="FF0000"/>
+          <w:sz w:val="16"/>
+          <w:szCs w:val="16"/>
+        </w:rPr>
+        <w:t>ㄊㄚˋ</w:t>
+      </w:r>
+      <w:proofErr w:type="gramEnd"/>
+      <w:r>
+        <w:rPr>
+          <w:rFonts w:hint="eastAsia"/>
+        </w:rPr>
+        <w:t>)：</w:t>
+      </w:r>
+      <w:r>
+        <w:rPr>
+          <w:rFonts w:hint="eastAsia"/>
+        </w:rPr>
+        <w:t>用鞭子抽打。</w:t>
+      </w:r>
+      <w:r>
+        <w:rPr>
+          <w:rFonts w:hint="eastAsia"/>
+        </w:rPr>
+        <w:t>驅遣。</w:t>
+      </w:r>
+      <w:r>
+        <w:rPr>
+          <w:rFonts w:hint="eastAsia"/>
+        </w:rPr>
+        <w:t>形容無情地指責</w:t>
+      </w:r>
+      <w:r>
+        <w:rPr>
+          <w:rFonts w:hint="eastAsia"/>
+        </w:rPr>
+        <w:t>、批判</w:t>
+      </w:r>
+      <w:r>
+        <w:rPr>
+          <w:rFonts w:hint="eastAsia"/>
+        </w:rPr>
+        <w:t>。</w:t>
+      </w:r>
+    </w:p>
+    <w:p>
+      <w:pPr>
+        <w:pStyle w:val="aa"/>
+        <w:numPr>
+          <w:ilvl w:val="0"/>
+          <w:numId w:val="1"/>
+        </w:numPr>
+        <w:spacing w:line="400" w:lineRule="exact"/>
+        <w:ind w:leftChars="0"/>
+      </w:pPr>
+      <w:r>
+        <w:rPr>
+          <w:rFonts w:hint="eastAsia"/>
+        </w:rPr>
+        <w:t>堆砌</w:t>
+      </w:r>
+      <w:r>
+        <w:rPr>
+          <w:rFonts w:hint="eastAsia"/>
+        </w:rPr>
+        <w:t>(</w:t>
+      </w:r>
+      <w:proofErr w:type="gramStart"/>
+      <w:r>
+        <w:rPr>
+          <w:rFonts w:hint="eastAsia"/>
+          <w:color w:val="FF0000"/>
+          <w:sz w:val="16"/>
+          <w:szCs w:val="16"/>
+        </w:rPr>
+        <w:t>ㄑㄧˋ</w:t>
+      </w:r>
+      <w:proofErr w:type="gramEnd"/>
+      <w:r>
+        <w:rPr>
+          <w:rFonts w:hint="eastAsia"/>
+        </w:rPr>
+        <w:t>)</w:t>
+      </w:r>
+    </w:p>
+    <w:p>
+      <w:pPr>
+        <w:pStyle w:val="aa"/>
+        <w:numPr>
+          <w:ilvl w:val="0"/>
+          <w:numId w:val="49"/>
+        </w:numPr>
+        <w:spacing w:line="400" w:lineRule="exact"/>
+        <w:ind w:leftChars="0"/>
+      </w:pPr>
+      <w:r>
+        <w:rPr>
+          <w:rFonts w:hint="eastAsia"/>
+        </w:rPr>
+        <w:t>將物體層疊累積。【例】這是小弟用積木堆砌起來的城堡。</w:t>
+      </w:r>
+    </w:p>
+    <w:p>
+      <w:pPr>
+        <w:pStyle w:val="aa"/>
+        <w:numPr>
+          <w:ilvl w:val="0"/>
+          <w:numId w:val="49"/>
+        </w:numPr>
+        <w:spacing w:line="400" w:lineRule="exact"/>
+        <w:ind w:leftChars="0"/>
+      </w:pPr>
+      <w:r>
+        <w:rPr>
+          <w:rFonts w:hint="eastAsia"/>
+        </w:rPr>
+        <w:t>使用大量華麗而與內容無關的詞藻。【例】這篇文章犯了堆砌的毛病。</w:t>
+      </w:r>
+    </w:p>
+    <w:p>
+      <w:pPr>
+        <w:pStyle w:val="aa"/>
+        <w:numPr>
+          <w:ilvl w:val="0"/>
+          <w:numId w:val="1"/>
+        </w:numPr>
+        <w:spacing w:line="400" w:lineRule="exact"/>
+        <w:ind w:leftChars="0"/>
+      </w:pPr>
+      <w:r>
+        <w:rPr>
+          <w:rFonts w:hint="eastAsia"/>
+        </w:rPr>
+        <w:t>擲地有聲</w:t>
+      </w:r>
+      <w:r>
+        <w:rPr>
+          <w:rFonts w:hint="eastAsia"/>
+        </w:rPr>
+        <w:t>：</w:t>
+      </w:r>
+      <w:r>
+        <w:rPr>
+          <w:rFonts w:hint="eastAsia"/>
+        </w:rPr>
+        <w:t>形容文辭巧妙華美、音韻鏗鏘有致。</w:t>
+      </w:r>
+    </w:p>
+    <w:p>
+      <w:pPr>
+        <w:pStyle w:val="aa"/>
+        <w:numPr>
+          <w:ilvl w:val="0"/>
+          <w:numId w:val="1"/>
+        </w:numPr>
+        <w:spacing w:line="400" w:lineRule="exact"/>
+        <w:ind w:leftChars="0"/>
+      </w:pPr>
+      <w:r>
+        <w:rPr>
+          <w:rFonts w:hint="eastAsia"/>
+        </w:rPr>
+        <w:t>壓倒鬚眉</w:t>
+      </w:r>
+      <w:r>
+        <w:rPr>
+          <w:rFonts w:hint="eastAsia"/>
+        </w:rPr>
+        <w:t>：</w:t>
+      </w:r>
+      <w:r>
+        <w:rPr>
+          <w:rFonts w:hint="eastAsia"/>
+        </w:rPr>
+        <w:t>勝過</w:t>
+      </w:r>
+      <w:r>
+        <w:rPr>
+          <w:rFonts w:hint="eastAsia"/>
+        </w:rPr>
+        <w:t>成年男子。</w:t>
+      </w:r>
+      <w:r>
+        <w:rPr>
+          <w:rFonts w:hint="eastAsia"/>
+        </w:rPr>
+        <w:t>壓倒</w:t>
+      </w:r>
+      <w:r>
+        <w:rPr>
+          <w:rFonts w:hint="eastAsia"/>
+        </w:rPr>
+        <w:t>：勝過、超過。</w:t>
+      </w:r>
+      <w:r>
+        <w:rPr>
+          <w:rFonts w:hint="eastAsia"/>
+        </w:rPr>
+        <w:t>鬚眉</w:t>
+      </w:r>
+      <w:r>
+        <w:rPr>
+          <w:rFonts w:hint="eastAsia"/>
+        </w:rPr>
+        <w:t>：鬍鬚和眉毛。</w:t>
+      </w:r>
     </w:p>
     <w:sectPr>
-      <w:footerReference w:type="default" r:id="rId14"/>
       <w:pgSz w:w="11906" w:h="16838"/>
       <w:pgMar w:top="567" w:right="567" w:bottom="567" w:left="567" w:header="0" w:footer="0" w:gutter="0"/>
       <w:cols w:space="720"/>
@@ -2290,7 +2743,7 @@
 </file>
 
 <file path=word/endnotes.xml><?xml version="1.0" encoding="utf-8"?>
-<w:endnotes xmlns:wpc="http://schemas.microsoft.com/office/word/2010/wordprocessingCanvas" xmlns:cx="http://schemas.microsoft.com/office/drawing/2014/chartex" xmlns:cx1="http://schemas.microsoft.com/office/drawing/2015/9/8/chartex" xmlns:cx2="http://schemas.microsoft.com/office/drawing/2015/10/21/chartex" xmlns:cx3="http://schemas.microsoft.com/office/drawing/2016/5/9/chartex" xmlns:cx4="http://schemas.microsoft.com/office/drawing/2016/5/10/chartex" xmlns:cx5="http://schemas.microsoft.com/office/drawing/2016/5/11/chartex" xmlns:cx6="http://schemas.microsoft.com/office/drawing/2016/5/12/chartex" xmlns:cx7="http://schemas.microsoft.com/office/drawing/2016/5/13/chartex" xmlns:cx8="http://schemas.microsoft.com/office/drawing/2016/5/14/chartex" xmlns:mc="http://schemas.openxmlformats.org/markup-compatibility/2006" xmlns:aink="http://schemas.microsoft.com/office/drawing/2016/ink" xmlns:am3d="http://schemas.microsoft.com/office/drawing/2017/model3d" xmlns:o="urn:schemas-microsoft-com:office:office" xmlns:r="http://schemas.openxmlformats.org/officeDocument/2006/relationships" xmlns:m="http://schemas.openxmlformats.org/officeDocument/2006/math" xmlns:v="urn:schemas-microsoft-com:vml" xmlns:wp14="http://schemas.microsoft.com/office/word/2010/wordprocessingDrawing" xmlns:wp="http://schemas.openxmlformats.org/drawingml/2006/wordprocessingDrawing" xmlns:w10="urn:schemas-microsoft-com:office:word" xmlns:w="http://schemas.openxmlformats.org/wordprocessingml/2006/main" xmlns:w14="http://schemas.microsoft.com/office/word/2010/wordml" xmlns:w15="http://schemas.microsoft.com/office/word/2012/wordml" xmlns:w16cex="http://schemas.microsoft.com/office/word/2018/wordml/cex" xmlns:w16cid="http://schemas.microsoft.com/office/word/2016/wordml/cid" xmlns:w16="http://schemas.microsoft.com/office/word/2018/wordml" xmlns:w16sdtdh="http://schemas.microsoft.com/office/word/2020/wordml/sdtdatahash" xmlns:w16se="http://schemas.microsoft.com/office/word/2015/wordml/symex" xmlns:wpg="http://schemas.microsoft.com/office/word/2010/wordprocessingGroup" xmlns:wpi="http://schemas.microsoft.com/office/word/2010/wordprocessingInk" xmlns:wne="http://schemas.microsoft.com/office/word/2006/wordml" xmlns:wps="http://schemas.microsoft.com/office/word/2010/wordprocessingShape" mc:Ignorable="w14 w15 w16se w16cid w16 w16cex w16sdtdh wp14">
+<w:endnotes xmlns:wpc="http://schemas.microsoft.com/office/word/2010/wordprocessingCanvas" xmlns:cx="http://schemas.microsoft.com/office/drawing/2014/chartex" xmlns:cx1="http://schemas.microsoft.com/office/drawing/2015/9/8/chartex" xmlns:cx2="http://schemas.microsoft.com/office/drawing/2015/10/21/chartex" xmlns:cx3="http://schemas.microsoft.com/office/drawing/2016/5/9/chartex" xmlns:cx4="http://schemas.microsoft.com/office/drawing/2016/5/10/chartex" xmlns:cx5="http://schemas.microsoft.com/office/drawing/2016/5/11/chartex" xmlns:cx6="http://schemas.microsoft.com/office/drawing/2016/5/12/chartex" xmlns:cx7="http://schemas.microsoft.com/office/drawing/2016/5/13/chartex" xmlns:cx8="http://schemas.microsoft.com/office/drawing/2016/5/14/chartex" xmlns:mc="http://schemas.openxmlformats.org/markup-compatibility/2006" xmlns:aink="http://schemas.microsoft.com/office/drawing/2016/ink" xmlns:am3d="http://schemas.microsoft.com/office/drawing/2017/model3d" xmlns:o="urn:schemas-microsoft-com:office:office" xmlns:oel="http://schemas.microsoft.com/office/2019/extlst" xmlns:r="http://schemas.openxmlformats.org/officeDocument/2006/relationships" xmlns:m="http://schemas.openxmlformats.org/officeDocument/2006/math" xmlns:v="urn:schemas-microsoft-com:vml" xmlns:wp14="http://schemas.microsoft.com/office/word/2010/wordprocessingDrawing" xmlns:wp="http://schemas.openxmlformats.org/drawingml/2006/wordprocessingDrawing" xmlns:w10="urn:schemas-microsoft-com:office:word" xmlns:w="http://schemas.openxmlformats.org/wordprocessingml/2006/main" xmlns:w14="http://schemas.microsoft.com/office/word/2010/wordml" xmlns:w15="http://schemas.microsoft.com/office/word/2012/wordml" xmlns:w16cex="http://schemas.microsoft.com/office/word/2018/wordml/cex" xmlns:w16cid="http://schemas.microsoft.com/office/word/2016/wordml/cid" xmlns:w16="http://schemas.microsoft.com/office/word/2018/wordml" xmlns:w16sdtdh="http://schemas.microsoft.com/office/word/2020/wordml/sdtdatahash" xmlns:w16se="http://schemas.microsoft.com/office/word/2015/wordml/symex" xmlns:wpg="http://schemas.microsoft.com/office/word/2010/wordprocessingGroup" xmlns:wpi="http://schemas.microsoft.com/office/word/2010/wordprocessingInk" xmlns:wne="http://schemas.microsoft.com/office/word/2006/wordml" xmlns:wps="http://schemas.microsoft.com/office/word/2010/wordprocessingShape" mc:Ignorable="w14 w15 w16se w16cid w16 w16cex w16sdtdh wp14">
   <w:endnote w:type="separator" w:id="-1">
     <w:p>
       <w:pPr>
@@ -2315,7 +2768,7 @@
 </file>
 
 <file path=word/footer1.xml><?xml version="1.0" encoding="utf-8"?>
-<w:ftr xmlns:wpc="http://schemas.microsoft.com/office/word/2010/wordprocessingCanvas" xmlns:cx="http://schemas.microsoft.com/office/drawing/2014/chartex" xmlns:cx1="http://schemas.microsoft.com/office/drawing/2015/9/8/chartex" xmlns:cx2="http://schemas.microsoft.com/office/drawing/2015/10/21/chartex" xmlns:cx3="http://schemas.microsoft.com/office/drawing/2016/5/9/chartex" xmlns:cx4="http://schemas.microsoft.com/office/drawing/2016/5/10/chartex" xmlns:cx5="http://schemas.microsoft.com/office/drawing/2016/5/11/chartex" xmlns:cx6="http://schemas.microsoft.com/office/drawing/2016/5/12/chartex" xmlns:cx7="http://schemas.microsoft.com/office/drawing/2016/5/13/chartex" xmlns:cx8="http://schemas.microsoft.com/office/drawing/2016/5/14/chartex" xmlns:mc="http://schemas.openxmlformats.org/markup-compatibility/2006" xmlns:aink="http://schemas.microsoft.com/office/drawing/2016/ink" xmlns:am3d="http://schemas.microsoft.com/office/drawing/2017/model3d" xmlns:o="urn:schemas-microsoft-com:office:office" xmlns:r="http://schemas.openxmlformats.org/officeDocument/2006/relationships" xmlns:m="http://schemas.openxmlformats.org/officeDocument/2006/math" xmlns:v="urn:schemas-microsoft-com:vml" xmlns:wp14="http://schemas.microsoft.com/office/word/2010/wordprocessingDrawing" xmlns:wp="http://schemas.openxmlformats.org/drawingml/2006/wordprocessingDrawing" xmlns:w10="urn:schemas-microsoft-com:office:word" xmlns:w="http://schemas.openxmlformats.org/wordprocessingml/2006/main" xmlns:w14="http://schemas.microsoft.com/office/word/2010/wordml" xmlns:w15="http://schemas.microsoft.com/office/word/2012/wordml" xmlns:w16cex="http://schemas.microsoft.com/office/word/2018/wordml/cex" xmlns:w16cid="http://schemas.microsoft.com/office/word/2016/wordml/cid" xmlns:w16="http://schemas.microsoft.com/office/word/2018/wordml" xmlns:w16sdtdh="http://schemas.microsoft.com/office/word/2020/wordml/sdtdatahash" xmlns:w16se="http://schemas.microsoft.com/office/word/2015/wordml/symex" xmlns:wpg="http://schemas.microsoft.com/office/word/2010/wordprocessingGroup" xmlns:wpi="http://schemas.microsoft.com/office/word/2010/wordprocessingInk" xmlns:wne="http://schemas.microsoft.com/office/word/2006/wordml" xmlns:wps="http://schemas.microsoft.com/office/word/2010/wordprocessingShape" mc:Ignorable="w14 w15 w16se w16cid w16 w16cex w16sdtdh wp14">
+<w:ftr xmlns:wpc="http://schemas.microsoft.com/office/word/2010/wordprocessingCanvas" xmlns:cx="http://schemas.microsoft.com/office/drawing/2014/chartex" xmlns:cx1="http://schemas.microsoft.com/office/drawing/2015/9/8/chartex" xmlns:cx2="http://schemas.microsoft.com/office/drawing/2015/10/21/chartex" xmlns:cx3="http://schemas.microsoft.com/office/drawing/2016/5/9/chartex" xmlns:cx4="http://schemas.microsoft.com/office/drawing/2016/5/10/chartex" xmlns:cx5="http://schemas.microsoft.com/office/drawing/2016/5/11/chartex" xmlns:cx6="http://schemas.microsoft.com/office/drawing/2016/5/12/chartex" xmlns:cx7="http://schemas.microsoft.com/office/drawing/2016/5/13/chartex" xmlns:cx8="http://schemas.microsoft.com/office/drawing/2016/5/14/chartex" xmlns:mc="http://schemas.openxmlformats.org/markup-compatibility/2006" xmlns:aink="http://schemas.microsoft.com/office/drawing/2016/ink" xmlns:am3d="http://schemas.microsoft.com/office/drawing/2017/model3d" xmlns:o="urn:schemas-microsoft-com:office:office" xmlns:oel="http://schemas.microsoft.com/office/2019/extlst" xmlns:r="http://schemas.openxmlformats.org/officeDocument/2006/relationships" xmlns:m="http://schemas.openxmlformats.org/officeDocument/2006/math" xmlns:v="urn:schemas-microsoft-com:vml" xmlns:wp14="http://schemas.microsoft.com/office/word/2010/wordprocessingDrawing" xmlns:wp="http://schemas.openxmlformats.org/drawingml/2006/wordprocessingDrawing" xmlns:w10="urn:schemas-microsoft-com:office:word" xmlns:w="http://schemas.openxmlformats.org/wordprocessingml/2006/main" xmlns:w14="http://schemas.microsoft.com/office/word/2010/wordml" xmlns:w15="http://schemas.microsoft.com/office/word/2012/wordml" xmlns:w16cex="http://schemas.microsoft.com/office/word/2018/wordml/cex" xmlns:w16cid="http://schemas.microsoft.com/office/word/2016/wordml/cid" xmlns:w16="http://schemas.microsoft.com/office/word/2018/wordml" xmlns:w16sdtdh="http://schemas.microsoft.com/office/word/2020/wordml/sdtdatahash" xmlns:w16se="http://schemas.microsoft.com/office/word/2015/wordml/symex" xmlns:wpg="http://schemas.microsoft.com/office/word/2010/wordprocessingGroup" xmlns:wpi="http://schemas.microsoft.com/office/word/2010/wordprocessingInk" xmlns:wne="http://schemas.microsoft.com/office/word/2006/wordml" xmlns:wps="http://schemas.microsoft.com/office/word/2010/wordprocessingShape" mc:Ignorable="w14 w15 w16se w16cid w16 w16cex w16sdtdh wp14">
   <w:sdt>
     <w:sdtPr>
       <w:id w:val="1495451635"/>
@@ -2324,7 +2777,6 @@
         <w:docPartUnique/>
       </w:docPartObj>
     </w:sdtPr>
-    <w:sdtEndPr/>
     <w:sdtContent>
       <w:p>
         <w:pPr>
@@ -2367,7 +2819,7 @@
 </file>
 
 <file path=word/footnotes.xml><?xml version="1.0" encoding="utf-8"?>
-<w:footnotes xmlns:wpc="http://schemas.microsoft.com/office/word/2010/wordprocessingCanvas" xmlns:cx="http://schemas.microsoft.com/office/drawing/2014/chartex" xmlns:cx1="http://schemas.microsoft.com/office/drawing/2015/9/8/chartex" xmlns:cx2="http://schemas.microsoft.com/office/drawing/2015/10/21/chartex" xmlns:cx3="http://schemas.microsoft.com/office/drawing/2016/5/9/chartex" xmlns:cx4="http://schemas.microsoft.com/office/drawing/2016/5/10/chartex" xmlns:cx5="http://schemas.microsoft.com/office/drawing/2016/5/11/chartex" xmlns:cx6="http://schemas.microsoft.com/office/drawing/2016/5/12/chartex" xmlns:cx7="http://schemas.microsoft.com/office/drawing/2016/5/13/chartex" xmlns:cx8="http://schemas.microsoft.com/office/drawing/2016/5/14/chartex" xmlns:mc="http://schemas.openxmlformats.org/markup-compatibility/2006" xmlns:aink="http://schemas.microsoft.com/office/drawing/2016/ink" xmlns:am3d="http://schemas.microsoft.com/office/drawing/2017/model3d" xmlns:o="urn:schemas-microsoft-com:office:office" xmlns:r="http://schemas.openxmlformats.org/officeDocument/2006/relationships" xmlns:m="http://schemas.openxmlformats.org/officeDocument/2006/math" xmlns:v="urn:schemas-microsoft-com:vml" xmlns:wp14="http://schemas.microsoft.com/office/word/2010/wordprocessingDrawing" xmlns:wp="http://schemas.openxmlformats.org/drawingml/2006/wordprocessingDrawing" xmlns:w10="urn:schemas-microsoft-com:office:word" xmlns:w="http://schemas.openxmlformats.org/wordprocessingml/2006/main" xmlns:w14="http://schemas.microsoft.com/office/word/2010/wordml" xmlns:w15="http://schemas.microsoft.com/office/word/2012/wordml" xmlns:w16cex="http://schemas.microsoft.com/office/word/2018/wordml/cex" xmlns:w16cid="http://schemas.microsoft.com/office/word/2016/wordml/cid" xmlns:w16="http://schemas.microsoft.com/office/word/2018/wordml" xmlns:w16sdtdh="http://schemas.microsoft.com/office/word/2020/wordml/sdtdatahash" xmlns:w16se="http://schemas.microsoft.com/office/word/2015/wordml/symex" xmlns:wpg="http://schemas.microsoft.com/office/word/2010/wordprocessingGroup" xmlns:wpi="http://schemas.microsoft.com/office/word/2010/wordprocessingInk" xmlns:wne="http://schemas.microsoft.com/office/word/2006/wordml" xmlns:wps="http://schemas.microsoft.com/office/word/2010/wordprocessingShape" mc:Ignorable="w14 w15 w16se w16cid w16 w16cex w16sdtdh wp14">
+<w:footnotes xmlns:wpc="http://schemas.microsoft.com/office/word/2010/wordprocessingCanvas" xmlns:cx="http://schemas.microsoft.com/office/drawing/2014/chartex" xmlns:cx1="http://schemas.microsoft.com/office/drawing/2015/9/8/chartex" xmlns:cx2="http://schemas.microsoft.com/office/drawing/2015/10/21/chartex" xmlns:cx3="http://schemas.microsoft.com/office/drawing/2016/5/9/chartex" xmlns:cx4="http://schemas.microsoft.com/office/drawing/2016/5/10/chartex" xmlns:cx5="http://schemas.microsoft.com/office/drawing/2016/5/11/chartex" xmlns:cx6="http://schemas.microsoft.com/office/drawing/2016/5/12/chartex" xmlns:cx7="http://schemas.microsoft.com/office/drawing/2016/5/13/chartex" xmlns:cx8="http://schemas.microsoft.com/office/drawing/2016/5/14/chartex" xmlns:mc="http://schemas.openxmlformats.org/markup-compatibility/2006" xmlns:aink="http://schemas.microsoft.com/office/drawing/2016/ink" xmlns:am3d="http://schemas.microsoft.com/office/drawing/2017/model3d" xmlns:o="urn:schemas-microsoft-com:office:office" xmlns:oel="http://schemas.microsoft.com/office/2019/extlst" xmlns:r="http://schemas.openxmlformats.org/officeDocument/2006/relationships" xmlns:m="http://schemas.openxmlformats.org/officeDocument/2006/math" xmlns:v="urn:schemas-microsoft-com:vml" xmlns:wp14="http://schemas.microsoft.com/office/word/2010/wordprocessingDrawing" xmlns:wp="http://schemas.openxmlformats.org/drawingml/2006/wordprocessingDrawing" xmlns:w10="urn:schemas-microsoft-com:office:word" xmlns:w="http://schemas.openxmlformats.org/wordprocessingml/2006/main" xmlns:w14="http://schemas.microsoft.com/office/word/2010/wordml" xmlns:w15="http://schemas.microsoft.com/office/word/2012/wordml" xmlns:w16cex="http://schemas.microsoft.com/office/word/2018/wordml/cex" xmlns:w16cid="http://schemas.microsoft.com/office/word/2016/wordml/cid" xmlns:w16="http://schemas.microsoft.com/office/word/2018/wordml" xmlns:w16sdtdh="http://schemas.microsoft.com/office/word/2020/wordml/sdtdatahash" xmlns:w16se="http://schemas.microsoft.com/office/word/2015/wordml/symex" xmlns:wpg="http://schemas.microsoft.com/office/word/2010/wordprocessingGroup" xmlns:wpi="http://schemas.microsoft.com/office/word/2010/wordprocessingInk" xmlns:wne="http://schemas.microsoft.com/office/word/2006/wordml" xmlns:wps="http://schemas.microsoft.com/office/word/2010/wordprocessingShape" mc:Ignorable="w14 w15 w16se w16cid w16 w16cex w16sdtdh wp14">
   <w:footnote w:type="separator" w:id="-1">
     <w:p>
       <w:pPr>
@@ -2392,7 +2844,7 @@
 </file>
 
 <file path=word/numbering.xml><?xml version="1.0" encoding="utf-8"?>
-<w:numbering xmlns:wpc="http://schemas.microsoft.com/office/word/2010/wordprocessingCanvas" xmlns:cx="http://schemas.microsoft.com/office/drawing/2014/chartex" xmlns:cx1="http://schemas.microsoft.com/office/drawing/2015/9/8/chartex" xmlns:cx2="http://schemas.microsoft.com/office/drawing/2015/10/21/chartex" xmlns:cx3="http://schemas.microsoft.com/office/drawing/2016/5/9/chartex" xmlns:cx4="http://schemas.microsoft.com/office/drawing/2016/5/10/chartex" xmlns:cx5="http://schemas.microsoft.com/office/drawing/2016/5/11/chartex" xmlns:cx6="http://schemas.microsoft.com/office/drawing/2016/5/12/chartex" xmlns:cx7="http://schemas.microsoft.com/office/drawing/2016/5/13/chartex" xmlns:cx8="http://schemas.microsoft.com/office/drawing/2016/5/14/chartex" xmlns:mc="http://schemas.openxmlformats.org/markup-compatibility/2006" xmlns:aink="http://schemas.microsoft.com/office/drawing/2016/ink" xmlns:am3d="http://schemas.microsoft.com/office/drawing/2017/model3d" xmlns:o="urn:schemas-microsoft-com:office:office" xmlns:r="http://schemas.openxmlformats.org/officeDocument/2006/relationships" xmlns:m="http://schemas.openxmlformats.org/officeDocument/2006/math" xmlns:v="urn:schemas-microsoft-com:vml" xmlns:wp14="http://schemas.microsoft.com/office/word/2010/wordprocessingDrawing" xmlns:wp="http://schemas.openxmlformats.org/drawingml/2006/wordprocessingDrawing" xmlns:w10="urn:schemas-microsoft-com:office:word" xmlns:w="http://schemas.openxmlformats.org/wordprocessingml/2006/main" xmlns:w14="http://schemas.microsoft.com/office/word/2010/wordml" xmlns:w15="http://schemas.microsoft.com/office/word/2012/wordml" xmlns:w16cex="http://schemas.microsoft.com/office/word/2018/wordml/cex" xmlns:w16cid="http://schemas.microsoft.com/office/word/2016/wordml/cid" xmlns:w16="http://schemas.microsoft.com/office/word/2018/wordml" xmlns:w16sdtdh="http://schemas.microsoft.com/office/word/2020/wordml/sdtdatahash" xmlns:w16se="http://schemas.microsoft.com/office/word/2015/wordml/symex" xmlns:wpg="http://schemas.microsoft.com/office/word/2010/wordprocessingGroup" xmlns:wpi="http://schemas.microsoft.com/office/word/2010/wordprocessingInk" xmlns:wne="http://schemas.microsoft.com/office/word/2006/wordml" xmlns:wps="http://schemas.microsoft.com/office/word/2010/wordprocessingShape" mc:Ignorable="w14 w15 w16se w16cid w16 w16cex w16sdtdh wp14">
+<w:numbering xmlns:wpc="http://schemas.microsoft.com/office/word/2010/wordprocessingCanvas" xmlns:cx="http://schemas.microsoft.com/office/drawing/2014/chartex" xmlns:cx1="http://schemas.microsoft.com/office/drawing/2015/9/8/chartex" xmlns:cx2="http://schemas.microsoft.com/office/drawing/2015/10/21/chartex" xmlns:cx3="http://schemas.microsoft.com/office/drawing/2016/5/9/chartex" xmlns:cx4="http://schemas.microsoft.com/office/drawing/2016/5/10/chartex" xmlns:cx5="http://schemas.microsoft.com/office/drawing/2016/5/11/chartex" xmlns:cx6="http://schemas.microsoft.com/office/drawing/2016/5/12/chartex" xmlns:cx7="http://schemas.microsoft.com/office/drawing/2016/5/13/chartex" xmlns:cx8="http://schemas.microsoft.com/office/drawing/2016/5/14/chartex" xmlns:mc="http://schemas.openxmlformats.org/markup-compatibility/2006" xmlns:aink="http://schemas.microsoft.com/office/drawing/2016/ink" xmlns:am3d="http://schemas.microsoft.com/office/drawing/2017/model3d" xmlns:o="urn:schemas-microsoft-com:office:office" xmlns:oel="http://schemas.microsoft.com/office/2019/extlst" xmlns:r="http://schemas.openxmlformats.org/officeDocument/2006/relationships" xmlns:m="http://schemas.openxmlformats.org/officeDocument/2006/math" xmlns:v="urn:schemas-microsoft-com:vml" xmlns:wp14="http://schemas.microsoft.com/office/word/2010/wordprocessingDrawing" xmlns:wp="http://schemas.openxmlformats.org/drawingml/2006/wordprocessingDrawing" xmlns:w10="urn:schemas-microsoft-com:office:word" xmlns:w="http://schemas.openxmlformats.org/wordprocessingml/2006/main" xmlns:w14="http://schemas.microsoft.com/office/word/2010/wordml" xmlns:w15="http://schemas.microsoft.com/office/word/2012/wordml" xmlns:w16cex="http://schemas.microsoft.com/office/word/2018/wordml/cex" xmlns:w16cid="http://schemas.microsoft.com/office/word/2016/wordml/cid" xmlns:w16="http://schemas.microsoft.com/office/word/2018/wordml" xmlns:w16sdtdh="http://schemas.microsoft.com/office/word/2020/wordml/sdtdatahash" xmlns:w16se="http://schemas.microsoft.com/office/word/2015/wordml/symex" xmlns:wpg="http://schemas.microsoft.com/office/word/2010/wordprocessingGroup" xmlns:wpi="http://schemas.microsoft.com/office/word/2010/wordprocessingInk" xmlns:wne="http://schemas.microsoft.com/office/word/2006/wordml" xmlns:wps="http://schemas.microsoft.com/office/word/2010/wordprocessingShape" mc:Ignorable="w14 w15 w16se w16cid w16 w16cex w16sdtdh wp14">
   <w:abstractNum w:abstractNumId="0" w15:restartNumberingAfterBreak="0">
     <w:nsid w:val="FFFFFF89"/>
     <w:multiLevelType w:val="singleLevel"/>
@@ -7368,6 +7820,119 @@
     </w:lvl>
   </w:abstractNum>
   <w:abstractNum w:abstractNumId="46" w15:restartNumberingAfterBreak="0">
+    <w:nsid w:val="76253B77"/>
+    <w:multiLevelType w:val="hybridMultilevel"/>
+    <w:tmpl w:val="04A0BF74"/>
+    <w:lvl w:ilvl="0" w:tplc="04090003">
+      <w:start w:val="1"/>
+      <w:numFmt w:val="bullet"/>
+      <w:lvlText w:val=""/>
+      <w:lvlJc w:val="left"/>
+      <w:pPr>
+        <w:ind w:left="960" w:hanging="480"/>
+      </w:pPr>
+      <w:rPr>
+        <w:rFonts w:ascii="Wingdings" w:hAnsi="Wingdings" w:hint="default"/>
+      </w:rPr>
+    </w:lvl>
+    <w:lvl w:ilvl="1" w:tplc="04090003" w:tentative="1">
+      <w:start w:val="1"/>
+      <w:numFmt w:val="bullet"/>
+      <w:lvlText w:val=""/>
+      <w:lvlJc w:val="left"/>
+      <w:pPr>
+        <w:ind w:left="1440" w:hanging="480"/>
+      </w:pPr>
+      <w:rPr>
+        <w:rFonts w:ascii="Wingdings" w:hAnsi="Wingdings" w:hint="default"/>
+      </w:rPr>
+    </w:lvl>
+    <w:lvl w:ilvl="2" w:tplc="04090005" w:tentative="1">
+      <w:start w:val="1"/>
+      <w:numFmt w:val="bullet"/>
+      <w:lvlText w:val=""/>
+      <w:lvlJc w:val="left"/>
+      <w:pPr>
+        <w:ind w:left="1920" w:hanging="480"/>
+      </w:pPr>
+      <w:rPr>
+        <w:rFonts w:ascii="Wingdings" w:hAnsi="Wingdings" w:hint="default"/>
+      </w:rPr>
+    </w:lvl>
+    <w:lvl w:ilvl="3" w:tplc="04090001" w:tentative="1">
+      <w:start w:val="1"/>
+      <w:numFmt w:val="bullet"/>
+      <w:lvlText w:val=""/>
+      <w:lvlJc w:val="left"/>
+      <w:pPr>
+        <w:ind w:left="2400" w:hanging="480"/>
+      </w:pPr>
+      <w:rPr>
+        <w:rFonts w:ascii="Wingdings" w:hAnsi="Wingdings" w:hint="default"/>
+      </w:rPr>
+    </w:lvl>
+    <w:lvl w:ilvl="4" w:tplc="04090003" w:tentative="1">
+      <w:start w:val="1"/>
+      <w:numFmt w:val="bullet"/>
+      <w:lvlText w:val=""/>
+      <w:lvlJc w:val="left"/>
+      <w:pPr>
+        <w:ind w:left="2880" w:hanging="480"/>
+      </w:pPr>
+      <w:rPr>
+        <w:rFonts w:ascii="Wingdings" w:hAnsi="Wingdings" w:hint="default"/>
+      </w:rPr>
+    </w:lvl>
+    <w:lvl w:ilvl="5" w:tplc="04090005" w:tentative="1">
+      <w:start w:val="1"/>
+      <w:numFmt w:val="bullet"/>
+      <w:lvlText w:val=""/>
+      <w:lvlJc w:val="left"/>
+      <w:pPr>
+        <w:ind w:left="3360" w:hanging="480"/>
+      </w:pPr>
+      <w:rPr>
+        <w:rFonts w:ascii="Wingdings" w:hAnsi="Wingdings" w:hint="default"/>
+      </w:rPr>
+    </w:lvl>
+    <w:lvl w:ilvl="6" w:tplc="04090001" w:tentative="1">
+      <w:start w:val="1"/>
+      <w:numFmt w:val="bullet"/>
+      <w:lvlText w:val=""/>
+      <w:lvlJc w:val="left"/>
+      <w:pPr>
+        <w:ind w:left="3840" w:hanging="480"/>
+      </w:pPr>
+      <w:rPr>
+        <w:rFonts w:ascii="Wingdings" w:hAnsi="Wingdings" w:hint="default"/>
+      </w:rPr>
+    </w:lvl>
+    <w:lvl w:ilvl="7" w:tplc="04090003" w:tentative="1">
+      <w:start w:val="1"/>
+      <w:numFmt w:val="bullet"/>
+      <w:lvlText w:val=""/>
+      <w:lvlJc w:val="left"/>
+      <w:pPr>
+        <w:ind w:left="4320" w:hanging="480"/>
+      </w:pPr>
+      <w:rPr>
+        <w:rFonts w:ascii="Wingdings" w:hAnsi="Wingdings" w:hint="default"/>
+      </w:rPr>
+    </w:lvl>
+    <w:lvl w:ilvl="8" w:tplc="04090005" w:tentative="1">
+      <w:start w:val="1"/>
+      <w:numFmt w:val="bullet"/>
+      <w:lvlText w:val=""/>
+      <w:lvlJc w:val="left"/>
+      <w:pPr>
+        <w:ind w:left="4800" w:hanging="480"/>
+      </w:pPr>
+      <w:rPr>
+        <w:rFonts w:ascii="Wingdings" w:hAnsi="Wingdings" w:hint="default"/>
+      </w:rPr>
+    </w:lvl>
+  </w:abstractNum>
+  <w:abstractNum w:abstractNumId="47" w15:restartNumberingAfterBreak="0">
     <w:nsid w:val="7BCC1DE1"/>
     <w:multiLevelType w:val="hybridMultilevel"/>
     <w:tmpl w:val="E9BEE13A"/>
@@ -7480,7 +8045,7 @@
       </w:rPr>
     </w:lvl>
   </w:abstractNum>
-  <w:abstractNum w:abstractNumId="47" w15:restartNumberingAfterBreak="0">
+  <w:abstractNum w:abstractNumId="48" w15:restartNumberingAfterBreak="0">
     <w:nsid w:val="7C56517C"/>
     <w:multiLevelType w:val="hybridMultilevel"/>
     <w:tmpl w:val="7930A3FE"/>
@@ -7593,148 +8158,151 @@
       </w:rPr>
     </w:lvl>
   </w:abstractNum>
-  <w:num w:numId="1">
+  <w:num w:numId="1" w16cid:durableId="1103183897">
     <w:abstractNumId w:val="28"/>
   </w:num>
-  <w:num w:numId="2">
+  <w:num w:numId="2" w16cid:durableId="1277905548">
     <w:abstractNumId w:val="23"/>
   </w:num>
-  <w:num w:numId="3">
+  <w:num w:numId="3" w16cid:durableId="1632058333">
     <w:abstractNumId w:val="31"/>
   </w:num>
-  <w:num w:numId="4">
+  <w:num w:numId="4" w16cid:durableId="273824441">
     <w:abstractNumId w:val="10"/>
   </w:num>
-  <w:num w:numId="5">
+  <w:num w:numId="5" w16cid:durableId="1523978093">
     <w:abstractNumId w:val="12"/>
   </w:num>
-  <w:num w:numId="6">
+  <w:num w:numId="6" w16cid:durableId="732655626">
     <w:abstractNumId w:val="34"/>
   </w:num>
-  <w:num w:numId="7">
+  <w:num w:numId="7" w16cid:durableId="1599018609">
     <w:abstractNumId w:val="18"/>
   </w:num>
-  <w:num w:numId="8">
+  <w:num w:numId="8" w16cid:durableId="910845237">
     <w:abstractNumId w:val="15"/>
   </w:num>
-  <w:num w:numId="9">
+  <w:num w:numId="9" w16cid:durableId="267979063">
     <w:abstractNumId w:val="44"/>
   </w:num>
-  <w:num w:numId="10">
+  <w:num w:numId="10" w16cid:durableId="2096389618">
     <w:abstractNumId w:val="6"/>
   </w:num>
-  <w:num w:numId="11">
+  <w:num w:numId="11" w16cid:durableId="2132437131">
     <w:abstractNumId w:val="35"/>
   </w:num>
-  <w:num w:numId="12">
+  <w:num w:numId="12" w16cid:durableId="256250128">
     <w:abstractNumId w:val="3"/>
   </w:num>
-  <w:num w:numId="13">
+  <w:num w:numId="13" w16cid:durableId="214171753">
     <w:abstractNumId w:val="20"/>
   </w:num>
-  <w:num w:numId="14">
+  <w:num w:numId="14" w16cid:durableId="25180373">
     <w:abstractNumId w:val="27"/>
   </w:num>
-  <w:num w:numId="15">
+  <w:num w:numId="15" w16cid:durableId="1637833636">
     <w:abstractNumId w:val="19"/>
   </w:num>
-  <w:num w:numId="16">
+  <w:num w:numId="16" w16cid:durableId="1329287901">
     <w:abstractNumId w:val="37"/>
   </w:num>
-  <w:num w:numId="17">
+  <w:num w:numId="17" w16cid:durableId="1526017626">
     <w:abstractNumId w:val="5"/>
   </w:num>
-  <w:num w:numId="18">
+  <w:num w:numId="18" w16cid:durableId="1198278578">
     <w:abstractNumId w:val="17"/>
   </w:num>
-  <w:num w:numId="19">
+  <w:num w:numId="19" w16cid:durableId="1459445250">
     <w:abstractNumId w:val="33"/>
   </w:num>
-  <w:num w:numId="20">
+  <w:num w:numId="20" w16cid:durableId="526530170">
     <w:abstractNumId w:val="4"/>
   </w:num>
-  <w:num w:numId="21">
+  <w:num w:numId="21" w16cid:durableId="638926606">
     <w:abstractNumId w:val="2"/>
   </w:num>
-  <w:num w:numId="22">
+  <w:num w:numId="22" w16cid:durableId="2122992363">
     <w:abstractNumId w:val="13"/>
   </w:num>
-  <w:num w:numId="23">
+  <w:num w:numId="23" w16cid:durableId="2054305290">
     <w:abstractNumId w:val="8"/>
   </w:num>
-  <w:num w:numId="24">
+  <w:num w:numId="24" w16cid:durableId="834689701">
     <w:abstractNumId w:val="14"/>
   </w:num>
-  <w:num w:numId="25">
+  <w:num w:numId="25" w16cid:durableId="1452506170">
     <w:abstractNumId w:val="36"/>
   </w:num>
-  <w:num w:numId="26">
+  <w:num w:numId="26" w16cid:durableId="344022291">
     <w:abstractNumId w:val="45"/>
   </w:num>
-  <w:num w:numId="27">
+  <w:num w:numId="27" w16cid:durableId="810293685">
     <w:abstractNumId w:val="1"/>
   </w:num>
-  <w:num w:numId="28">
+  <w:num w:numId="28" w16cid:durableId="1395810083">
     <w:abstractNumId w:val="38"/>
   </w:num>
-  <w:num w:numId="29">
+  <w:num w:numId="29" w16cid:durableId="1677733582">
     <w:abstractNumId w:val="7"/>
   </w:num>
-  <w:num w:numId="30">
+  <w:num w:numId="30" w16cid:durableId="1339506777">
     <w:abstractNumId w:val="43"/>
   </w:num>
-  <w:num w:numId="31">
+  <w:num w:numId="31" w16cid:durableId="1346592706">
     <w:abstractNumId w:val="40"/>
   </w:num>
-  <w:num w:numId="32">
+  <w:num w:numId="32" w16cid:durableId="166989330">
+    <w:abstractNumId w:val="48"/>
+  </w:num>
+  <w:num w:numId="33" w16cid:durableId="826870100">
+    <w:abstractNumId w:val="0"/>
+  </w:num>
+  <w:num w:numId="34" w16cid:durableId="1754813593">
+    <w:abstractNumId w:val="24"/>
+  </w:num>
+  <w:num w:numId="35" w16cid:durableId="780227813">
+    <w:abstractNumId w:val="42"/>
+  </w:num>
+  <w:num w:numId="36" w16cid:durableId="1192576693">
+    <w:abstractNumId w:val="26"/>
+  </w:num>
+  <w:num w:numId="37" w16cid:durableId="595479471">
+    <w:abstractNumId w:val="32"/>
+  </w:num>
+  <w:num w:numId="38" w16cid:durableId="583224104">
+    <w:abstractNumId w:val="11"/>
+  </w:num>
+  <w:num w:numId="39" w16cid:durableId="1846237811">
+    <w:abstractNumId w:val="22"/>
+  </w:num>
+  <w:num w:numId="40" w16cid:durableId="2143959818">
+    <w:abstractNumId w:val="29"/>
+  </w:num>
+  <w:num w:numId="41" w16cid:durableId="271859817">
+    <w:abstractNumId w:val="41"/>
+  </w:num>
+  <w:num w:numId="42" w16cid:durableId="1441414603">
+    <w:abstractNumId w:val="9"/>
+  </w:num>
+  <w:num w:numId="43" w16cid:durableId="1593079968">
+    <w:abstractNumId w:val="30"/>
+  </w:num>
+  <w:num w:numId="44" w16cid:durableId="408431004">
+    <w:abstractNumId w:val="21"/>
+  </w:num>
+  <w:num w:numId="45" w16cid:durableId="107748405">
+    <w:abstractNumId w:val="25"/>
+  </w:num>
+  <w:num w:numId="46" w16cid:durableId="1743675885">
+    <w:abstractNumId w:val="39"/>
+  </w:num>
+  <w:num w:numId="47" w16cid:durableId="443692256">
+    <w:abstractNumId w:val="16"/>
+  </w:num>
+  <w:num w:numId="48" w16cid:durableId="1440562391">
     <w:abstractNumId w:val="47"/>
   </w:num>
-  <w:num w:numId="33">
-    <w:abstractNumId w:val="0"/>
-  </w:num>
-  <w:num w:numId="34">
-    <w:abstractNumId w:val="24"/>
-  </w:num>
-  <w:num w:numId="35">
-    <w:abstractNumId w:val="42"/>
-  </w:num>
-  <w:num w:numId="36">
-    <w:abstractNumId w:val="26"/>
-  </w:num>
-  <w:num w:numId="37">
-    <w:abstractNumId w:val="32"/>
-  </w:num>
-  <w:num w:numId="38">
-    <w:abstractNumId w:val="11"/>
-  </w:num>
-  <w:num w:numId="39">
-    <w:abstractNumId w:val="22"/>
-  </w:num>
-  <w:num w:numId="40">
-    <w:abstractNumId w:val="29"/>
-  </w:num>
-  <w:num w:numId="41">
-    <w:abstractNumId w:val="41"/>
-  </w:num>
-  <w:num w:numId="42">
-    <w:abstractNumId w:val="9"/>
-  </w:num>
-  <w:num w:numId="43">
-    <w:abstractNumId w:val="30"/>
-  </w:num>
-  <w:num w:numId="44">
-    <w:abstractNumId w:val="21"/>
-  </w:num>
-  <w:num w:numId="45">
-    <w:abstractNumId w:val="25"/>
-  </w:num>
-  <w:num w:numId="46">
-    <w:abstractNumId w:val="39"/>
-  </w:num>
-  <w:num w:numId="47">
-    <w:abstractNumId w:val="16"/>
-  </w:num>
-  <w:num w:numId="48">
+  <w:num w:numId="49" w16cid:durableId="527643330">
     <w:abstractNumId w:val="46"/>
   </w:num>
   <w:numIdMacAtCleanup w:val="7"/>

--- a/doc/詩/宋朝/李清照/李清照-夏日絕句.docx
+++ b/doc/詩/宋朝/李清照/李清照-夏日絕句.docx
@@ -1,6 +1,6 @@
 
 <file path=word/document.xml><?xml version="1.0" encoding="utf-8"?>
-<w:document xmlns:wpc="http://schemas.microsoft.com/office/word/2010/wordprocessingCanvas" xmlns:cx="http://schemas.microsoft.com/office/drawing/2014/chartex" xmlns:cx1="http://schemas.microsoft.com/office/drawing/2015/9/8/chartex" xmlns:cx2="http://schemas.microsoft.com/office/drawing/2015/10/21/chartex" xmlns:cx3="http://schemas.microsoft.com/office/drawing/2016/5/9/chartex" xmlns:cx4="http://schemas.microsoft.com/office/drawing/2016/5/10/chartex" xmlns:cx5="http://schemas.microsoft.com/office/drawing/2016/5/11/chartex" xmlns:cx6="http://schemas.microsoft.com/office/drawing/2016/5/12/chartex" xmlns:cx7="http://schemas.microsoft.com/office/drawing/2016/5/13/chartex" xmlns:cx8="http://schemas.microsoft.com/office/drawing/2016/5/14/chartex" xmlns:mc="http://schemas.openxmlformats.org/markup-compatibility/2006" xmlns:aink="http://schemas.microsoft.com/office/drawing/2016/ink" xmlns:am3d="http://schemas.microsoft.com/office/drawing/2017/model3d" xmlns:o="urn:schemas-microsoft-com:office:office" xmlns:oel="http://schemas.microsoft.com/office/2019/extlst" xmlns:r="http://schemas.openxmlformats.org/officeDocument/2006/relationships" xmlns:m="http://schemas.openxmlformats.org/officeDocument/2006/math" xmlns:v="urn:schemas-microsoft-com:vml" xmlns:wp14="http://schemas.microsoft.com/office/word/2010/wordprocessingDrawing" xmlns:wp="http://schemas.openxmlformats.org/drawingml/2006/wordprocessingDrawing" xmlns:w10="urn:schemas-microsoft-com:office:word" xmlns:w="http://schemas.openxmlformats.org/wordprocessingml/2006/main" xmlns:w14="http://schemas.microsoft.com/office/word/2010/wordml" xmlns:w15="http://schemas.microsoft.com/office/word/2012/wordml" xmlns:w16cex="http://schemas.microsoft.com/office/word/2018/wordml/cex" xmlns:w16cid="http://schemas.microsoft.com/office/word/2016/wordml/cid" xmlns:w16="http://schemas.microsoft.com/office/word/2018/wordml" xmlns:w16du="http://schemas.microsoft.com/office/word/2023/wordml/word16du" xmlns:w16sdtdh="http://schemas.microsoft.com/office/word/2020/wordml/sdtdatahash" xmlns:w16se="http://schemas.microsoft.com/office/word/2015/wordml/symex" xmlns:wpg="http://schemas.microsoft.com/office/word/2010/wordprocessingGroup" xmlns:wpi="http://schemas.microsoft.com/office/word/2010/wordprocessingInk" xmlns:wne="http://schemas.microsoft.com/office/word/2006/wordml" xmlns:wps="http://schemas.microsoft.com/office/word/2010/wordprocessingShape" mc:Ignorable="w14 w15 w16se w16cid w16 w16cex w16sdtdh wp14">
+<w:document xmlns:wpc="http://schemas.microsoft.com/office/word/2010/wordprocessingCanvas" xmlns:cx="http://schemas.microsoft.com/office/drawing/2014/chartex" xmlns:cx1="http://schemas.microsoft.com/office/drawing/2015/9/8/chartex" xmlns:cx2="http://schemas.microsoft.com/office/drawing/2015/10/21/chartex" xmlns:cx3="http://schemas.microsoft.com/office/drawing/2016/5/9/chartex" xmlns:cx4="http://schemas.microsoft.com/office/drawing/2016/5/10/chartex" xmlns:cx5="http://schemas.microsoft.com/office/drawing/2016/5/11/chartex" xmlns:cx6="http://schemas.microsoft.com/office/drawing/2016/5/12/chartex" xmlns:cx7="http://schemas.microsoft.com/office/drawing/2016/5/13/chartex" xmlns:cx8="http://schemas.microsoft.com/office/drawing/2016/5/14/chartex" xmlns:mc="http://schemas.openxmlformats.org/markup-compatibility/2006" xmlns:aink="http://schemas.microsoft.com/office/drawing/2016/ink" xmlns:am3d="http://schemas.microsoft.com/office/drawing/2017/model3d" xmlns:o="urn:schemas-microsoft-com:office:office" xmlns:r="http://schemas.openxmlformats.org/officeDocument/2006/relationships" xmlns:m="http://schemas.openxmlformats.org/officeDocument/2006/math" xmlns:v="urn:schemas-microsoft-com:vml" xmlns:wp14="http://schemas.microsoft.com/office/word/2010/wordprocessingDrawing" xmlns:wp="http://schemas.openxmlformats.org/drawingml/2006/wordprocessingDrawing" xmlns:w10="urn:schemas-microsoft-com:office:word" xmlns:w="http://schemas.openxmlformats.org/wordprocessingml/2006/main" xmlns:w14="http://schemas.microsoft.com/office/word/2010/wordml" xmlns:w15="http://schemas.microsoft.com/office/word/2012/wordml" xmlns:w16cex="http://schemas.microsoft.com/office/word/2018/wordml/cex" xmlns:w16cid="http://schemas.microsoft.com/office/word/2016/wordml/cid" xmlns:w16="http://schemas.microsoft.com/office/word/2018/wordml" xmlns:w16sdtdh="http://schemas.microsoft.com/office/word/2020/wordml/sdtdatahash" xmlns:w16se="http://schemas.microsoft.com/office/word/2015/wordml/symex" xmlns:wpg="http://schemas.microsoft.com/office/word/2010/wordprocessingGroup" xmlns:wpi="http://schemas.microsoft.com/office/word/2010/wordprocessingInk" xmlns:wne="http://schemas.microsoft.com/office/word/2006/wordml" xmlns:wps="http://schemas.microsoft.com/office/word/2010/wordprocessingShape" mc:Ignorable="w14 w15 w16se w16cid w16 w16cex w16sdtdh wp14">
   <w:body>
     <w:p>
       <w:pPr>
@@ -95,27 +95,7 @@
           <w:sz w:val="32"/>
           <w:szCs w:val="32"/>
         </w:rPr>
-        <w:t>生當作人傑，</w:t>
-      </w:r>
-      <w:proofErr w:type="gramStart"/>
-      <w:r>
-        <w:rPr>
-          <w:rFonts w:hint="eastAsia"/>
-          <w:color w:val="0F0F0F"/>
-          <w:sz w:val="32"/>
-          <w:szCs w:val="32"/>
-        </w:rPr>
-        <w:t>死亦</w:t>
-      </w:r>
-      <w:proofErr w:type="gramEnd"/>
-      <w:r>
-        <w:rPr>
-          <w:rFonts w:hint="eastAsia"/>
-          <w:color w:val="0F0F0F"/>
-          <w:sz w:val="32"/>
-          <w:szCs w:val="32"/>
-        </w:rPr>
-        <w:t>爲鬼雄。至今思項羽，不肯過江東。</w:t>
+        <w:t>生當作人傑，死亦爲鬼雄。至今思項羽，不肯過江東。</w:t>
       </w:r>
     </w:p>
     <w:p>
@@ -300,7 +280,39 @@
           <w:color w:val="0F0F0F"/>
           <w:szCs w:val="28"/>
         </w:rPr>
-        <w:t>是“人傑”。</w:t>
+        <w:t>是</w:t>
+      </w:r>
+      <w:r>
+        <w:rPr>
+          <w:rFonts w:hint="eastAsia"/>
+          <w:color w:val="0F0F0F"/>
+          <w:szCs w:val="28"/>
+        </w:rPr>
+        <w:t>「</w:t>
+      </w:r>
+      <w:r>
+        <w:rPr>
+          <w:rFonts w:hint="eastAsia"/>
+          <w:color w:val="0F0F0F"/>
+          <w:szCs w:val="28"/>
+        </w:rPr>
+        <w:t>人傑</w:t>
+      </w:r>
+      <w:r>
+        <w:rPr>
+          <w:rFonts w:hint="eastAsia"/>
+          <w:color w:val="0F0F0F"/>
+          <w:szCs w:val="28"/>
+        </w:rPr>
+        <w:t>」</w:t>
+      </w:r>
+      <w:r>
+        <w:rPr>
+          <w:rFonts w:hint="eastAsia"/>
+          <w:color w:val="0F0F0F"/>
+          <w:szCs w:val="28"/>
+        </w:rPr>
+        <w:t>。</w:t>
       </w:r>
     </w:p>
     <w:p>
@@ -317,23 +329,21 @@
           <w:szCs w:val="28"/>
         </w:rPr>
       </w:pPr>
-      <w:proofErr w:type="gramStart"/>
       <w:r>
         <w:rPr>
           <w:rFonts w:hint="eastAsia"/>
           <w:color w:val="0F0F0F"/>
           <w:szCs w:val="28"/>
         </w:rPr>
-        <w:t>鬼雄</w:t>
-      </w:r>
-      <w:proofErr w:type="gramEnd"/>
+        <w:t>鬼雄：鬼中的英雄。屈原《國殤》：</w:t>
+      </w:r>
       <w:r>
         <w:rPr>
           <w:rFonts w:hint="eastAsia"/>
           <w:color w:val="0F0F0F"/>
           <w:szCs w:val="28"/>
         </w:rPr>
-        <w:t>：鬼中的英雄。屈原《國殤》：“</w:t>
+        <w:t>「</w:t>
       </w:r>
       <w:hyperlink r:id="rId8" w:history="1">
         <w:r>
@@ -347,11 +357,12 @@
       </w:hyperlink>
       <w:r>
         <w:rPr>
-          <w:rFonts w:hint="eastAsia"/>
-          <w:color w:val="0F0F0F"/>
-          <w:szCs w:val="28"/>
-        </w:rPr>
-        <w:t>”</w:t>
+          <w:rStyle w:val="a8"/>
+          <w:rFonts w:hint="eastAsia"/>
+          <w:szCs w:val="28"/>
+          <w:u w:val="none"/>
+        </w:rPr>
+        <w:t>」</w:t>
       </w:r>
     </w:p>
     <w:p>
@@ -378,25 +389,7 @@
           <w:color w:val="0F0F0F"/>
           <w:szCs w:val="28"/>
         </w:rPr>
-        <w:t>身已死亡啊精神永不死，您的魂魄</w:t>
-      </w:r>
-      <w:proofErr w:type="gramStart"/>
-      <w:r>
-        <w:rPr>
-          <w:rFonts w:hint="eastAsia"/>
-          <w:color w:val="0F0F0F"/>
-          <w:szCs w:val="28"/>
-        </w:rPr>
-        <w:t>啊為鬼中</w:t>
-      </w:r>
-      <w:proofErr w:type="gramEnd"/>
-      <w:r>
-        <w:rPr>
-          <w:rFonts w:hint="eastAsia"/>
-          <w:color w:val="0F0F0F"/>
-          <w:szCs w:val="28"/>
-        </w:rPr>
-        <w:t>英雄！</w:t>
+        <w:t>身已死亡啊精神永不死，您的魂魄啊為鬼中英雄！</w:t>
       </w:r>
       <w:r>
         <w:rPr>
@@ -438,32 +431,39 @@
         </w:rPr>
         <w:t>秦</w:t>
       </w:r>
-      <w:proofErr w:type="gramStart"/>
       <w:r>
         <w:rPr>
           <w:rFonts w:hint="eastAsia"/>
           <w:color w:val="0F0F0F"/>
           <w:szCs w:val="28"/>
         </w:rPr>
-        <w:t>末時</w:t>
-      </w:r>
-      <w:proofErr w:type="gramEnd"/>
+        <w:t>末時自立為</w:t>
+      </w:r>
       <w:r>
         <w:rPr>
           <w:rFonts w:hint="eastAsia"/>
           <w:color w:val="0F0F0F"/>
           <w:szCs w:val="28"/>
-        </w:rPr>
-        <w:t>自立為</w:t>
+          <w:u w:val="single"/>
+        </w:rPr>
+        <w:t>西楚霸王</w:t>
       </w:r>
       <w:r>
         <w:rPr>
           <w:rFonts w:hint="eastAsia"/>
           <w:color w:val="0F0F0F"/>
           <w:szCs w:val="28"/>
+        </w:rPr>
+        <w:t>，與</w:t>
+      </w:r>
+      <w:r>
+        <w:rPr>
+          <w:rFonts w:hint="eastAsia"/>
+          <w:color w:val="0F0F0F"/>
+          <w:szCs w:val="28"/>
           <w:u w:val="single"/>
         </w:rPr>
-        <w:t>西楚霸王</w:t>
+        <w:t>劉邦</w:t>
       </w:r>
       <w:r>
         <w:rPr>
@@ -471,43 +471,16 @@
           <w:color w:val="0F0F0F"/>
           <w:szCs w:val="28"/>
         </w:rPr>
-        <w:t>，與</w:t>
-      </w:r>
-      <w:r>
-        <w:rPr>
-          <w:rFonts w:hint="eastAsia"/>
-          <w:color w:val="0F0F0F"/>
-          <w:szCs w:val="28"/>
-          <w:u w:val="single"/>
-        </w:rPr>
-        <w:t>劉邦</w:t>
-      </w:r>
-      <w:r>
-        <w:rPr>
-          <w:rFonts w:hint="eastAsia"/>
-          <w:color w:val="0F0F0F"/>
-          <w:szCs w:val="28"/>
-        </w:rPr>
         <w:t>爭奪天下，在</w:t>
       </w:r>
       <w:hyperlink r:id="rId9" w:history="1">
-        <w:proofErr w:type="gramStart"/>
         <w:r>
           <w:rPr>
             <w:rStyle w:val="a8"/>
             <w:rFonts w:hint="eastAsia"/>
             <w:szCs w:val="28"/>
           </w:rPr>
-          <w:t>垓</w:t>
-        </w:r>
-        <w:proofErr w:type="gramEnd"/>
-        <w:r>
-          <w:rPr>
-            <w:rStyle w:val="a8"/>
-            <w:rFonts w:hint="eastAsia"/>
-            <w:szCs w:val="28"/>
-          </w:rPr>
-          <w:t>下之戰</w:t>
+          <w:t>垓下之戰</w:t>
         </w:r>
       </w:hyperlink>
       <w:r>
@@ -575,7 +548,6 @@
         </w:rPr>
         <w:t>與</w:t>
       </w:r>
-      <w:proofErr w:type="gramStart"/>
       <w:r>
         <w:rPr>
           <w:rFonts w:hint="eastAsia"/>
@@ -591,16 +563,15 @@
           <w:color w:val="0F0F0F"/>
           <w:szCs w:val="28"/>
         </w:rPr>
-        <w:t>間因呈</w:t>
-      </w:r>
-      <w:proofErr w:type="gramEnd"/>
+        <w:t>間因呈西南</w:t>
+      </w:r>
       <w:r>
         <w:rPr>
           <w:rFonts w:hint="eastAsia"/>
           <w:color w:val="0F0F0F"/>
           <w:szCs w:val="28"/>
         </w:rPr>
-        <w:t>西南</w:t>
+        <w:t>-</w:t>
       </w:r>
       <w:r>
         <w:rPr>
@@ -608,35 +579,17 @@
           <w:color w:val="0F0F0F"/>
           <w:szCs w:val="28"/>
         </w:rPr>
-        <w:t>--</w:t>
+        <w:t>東北流向，故</w:t>
       </w:r>
       <w:r>
         <w:rPr>
           <w:rFonts w:hint="eastAsia"/>
           <w:color w:val="0F0F0F"/>
           <w:szCs w:val="28"/>
-        </w:rPr>
-        <w:t>東北流向，</w:t>
-      </w:r>
-      <w:proofErr w:type="gramStart"/>
-      <w:r>
-        <w:rPr>
-          <w:rFonts w:hint="eastAsia"/>
-          <w:color w:val="0F0F0F"/>
-          <w:szCs w:val="28"/>
-        </w:rPr>
-        <w:t>故</w:t>
-      </w:r>
-      <w:r>
-        <w:rPr>
-          <w:rFonts w:hint="eastAsia"/>
-          <w:color w:val="0F0F0F"/>
-          <w:szCs w:val="28"/>
           <w:u w:val="single"/>
         </w:rPr>
         <w:t>秦</w:t>
       </w:r>
-      <w:proofErr w:type="gramEnd"/>
       <w:r>
         <w:rPr>
           <w:rFonts w:hint="eastAsia"/>
@@ -745,6 +698,7 @@
       <w:pPr>
         <w:spacing w:after="0" w:line="440" w:lineRule="exact"/>
         <w:ind w:left="0" w:right="0" w:firstLine="0"/>
+        <w:jc w:val="both"/>
         <w:rPr>
           <w:szCs w:val="28"/>
         </w:rPr>
@@ -761,13 +715,13 @@
           <w:rFonts w:hint="eastAsia"/>
           <w:szCs w:val="28"/>
         </w:rPr>
-        <w:t>公元</w:t>
-      </w:r>
-      <w:r>
-        <w:rPr>
-          <w:szCs w:val="28"/>
-        </w:rPr>
-        <w:t>1127年，強悍的</w:t>
+        <w:t>在西元</w:t>
+      </w:r>
+      <w:r>
+        <w:rPr>
+          <w:szCs w:val="28"/>
+        </w:rPr>
+        <w:t xml:space="preserve"> 1127 年，北方強大的</w:t>
       </w:r>
       <w:r>
         <w:rPr>
@@ -780,184 +734,104 @@
         <w:rPr>
           <w:szCs w:val="28"/>
         </w:rPr>
-        <w:t>兵入侵</w:t>
+        <w:t>兵攻打了過來。他們打破了</w:t>
       </w:r>
       <w:r>
         <w:rPr>
           <w:szCs w:val="28"/>
           <w:u w:val="single"/>
         </w:rPr>
-        <w:t>中原</w:t>
-      </w:r>
-      <w:r>
-        <w:rPr>
-          <w:szCs w:val="28"/>
-        </w:rPr>
-        <w:t>，砸爛</w:t>
-      </w:r>
-      <w:r>
-        <w:rPr>
-          <w:szCs w:val="28"/>
-          <w:u w:val="single"/>
-        </w:rPr>
-        <w:t>宋</w:t>
-      </w:r>
-      <w:r>
-        <w:rPr>
-          <w:szCs w:val="28"/>
-        </w:rPr>
-        <w:t>王朝的</w:t>
-      </w:r>
-      <w:proofErr w:type="gramStart"/>
-      <w:r>
-        <w:rPr>
-          <w:szCs w:val="28"/>
-        </w:rPr>
-        <w:t>瓊樓玉苑</w:t>
-      </w:r>
-      <w:proofErr w:type="gramEnd"/>
-      <w:r>
-        <w:rPr>
-          <w:szCs w:val="28"/>
-        </w:rPr>
-        <w:t>，</w:t>
-      </w:r>
-      <w:proofErr w:type="gramStart"/>
-      <w:r>
-        <w:rPr>
-          <w:szCs w:val="28"/>
-        </w:rPr>
-        <w:t>擄走</w:t>
-      </w:r>
-      <w:r>
-        <w:rPr>
-          <w:szCs w:val="28"/>
-          <w:u w:val="single"/>
-        </w:rPr>
-        <w:t>徽</w:t>
-      </w:r>
-      <w:proofErr w:type="gramEnd"/>
-      <w:r>
-        <w:rPr>
-          <w:szCs w:val="28"/>
-        </w:rPr>
-        <w:t>、</w:t>
-      </w:r>
-      <w:r>
-        <w:rPr>
-          <w:szCs w:val="28"/>
-          <w:u w:val="single"/>
-        </w:rPr>
-        <w:t>欽</w:t>
-      </w:r>
-      <w:r>
-        <w:rPr>
-          <w:szCs w:val="28"/>
-        </w:rPr>
-        <w:t>二帝，</w:t>
-      </w:r>
-      <w:r>
-        <w:rPr>
-          <w:szCs w:val="28"/>
-          <w:u w:val="single"/>
-        </w:rPr>
-        <w:t>趙</w:t>
-      </w:r>
-      <w:r>
-        <w:rPr>
-          <w:rFonts w:hint="eastAsia"/>
-          <w:szCs w:val="28"/>
-        </w:rPr>
-        <w:t xml:space="preserve"> </w:t>
-      </w:r>
-      <w:r>
-        <w:rPr>
-          <w:szCs w:val="28"/>
-          <w:u w:val="single"/>
-        </w:rPr>
-        <w:t>宋</w:t>
-      </w:r>
-      <w:r>
-        <w:rPr>
-          <w:szCs w:val="28"/>
-        </w:rPr>
-        <w:t>王朝</w:t>
-      </w:r>
-      <w:proofErr w:type="gramStart"/>
-      <w:r>
-        <w:rPr>
-          <w:szCs w:val="28"/>
-        </w:rPr>
-        <w:t>倉皇南逃</w:t>
-      </w:r>
-      <w:proofErr w:type="gramEnd"/>
-      <w:r>
-        <w:rPr>
-          <w:szCs w:val="28"/>
-        </w:rPr>
-        <w:t>。</w:t>
-      </w:r>
-      <w:r>
-        <w:rPr>
-          <w:szCs w:val="28"/>
-          <w:u w:val="single"/>
-        </w:rPr>
-        <w:t>李清照</w:t>
-      </w:r>
-      <w:r>
-        <w:rPr>
-          <w:szCs w:val="28"/>
-        </w:rPr>
-        <w:t>夫婦也開始了飄泊無定的逃亡生活。</w:t>
+        <w:t>宋朝</w:t>
+      </w:r>
+      <w:r>
+        <w:rPr>
+          <w:szCs w:val="28"/>
+        </w:rPr>
+        <w:t>原本和平美好的生活，甚至抓走了皇帝，迫使大家只好慌忙</w:t>
+      </w:r>
+      <w:r>
+        <w:rPr>
+          <w:rFonts w:hint="eastAsia"/>
+          <w:szCs w:val="28"/>
+        </w:rPr>
+        <w:t>的</w:t>
+      </w:r>
+      <w:r>
+        <w:rPr>
+          <w:szCs w:val="28"/>
+        </w:rPr>
+        <w:t>往南方逃跑。</w:t>
       </w:r>
     </w:p>
     <w:p>
       <w:pPr>
         <w:spacing w:after="0" w:line="440" w:lineRule="exact"/>
         <w:ind w:left="0" w:right="0" w:firstLine="0"/>
-        <w:rPr>
-          <w:szCs w:val="28"/>
-        </w:rPr>
-      </w:pPr>
-      <w:r>
-        <w:rPr>
-          <w:rFonts w:hint="eastAsia"/>
-          <w:szCs w:val="28"/>
-        </w:rPr>
-        <w:t xml:space="preserve">    </w:t>
-      </w:r>
-      <w:r>
-        <w:rPr>
-          <w:rFonts w:hint="eastAsia"/>
-          <w:szCs w:val="28"/>
-        </w:rPr>
-        <w:t>不久</w:t>
-      </w:r>
-      <w:r>
-        <w:rPr>
-          <w:szCs w:val="28"/>
-        </w:rPr>
-        <w:t xml:space="preserve"> ，丈夫</w:t>
-      </w:r>
-      <w:r>
-        <w:rPr>
+        <w:jc w:val="both"/>
+        <w:rPr>
+          <w:szCs w:val="28"/>
+        </w:rPr>
+      </w:pPr>
+      <w:r>
+        <w:rPr>
+          <w:rFonts w:hint="eastAsia"/>
+          <w:szCs w:val="28"/>
+        </w:rPr>
+        <w:t>才女</w:t>
+      </w:r>
+      <w:r>
+        <w:rPr>
+          <w:rFonts w:hint="eastAsia"/>
           <w:szCs w:val="28"/>
           <w:u w:val="single"/>
         </w:rPr>
+        <w:t>李清照</w:t>
+      </w:r>
+      <w:r>
+        <w:rPr>
+          <w:rFonts w:hint="eastAsia"/>
+          <w:szCs w:val="28"/>
+        </w:rPr>
+        <w:t>和她的丈夫</w:t>
+      </w:r>
+      <w:r>
+        <w:rPr>
+          <w:rFonts w:hint="eastAsia"/>
+          <w:szCs w:val="28"/>
+          <w:u w:val="single"/>
+        </w:rPr>
         <w:t>趙明誠</w:t>
       </w:r>
       <w:r>
         <w:rPr>
-          <w:szCs w:val="28"/>
-        </w:rPr>
-        <w:t>被任命</w:t>
-      </w:r>
-      <w:r>
-        <w:rPr>
-          <w:rFonts w:hint="eastAsia"/>
-          <w:szCs w:val="28"/>
-        </w:rPr>
-        <w:t>爲京城</w:t>
+          <w:rFonts w:hint="eastAsia"/>
+          <w:szCs w:val="28"/>
+        </w:rPr>
+        <w:t>，也因此開始了到處流浪的逃亡日子。</w:t>
+      </w:r>
+    </w:p>
+    <w:p>
+      <w:pPr>
+        <w:spacing w:after="0" w:line="440" w:lineRule="exact"/>
+        <w:ind w:left="0" w:right="0" w:firstLine="0"/>
+        <w:jc w:val="both"/>
+        <w:rPr>
+          <w:szCs w:val="28"/>
+        </w:rPr>
+      </w:pPr>
+      <w:r>
+        <w:rPr>
+          <w:rFonts w:hint="eastAsia"/>
+          <w:szCs w:val="28"/>
+        </w:rPr>
+        <w:t xml:space="preserve">　　</w:t>
+      </w:r>
+      <w:r>
+        <w:rPr>
+          <w:rFonts w:hint="eastAsia"/>
+          <w:szCs w:val="28"/>
+        </w:rPr>
+        <w:t>後來，</w:t>
       </w:r>
       <w:r>
         <w:rPr>
@@ -965,30 +839,14 @@
           <w:szCs w:val="28"/>
           <w:u w:val="single"/>
         </w:rPr>
-        <w:t>建康</w:t>
-      </w:r>
-      <w:r>
-        <w:rPr>
-          <w:rFonts w:hint="eastAsia"/>
-          <w:szCs w:val="28"/>
-        </w:rPr>
-        <w:t>的知府。一天深夜，城</w:t>
-      </w:r>
-      <w:proofErr w:type="gramStart"/>
-      <w:r>
-        <w:rPr>
-          <w:rFonts w:hint="eastAsia"/>
-          <w:szCs w:val="28"/>
-        </w:rPr>
-        <w:t>裏</w:t>
-      </w:r>
-      <w:proofErr w:type="gramEnd"/>
-      <w:r>
-        <w:rPr>
-          <w:rFonts w:hint="eastAsia"/>
-          <w:szCs w:val="28"/>
-        </w:rPr>
-        <w:t>發生叛亂，身爲知府的</w:t>
+        <w:t>趙明誠</w:t>
+      </w:r>
+      <w:r>
+        <w:rPr>
+          <w:rFonts w:hint="eastAsia"/>
+          <w:szCs w:val="28"/>
+        </w:rPr>
+        <w:t>被派到</w:t>
       </w:r>
       <w:r>
         <w:rPr>
@@ -996,6 +854,21 @@
           <w:szCs w:val="28"/>
           <w:u w:val="single"/>
         </w:rPr>
+        <w:t>建康城</w:t>
+      </w:r>
+      <w:r>
+        <w:rPr>
+          <w:rFonts w:hint="eastAsia"/>
+          <w:szCs w:val="28"/>
+        </w:rPr>
+        <w:t>去當市長（知府）。沒想到有一天半夜，城裡突然發生了叛亂，身為市長的</w:t>
+      </w:r>
+      <w:r>
+        <w:rPr>
+          <w:rFonts w:hint="eastAsia"/>
+          <w:szCs w:val="28"/>
+          <w:u w:val="single"/>
+        </w:rPr>
         <w:t>趙明誠</w:t>
       </w:r>
       <w:r>
@@ -1003,7 +876,100 @@
           <w:rFonts w:hint="eastAsia"/>
           <w:szCs w:val="28"/>
         </w:rPr>
-        <w:t>沒有</w:t>
+        <w:t>不僅沒有留下來指揮大局、保護百姓，反而偷偷用繩子綁著自己，從城牆上滑下去逃跑了。</w:t>
+      </w:r>
+    </w:p>
+    <w:p>
+      <w:pPr>
+        <w:spacing w:after="0" w:line="440" w:lineRule="exact"/>
+        <w:ind w:left="0" w:right="0" w:firstLine="0"/>
+        <w:jc w:val="both"/>
+        <w:rPr>
+          <w:szCs w:val="28"/>
+        </w:rPr>
+      </w:pPr>
+      <w:r>
+        <w:rPr>
+          <w:rFonts w:hint="eastAsia"/>
+          <w:szCs w:val="28"/>
+        </w:rPr>
+        <w:t xml:space="preserve">　　</w:t>
+      </w:r>
+      <w:r>
+        <w:rPr>
+          <w:rFonts w:hint="eastAsia"/>
+          <w:szCs w:val="28"/>
+        </w:rPr>
+        <w:t>雖然叛亂最後被平定了，但</w:t>
+      </w:r>
+      <w:r>
+        <w:rPr>
+          <w:rFonts w:hint="eastAsia"/>
+          <w:szCs w:val="28"/>
+          <w:u w:val="single"/>
+        </w:rPr>
+        <w:t>趙明誠</w:t>
+      </w:r>
+      <w:r>
+        <w:rPr>
+          <w:rFonts w:hint="eastAsia"/>
+          <w:szCs w:val="28"/>
+        </w:rPr>
+        <w:t>也因為逃跑而被朝廷開除。</w:t>
+      </w:r>
+      <w:r>
+        <w:rPr>
+          <w:rFonts w:hint="eastAsia"/>
+          <w:szCs w:val="28"/>
+          <w:u w:val="single"/>
+        </w:rPr>
+        <w:t>李清照</w:t>
+      </w:r>
+      <w:r>
+        <w:rPr>
+          <w:rFonts w:hint="eastAsia"/>
+          <w:szCs w:val="28"/>
+        </w:rPr>
+        <w:t>覺得丈夫在危急時刻臨陣脫逃，是一件非常丟臉的事。雖然她沒有和丈夫大吵大鬧，但心裡已經對他感到很失望，兩人再也沒有以前那麼恩愛了。</w:t>
+      </w:r>
+    </w:p>
+    <w:p>
+      <w:pPr>
+        <w:spacing w:after="0" w:line="440" w:lineRule="exact"/>
+        <w:ind w:left="0" w:right="0" w:firstLine="0"/>
+        <w:jc w:val="both"/>
+        <w:rPr>
+          <w:szCs w:val="28"/>
+        </w:rPr>
+      </w:pPr>
+      <w:r>
+        <w:rPr>
+          <w:rFonts w:hint="eastAsia"/>
+          <w:szCs w:val="28"/>
+        </w:rPr>
+        <w:t xml:space="preserve">　　</w:t>
+      </w:r>
+      <w:r>
+        <w:rPr>
+          <w:rFonts w:hint="eastAsia"/>
+          <w:szCs w:val="28"/>
+        </w:rPr>
+        <w:t>隔年，他們繼續往</w:t>
+      </w:r>
+      <w:r>
+        <w:rPr>
+          <w:rFonts w:hint="eastAsia"/>
+          <w:szCs w:val="28"/>
+          <w:u w:val="single"/>
+        </w:rPr>
+        <w:t>江西</w:t>
+      </w:r>
+      <w:r>
+        <w:rPr>
+          <w:rFonts w:hint="eastAsia"/>
+          <w:szCs w:val="28"/>
+        </w:rPr>
+        <w:t>的方向逃難，一路上兩人都沒說什麼話，氣氛非常</w:t>
       </w:r>
       <w:r>
         <w:rPr>
@@ -1012,15 +978,131 @@
           <w:bCs/>
           <w:szCs w:val="28"/>
         </w:rPr>
-        <w:t>恪</w:t>
-      </w:r>
-      <w:r>
-        <w:rPr>
-          <w:rFonts w:hint="eastAsia"/>
-          <w:szCs w:val="28"/>
-        </w:rPr>
-        <w:t>盡職守指揮</w:t>
-      </w:r>
+        <w:t>尷尬</w:t>
+      </w:r>
+      <w:r>
+        <w:rPr>
+          <w:rFonts w:hint="eastAsia"/>
+          <w:szCs w:val="28"/>
+        </w:rPr>
+        <w:t>。</w:t>
+      </w:r>
+    </w:p>
+    <w:p>
+      <w:pPr>
+        <w:spacing w:after="0" w:line="440" w:lineRule="exact"/>
+        <w:ind w:left="0" w:right="0" w:firstLine="0"/>
+        <w:jc w:val="both"/>
+        <w:rPr>
+          <w:szCs w:val="28"/>
+        </w:rPr>
+      </w:pPr>
+      <w:r>
+        <w:rPr>
+          <w:rFonts w:hint="eastAsia"/>
+          <w:szCs w:val="28"/>
+        </w:rPr>
+        <w:t>當他們走到</w:t>
+      </w:r>
+      <w:r>
+        <w:rPr>
+          <w:rFonts w:hint="eastAsia"/>
+          <w:szCs w:val="28"/>
+          <w:u w:val="single"/>
+        </w:rPr>
+        <w:t>烏江</w:t>
+      </w:r>
+      <w:r>
+        <w:rPr>
+          <w:rFonts w:hint="eastAsia"/>
+          <w:szCs w:val="28"/>
+        </w:rPr>
+        <w:t>邊，也就是當年歷史英雄</w:t>
+      </w:r>
+      <w:r>
+        <w:rPr>
+          <w:rFonts w:hint="eastAsia"/>
+          <w:szCs w:val="28"/>
+          <w:u w:val="single"/>
+        </w:rPr>
+        <w:t>項羽</w:t>
+      </w:r>
+      <w:r>
+        <w:rPr>
+          <w:rFonts w:hint="eastAsia"/>
+          <w:szCs w:val="28"/>
+        </w:rPr>
+        <w:t>戰敗、選擇自殺的地方時，</w:t>
+      </w:r>
+      <w:r>
+        <w:rPr>
+          <w:rFonts w:hint="eastAsia"/>
+          <w:szCs w:val="28"/>
+          <w:u w:val="single"/>
+        </w:rPr>
+        <w:t>李清照</w:t>
+      </w:r>
+      <w:r>
+        <w:rPr>
+          <w:rFonts w:hint="eastAsia"/>
+          <w:szCs w:val="28"/>
+        </w:rPr>
+        <w:t>看著滾滾的江水，心裡非常有感觸，於是隨口吟誦了</w:t>
+      </w:r>
+      <w:r>
+        <w:rPr>
+          <w:rFonts w:hint="eastAsia"/>
+          <w:szCs w:val="28"/>
+        </w:rPr>
+        <w:t>這</w:t>
+      </w:r>
+      <w:r>
+        <w:rPr>
+          <w:rFonts w:hint="eastAsia"/>
+          <w:szCs w:val="28"/>
+        </w:rPr>
+        <w:t>一首《夏日絕句》。</w:t>
+      </w:r>
+    </w:p>
+    <w:p>
+      <w:pPr>
+        <w:spacing w:after="0" w:line="440" w:lineRule="exact"/>
+        <w:ind w:left="0" w:right="0" w:firstLine="0"/>
+        <w:jc w:val="both"/>
+        <w:rPr>
+          <w:szCs w:val="28"/>
+        </w:rPr>
+      </w:pPr>
+      <w:r>
+        <w:rPr>
+          <w:rFonts w:hint="eastAsia"/>
+          <w:szCs w:val="28"/>
+        </w:rPr>
+        <w:t xml:space="preserve">　　</w:t>
+      </w:r>
+      <w:r>
+        <w:rPr>
+          <w:rFonts w:hint="eastAsia"/>
+          <w:szCs w:val="28"/>
+        </w:rPr>
+        <w:t>當時</w:t>
+      </w:r>
+      <w:r>
+        <w:rPr>
+          <w:rFonts w:hint="eastAsia"/>
+          <w:szCs w:val="28"/>
+          <w:u w:val="single"/>
+        </w:rPr>
+        <w:t>趙明誠</w:t>
+      </w:r>
+      <w:r>
+        <w:rPr>
+          <w:rFonts w:hint="eastAsia"/>
+          <w:szCs w:val="28"/>
+        </w:rPr>
+        <w:t>就站在妻子身後，聽完這首詩後，他覺得</w:t>
+      </w:r>
+      <w:bookmarkStart w:id="0" w:name="_Hlk233364752"/>
       <w:r>
         <w:rPr>
           <w:rFonts w:hint="eastAsia"/>
@@ -1028,252 +1110,61 @@
           <w:bCs/>
           <w:szCs w:val="28"/>
         </w:rPr>
-        <w:t>戡亂</w:t>
-      </w:r>
-      <w:r>
-        <w:rPr>
-          <w:rFonts w:hint="eastAsia"/>
-          <w:szCs w:val="28"/>
-        </w:rPr>
-        <w:t>，而是悄悄地用繩子</w:t>
-      </w:r>
-      <w:r>
-        <w:rPr>
-          <w:rFonts w:hint="eastAsia"/>
-          <w:b/>
-          <w:bCs/>
-          <w:szCs w:val="28"/>
-        </w:rPr>
-        <w:t>縋城</w:t>
-      </w:r>
-      <w:r>
-        <w:rPr>
-          <w:rFonts w:hint="eastAsia"/>
-          <w:szCs w:val="28"/>
-        </w:rPr>
-        <w:t>逃跑了。叛亂被定之後，</w:t>
-      </w:r>
-      <w:r>
-        <w:rPr>
-          <w:rFonts w:hint="eastAsia"/>
-          <w:szCs w:val="28"/>
-          <w:u w:val="single"/>
-        </w:rPr>
-        <w:t>趙明誠</w:t>
-      </w:r>
-      <w:r>
-        <w:rPr>
-          <w:rFonts w:hint="eastAsia"/>
-          <w:szCs w:val="28"/>
-        </w:rPr>
-        <w:t>被朝廷革職。</w:t>
-      </w:r>
-      <w:r>
-        <w:rPr>
-          <w:rFonts w:hint="eastAsia"/>
-          <w:szCs w:val="28"/>
-          <w:u w:val="single"/>
-        </w:rPr>
-        <w:t>李清照</w:t>
-      </w:r>
-      <w:r>
-        <w:rPr>
-          <w:rFonts w:hint="eastAsia"/>
-          <w:szCs w:val="28"/>
-        </w:rPr>
-        <w:t>深爲丈夫的臨陣脫逃感到羞愧，雖然並無爭吵，但往昔的魚水和諧已經一去不返，她從此冷淡疏遠了</w:t>
-      </w:r>
-      <w:r>
-        <w:rPr>
-          <w:rFonts w:hint="eastAsia"/>
-          <w:szCs w:val="28"/>
-          <w:u w:val="single"/>
-        </w:rPr>
-        <w:t>趙明誠</w:t>
-      </w:r>
-      <w:r>
-        <w:rPr>
-          <w:rFonts w:hint="eastAsia"/>
-          <w:szCs w:val="28"/>
-        </w:rPr>
-        <w:t>。</w:t>
+        <w:t>無地自容</w:t>
+      </w:r>
+      <w:bookmarkEnd w:id="0"/>
+      <w:r>
+        <w:rPr>
+          <w:rFonts w:hint="eastAsia"/>
+          <w:szCs w:val="28"/>
+        </w:rPr>
+        <w:t>，深深地為自己的膽小感到羞愧和後悔。從此以後，他整天悶</w:t>
+      </w:r>
+      <w:r>
+        <w:rPr>
+          <w:rFonts w:hint="eastAsia"/>
+          <w:szCs w:val="28"/>
+        </w:rPr>
+        <w:t>(</w:t>
+      </w:r>
+      <w:r>
+        <w:rPr>
+          <w:rFonts w:hint="eastAsia"/>
+          <w:color w:val="FF0000"/>
+          <w:sz w:val="16"/>
+          <w:szCs w:val="16"/>
+        </w:rPr>
+        <w:t>ㄇㄣ</w:t>
+      </w:r>
+      <w:r>
+        <w:rPr>
+          <w:rFonts w:hint="eastAsia"/>
+          <w:color w:val="FF0000"/>
+          <w:sz w:val="16"/>
+          <w:szCs w:val="16"/>
+        </w:rPr>
+        <w:t>ˋ</w:t>
+      </w:r>
+      <w:r>
+        <w:rPr>
+          <w:rFonts w:hint="eastAsia"/>
+          <w:szCs w:val="28"/>
+        </w:rPr>
+        <w:t>)</w:t>
+      </w:r>
+      <w:r>
+        <w:rPr>
+          <w:rFonts w:hint="eastAsia"/>
+          <w:szCs w:val="28"/>
+        </w:rPr>
+        <w:t>悶不樂、精神不振，不久後就生了一場重病過世了。</w:t>
       </w:r>
     </w:p>
     <w:p>
       <w:pPr>
-        <w:spacing w:after="0" w:line="440" w:lineRule="exact"/>
+        <w:spacing w:beforeLines="50" w:before="120" w:after="0" w:line="440" w:lineRule="exact"/>
         <w:ind w:left="0" w:right="0" w:firstLine="0"/>
-        <w:rPr>
-          <w:szCs w:val="28"/>
-        </w:rPr>
-      </w:pPr>
-      <w:r>
-        <w:rPr>
-          <w:rFonts w:hint="eastAsia"/>
-          <w:szCs w:val="28"/>
-        </w:rPr>
-        <w:t xml:space="preserve">    </w:t>
-      </w:r>
-      <w:r>
-        <w:rPr>
-          <w:szCs w:val="28"/>
-        </w:rPr>
-        <w:t>1128年，他們向</w:t>
-      </w:r>
-      <w:r>
-        <w:rPr>
-          <w:szCs w:val="28"/>
-          <w:u w:val="single"/>
-        </w:rPr>
-        <w:t>江西</w:t>
-      </w:r>
-      <w:r>
-        <w:rPr>
-          <w:szCs w:val="28"/>
-        </w:rPr>
-        <w:t>方向逃亡，一路上兩人相對無語氣氛尷尬。行至</w:t>
-      </w:r>
-      <w:r>
-        <w:rPr>
-          <w:szCs w:val="28"/>
-          <w:u w:val="single"/>
-        </w:rPr>
-        <w:t>烏江</w:t>
-      </w:r>
-      <w:r>
-        <w:rPr>
-          <w:szCs w:val="28"/>
-        </w:rPr>
-        <w:t>，站在</w:t>
-      </w:r>
-      <w:r>
-        <w:rPr>
-          <w:szCs w:val="28"/>
-          <w:u w:val="single"/>
-        </w:rPr>
-        <w:t>西楚霸王</w:t>
-      </w:r>
-      <w:r>
-        <w:rPr>
-          <w:rFonts w:hint="eastAsia"/>
-          <w:szCs w:val="28"/>
-        </w:rPr>
-        <w:t xml:space="preserve"> </w:t>
-      </w:r>
-      <w:r>
-        <w:rPr>
-          <w:szCs w:val="28"/>
-          <w:u w:val="single"/>
-        </w:rPr>
-        <w:t>項羽</w:t>
-      </w:r>
-      <w:r>
-        <w:rPr>
-          <w:szCs w:val="28"/>
-        </w:rPr>
-        <w:t>兵敗自刎的地方，</w:t>
-      </w:r>
-      <w:r>
-        <w:rPr>
-          <w:szCs w:val="28"/>
-          <w:u w:val="single"/>
-        </w:rPr>
-        <w:t>李清照</w:t>
-      </w:r>
-      <w:r>
-        <w:rPr>
-          <w:szCs w:val="28"/>
-        </w:rPr>
-        <w:t>不禁浮想</w:t>
-      </w:r>
-      <w:r>
-        <w:rPr>
-          <w:b/>
-          <w:bCs/>
-          <w:szCs w:val="28"/>
-        </w:rPr>
-        <w:t>聯翩</w:t>
-      </w:r>
-      <w:r>
-        <w:rPr>
-          <w:szCs w:val="28"/>
-        </w:rPr>
-        <w:t>，心潮激盪。面對浩浩江水，</w:t>
-      </w:r>
-      <w:proofErr w:type="gramStart"/>
-      <w:r>
-        <w:rPr>
-          <w:szCs w:val="28"/>
-        </w:rPr>
-        <w:t>隨口吟就了</w:t>
-      </w:r>
-      <w:proofErr w:type="gramEnd"/>
-      <w:r>
-        <w:rPr>
-          <w:szCs w:val="28"/>
-        </w:rPr>
-        <w:t>這首詩。</w:t>
-      </w:r>
-      <w:r>
-        <w:rPr>
-          <w:szCs w:val="28"/>
-          <w:u w:val="single"/>
-        </w:rPr>
-        <w:t>趙明誠</w:t>
-      </w:r>
-      <w:r>
-        <w:rPr>
-          <w:szCs w:val="28"/>
-        </w:rPr>
-        <w:t>站在她</w:t>
-      </w:r>
-      <w:proofErr w:type="gramStart"/>
-      <w:r>
-        <w:rPr>
-          <w:szCs w:val="28"/>
-        </w:rPr>
-        <w:t>身後，</w:t>
-      </w:r>
-      <w:proofErr w:type="gramEnd"/>
-      <w:r>
-        <w:rPr>
-          <w:szCs w:val="28"/>
-        </w:rPr>
-        <w:t>聞聽</w:t>
-      </w:r>
-      <w:proofErr w:type="gramStart"/>
-      <w:r>
-        <w:rPr>
-          <w:szCs w:val="28"/>
-        </w:rPr>
-        <w:t>之後愧悔難當</w:t>
-      </w:r>
-      <w:proofErr w:type="gramEnd"/>
-      <w:r>
-        <w:rPr>
-          <w:szCs w:val="28"/>
-        </w:rPr>
-        <w:t>，深深自責。從此便鬱鬱寡歡一蹶不振，不久便急病</w:t>
-      </w:r>
-      <w:proofErr w:type="gramStart"/>
-      <w:r>
-        <w:rPr>
-          <w:szCs w:val="28"/>
-        </w:rPr>
-        <w:t>發作而亡</w:t>
-      </w:r>
-      <w:proofErr w:type="gramEnd"/>
-      <w:r>
-        <w:rPr>
-          <w:szCs w:val="28"/>
-        </w:rPr>
-        <w:t>。</w:t>
-      </w:r>
-    </w:p>
-    <w:p>
-      <w:pPr>
-        <w:spacing w:beforeLines="100" w:before="240" w:after="0" w:line="400" w:lineRule="exact"/>
-        <w:ind w:left="-6" w:right="0" w:hanging="11"/>
+        <w:jc w:val="both"/>
         <w:rPr>
           <w:szCs w:val="28"/>
         </w:rPr>
@@ -1292,6 +1183,7 @@
       <w:pPr>
         <w:spacing w:after="0" w:line="440" w:lineRule="exact"/>
         <w:ind w:left="-6" w:right="0" w:hanging="11"/>
+        <w:jc w:val="both"/>
         <w:rPr>
           <w:bCs/>
           <w:szCs w:val="28"/>
@@ -1320,7 +1212,7 @@
           <w:bCs/>
           <w:szCs w:val="28"/>
         </w:rPr>
-        <w:t>這首詩，手起筆落處，端正</w:t>
+        <w:t>的《夏日絕句》全詩僅二十字，卻字字</w:t>
       </w:r>
       <w:r>
         <w:rPr>
@@ -1328,7 +1220,7 @@
           <w:b/>
           <w:szCs w:val="28"/>
         </w:rPr>
-        <w:t>凝重</w:t>
+        <w:t>鏗鏘</w:t>
       </w:r>
       <w:r>
         <w:rPr>
@@ -1336,7 +1228,7 @@
           <w:bCs/>
           <w:szCs w:val="28"/>
         </w:rPr>
-        <w:t>，力透人</w:t>
+        <w:t>，</w:t>
       </w:r>
       <w:r>
         <w:rPr>
@@ -1344,7 +1236,7 @@
           <w:b/>
           <w:szCs w:val="28"/>
         </w:rPr>
-        <w:t>胸臆</w:t>
+        <w:t>擲地有聲</w:t>
       </w:r>
       <w:r>
         <w:rPr>
@@ -1352,7 +1244,7 @@
           <w:bCs/>
           <w:szCs w:val="28"/>
         </w:rPr>
-        <w:t>，直指人</w:t>
+        <w:t>。這不僅是一首流傳千古的</w:t>
       </w:r>
       <w:r>
         <w:rPr>
@@ -1360,7 +1252,7 @@
           <w:b/>
           <w:szCs w:val="28"/>
         </w:rPr>
-        <w:t>脊</w:t>
+        <w:t>悼亡</w:t>
       </w:r>
       <w:r>
         <w:rPr>
@@ -1368,23 +1260,16 @@
           <w:bCs/>
           <w:szCs w:val="28"/>
         </w:rPr>
-        <w:t>骨</w:t>
+        <w:t>與懷古之作，更是</w:t>
       </w:r>
       <w:r>
         <w:rPr>
           <w:rFonts w:hint="eastAsia"/>
           <w:bCs/>
           <w:szCs w:val="28"/>
-        </w:rPr>
-        <w:t>。“生當作人傑，死亦為鬼雄”這不是幾個字的精緻組合，不是幾個詞的巧妙</w:t>
-      </w:r>
-      <w:r>
-        <w:rPr>
-          <w:rFonts w:hint="eastAsia"/>
-          <w:b/>
-          <w:szCs w:val="28"/>
-        </w:rPr>
-        <w:t>潤色</w:t>
+          <w:u w:val="single"/>
+        </w:rPr>
+        <w:t>宋代</w:t>
       </w:r>
       <w:r>
         <w:rPr>
@@ -1392,479 +1277,316 @@
           <w:bCs/>
           <w:szCs w:val="28"/>
         </w:rPr>
-        <w:t>；是一種</w:t>
-      </w:r>
-      <w:r>
-        <w:rPr>
-          <w:rFonts w:hint="eastAsia"/>
-          <w:b/>
-          <w:szCs w:val="28"/>
-        </w:rPr>
-        <w:t>精髓</w:t>
-      </w:r>
-      <w:r>
-        <w:rPr>
-          <w:rFonts w:hint="eastAsia"/>
-          <w:bCs/>
-          <w:szCs w:val="28"/>
-        </w:rPr>
-        <w:t>的</w:t>
-      </w:r>
-      <w:r>
-        <w:rPr>
-          <w:rFonts w:hint="eastAsia"/>
-          <w:b/>
-          <w:szCs w:val="28"/>
-        </w:rPr>
-        <w:t>凝練</w:t>
-      </w:r>
-      <w:r>
-        <w:rPr>
-          <w:rFonts w:hint="eastAsia"/>
-          <w:bCs/>
-          <w:szCs w:val="28"/>
-        </w:rPr>
-        <w:t>，是一種氣魄的</w:t>
-      </w:r>
-      <w:r>
-        <w:rPr>
-          <w:rFonts w:hint="eastAsia"/>
-          <w:b/>
-          <w:szCs w:val="28"/>
-        </w:rPr>
-        <w:t>承載</w:t>
-      </w:r>
-      <w:r>
-        <w:rPr>
-          <w:rFonts w:hint="eastAsia"/>
-          <w:bCs/>
-          <w:szCs w:val="28"/>
-        </w:rPr>
-        <w:t>，是一種</w:t>
-      </w:r>
-      <w:r>
-        <w:rPr>
-          <w:rFonts w:hint="eastAsia"/>
-          <w:b/>
-          <w:szCs w:val="28"/>
-        </w:rPr>
-        <w:t>所向無懼</w:t>
-      </w:r>
-      <w:r>
-        <w:rPr>
-          <w:rFonts w:hint="eastAsia"/>
-          <w:bCs/>
-          <w:szCs w:val="28"/>
-        </w:rPr>
-        <w:t>的人生姿態。那種</w:t>
-      </w:r>
-      <w:r>
-        <w:rPr>
-          <w:rFonts w:hint="eastAsia"/>
-          <w:b/>
-          <w:szCs w:val="28"/>
-        </w:rPr>
-        <w:t>凜然</w:t>
-      </w:r>
-      <w:r>
-        <w:rPr>
-          <w:rFonts w:hint="eastAsia"/>
-          <w:bCs/>
-          <w:szCs w:val="28"/>
-        </w:rPr>
-        <w:t>風骨，</w:t>
-      </w:r>
-      <w:r>
-        <w:rPr>
-          <w:rFonts w:hint="eastAsia"/>
-          <w:b/>
-          <w:szCs w:val="28"/>
-        </w:rPr>
-        <w:t>浩然正氣</w:t>
-      </w:r>
-      <w:r>
-        <w:rPr>
-          <w:rFonts w:hint="eastAsia"/>
-          <w:bCs/>
-          <w:szCs w:val="28"/>
-        </w:rPr>
-        <w:t>，充斥天地</w:t>
-      </w:r>
-      <w:proofErr w:type="gramStart"/>
-      <w:r>
-        <w:rPr>
-          <w:rFonts w:hint="eastAsia"/>
-          <w:bCs/>
-          <w:szCs w:val="28"/>
-        </w:rPr>
-        <w:t>之間，直令</w:t>
-      </w:r>
-      <w:proofErr w:type="gramEnd"/>
-      <w:r>
-        <w:rPr>
-          <w:rFonts w:hint="eastAsia"/>
-          <w:bCs/>
-          <w:szCs w:val="28"/>
-        </w:rPr>
-        <w:t>鬼神徒然變色。</w:t>
+        <w:t>愛國詩歌中，最具震撼力的一聲精神吶喊。</w:t>
       </w:r>
     </w:p>
     <w:p>
       <w:pPr>
         <w:spacing w:after="0" w:line="440" w:lineRule="exact"/>
         <w:ind w:left="-6" w:right="0" w:hanging="11"/>
-        <w:rPr>
+        <w:jc w:val="both"/>
+      </w:pPr>
+      <w:r>
+        <w:rPr>
+          <w:rFonts w:hint="eastAsia"/>
+        </w:rPr>
+        <w:t xml:space="preserve">　　</w:t>
+      </w:r>
+      <w:r>
+        <w:rPr>
+          <w:rFonts w:hint="eastAsia"/>
+        </w:rPr>
+        <w:t>詩的前兩句「生當作人傑，死亦爲鬼雄」，以頂天立地的姿態破題，直接樹立了高尚的精神標竿。</w:t>
+      </w:r>
+      <w:r>
+        <w:rPr>
+          <w:rFonts w:hint="eastAsia"/>
+          <w:u w:val="single"/>
+        </w:rPr>
+        <w:t>李清照</w:t>
+      </w:r>
+      <w:r>
+        <w:rPr>
+          <w:rFonts w:hint="eastAsia"/>
+        </w:rPr>
+        <w:t>跨越了生死的界線，將「英雄氣節」貫穿於生命的全體</w:t>
+      </w:r>
+      <w:r>
+        <w:rPr>
+          <w:rFonts w:hint="eastAsia"/>
+        </w:rPr>
+        <w:t>--</w:t>
+      </w:r>
+      <w:r>
+        <w:rPr>
+          <w:rFonts w:hint="eastAsia"/>
+        </w:rPr>
+        <w:t>活著，就</w:t>
+      </w:r>
+      <w:r>
+        <w:rPr>
+          <w:rFonts w:hint="eastAsia"/>
+        </w:rPr>
+        <w:lastRenderedPageBreak/>
+        <w:t>必須成為人中豪傑，</w:t>
+      </w:r>
+      <w:r>
+        <w:rPr>
+          <w:rFonts w:hint="eastAsia"/>
+          <w:b/>
           <w:bCs/>
-          <w:szCs w:val="28"/>
-        </w:rPr>
-        <w:sectPr>
-          <w:footerReference w:type="default" r:id="rId10"/>
-          <w:pgSz w:w="11906" w:h="16838"/>
-          <w:pgMar w:top="567" w:right="567" w:bottom="567" w:left="567" w:header="0" w:footer="0" w:gutter="0"/>
-          <w:cols w:space="720"/>
-          <w:docGrid w:linePitch="381"/>
-        </w:sectPr>
-      </w:pPr>
-      <w:r>
-        <w:rPr>
-          <w:rFonts w:hint="eastAsia"/>
-          <w:bCs/>
-          <w:szCs w:val="28"/>
-        </w:rPr>
-        <w:t xml:space="preserve">    </w:t>
-      </w:r>
-      <w:r>
-        <w:rPr>
-          <w:rFonts w:hint="eastAsia"/>
-          <w:bCs/>
-          <w:szCs w:val="28"/>
-        </w:rPr>
-        <w:t>這</w:t>
-      </w:r>
-      <w:proofErr w:type="gramStart"/>
-      <w:r>
-        <w:rPr>
-          <w:rFonts w:hint="eastAsia"/>
-          <w:bCs/>
-          <w:szCs w:val="28"/>
-        </w:rPr>
-        <w:t>首詩起調</w:t>
-      </w:r>
-      <w:proofErr w:type="gramEnd"/>
-      <w:r>
-        <w:rPr>
-          <w:rFonts w:hint="eastAsia"/>
-          <w:bCs/>
-          <w:szCs w:val="28"/>
-        </w:rPr>
-        <w:t>高亢，鮮明地提出了人生的價值取向：人活著就要做人中的豪傑，為國家建功立業；死也要為國捐軀，成為鬼中的英雄。愛國激情，溢於言表，在當時確有</w:t>
-      </w:r>
-      <w:r>
-        <w:rPr>
-          <w:rFonts w:hint="eastAsia"/>
-          <w:b/>
-          <w:szCs w:val="28"/>
-        </w:rPr>
-        <w:t>振聾發聵</w:t>
-      </w:r>
-      <w:r>
-        <w:rPr>
-          <w:rFonts w:hint="eastAsia"/>
-          <w:bCs/>
-          <w:szCs w:val="28"/>
-        </w:rPr>
-        <w:t>的作用。</w:t>
-      </w:r>
-      <w:r>
-        <w:rPr>
-          <w:rFonts w:hint="eastAsia"/>
-          <w:bCs/>
-          <w:szCs w:val="28"/>
-          <w:u w:val="single"/>
-        </w:rPr>
-        <w:t>南宋</w:t>
-      </w:r>
-      <w:r>
-        <w:rPr>
-          <w:rFonts w:hint="eastAsia"/>
-          <w:bCs/>
-          <w:szCs w:val="28"/>
-        </w:rPr>
-        <w:t>統治者不管百姓死活，只顧自己逃命；拋棄</w:t>
-      </w:r>
-      <w:r>
-        <w:rPr>
-          <w:rFonts w:hint="eastAsia"/>
-          <w:b/>
-          <w:szCs w:val="28"/>
-          <w:u w:val="single"/>
-        </w:rPr>
-        <w:t>中原</w:t>
-      </w:r>
-      <w:r>
-        <w:rPr>
-          <w:rFonts w:hint="eastAsia"/>
-          <w:bCs/>
-          <w:szCs w:val="28"/>
-        </w:rPr>
-        <w:t>河山，苟且偷生。因此，詩人想起了</w:t>
-      </w:r>
-      <w:r>
-        <w:rPr>
-          <w:rFonts w:hint="eastAsia"/>
-          <w:bCs/>
-          <w:szCs w:val="28"/>
-          <w:u w:val="single"/>
-        </w:rPr>
-        <w:t>項羽</w:t>
-      </w:r>
-      <w:r>
-        <w:rPr>
-          <w:rFonts w:hint="eastAsia"/>
-          <w:bCs/>
-          <w:szCs w:val="28"/>
-        </w:rPr>
-        <w:t>。</w:t>
-      </w:r>
-      <w:r>
-        <w:rPr>
-          <w:rFonts w:hint="eastAsia"/>
-          <w:bCs/>
-          <w:szCs w:val="28"/>
-          <w:u w:val="single"/>
-        </w:rPr>
-        <w:t>項羽</w:t>
-      </w:r>
-      <w:r>
-        <w:rPr>
-          <w:rFonts w:hint="eastAsia"/>
-          <w:bCs/>
-          <w:szCs w:val="28"/>
-        </w:rPr>
-        <w:t>突圍到</w:t>
-      </w:r>
-      <w:r>
-        <w:rPr>
-          <w:rFonts w:hint="eastAsia"/>
-          <w:bCs/>
-          <w:szCs w:val="28"/>
-          <w:u w:val="single"/>
-        </w:rPr>
-        <w:t>烏江</w:t>
-      </w:r>
-      <w:r>
-        <w:rPr>
-          <w:rFonts w:hint="eastAsia"/>
-          <w:bCs/>
-          <w:szCs w:val="28"/>
-        </w:rPr>
-        <w:t>，</w:t>
-      </w:r>
-      <w:hyperlink r:id="rId11" w:history="1">
-        <w:proofErr w:type="gramStart"/>
-        <w:r>
-          <w:rPr>
-            <w:rStyle w:val="a8"/>
-            <w:rFonts w:hint="eastAsia"/>
-            <w:bCs/>
-            <w:szCs w:val="28"/>
-          </w:rPr>
-          <w:t>烏江亭長</w:t>
-        </w:r>
-        <w:proofErr w:type="gramEnd"/>
-      </w:hyperlink>
-      <w:r>
-        <w:rPr>
-          <w:rFonts w:hint="eastAsia"/>
-          <w:bCs/>
-          <w:szCs w:val="28"/>
-        </w:rPr>
-        <w:t>勸他急速渡江，回到</w:t>
-      </w:r>
-      <w:r>
-        <w:rPr>
-          <w:rFonts w:hint="eastAsia"/>
-          <w:bCs/>
-          <w:szCs w:val="28"/>
-          <w:u w:val="single"/>
-        </w:rPr>
-        <w:t>江東</w:t>
-      </w:r>
-      <w:r>
-        <w:rPr>
-          <w:rFonts w:hint="eastAsia"/>
-          <w:bCs/>
-          <w:szCs w:val="28"/>
-        </w:rPr>
-        <w:t>，重整旗</w:t>
+        </w:rPr>
+        <w:t>引領風騷</w:t>
+      </w:r>
+      <w:r>
+        <w:rPr>
+          <w:rFonts w:hint="eastAsia"/>
+        </w:rPr>
+        <w:t>；即便不幸犧牲，靈魂也應當是冥府裡的英烈。這種將「生」與「死」並提的強烈對比，不僅展現出跨越時空的生命張力，更賦予了生命一種絕對的尊嚴與價值感。</w:t>
       </w:r>
     </w:p>
     <w:p>
       <w:pPr>
         <w:spacing w:after="0" w:line="440" w:lineRule="exact"/>
         <w:ind w:left="-6" w:right="0" w:hanging="11"/>
-        <w:rPr>
+        <w:jc w:val="both"/>
+      </w:pPr>
+      <w:r>
+        <w:rPr>
+          <w:rFonts w:hint="eastAsia"/>
+        </w:rPr>
+        <w:t xml:space="preserve">　　</w:t>
+      </w:r>
+      <w:r>
+        <w:rPr>
+          <w:rFonts w:hint="eastAsia"/>
+        </w:rPr>
+        <w:t>後兩句「至今思項羽，不肯過江東」，則將視線轉向歷史。</w:t>
+      </w:r>
+      <w:r>
+        <w:rPr>
+          <w:rFonts w:hint="eastAsia"/>
+          <w:u w:val="single"/>
+        </w:rPr>
+        <w:t>項羽</w:t>
+      </w:r>
+      <w:r>
+        <w:rPr>
+          <w:rFonts w:hint="eastAsia"/>
+        </w:rPr>
+        <w:t>在</w:t>
+      </w:r>
+      <w:r>
+        <w:rPr>
+          <w:rFonts w:hint="eastAsia"/>
+          <w:u w:val="single"/>
+        </w:rPr>
+        <w:t>烏江</w:t>
+      </w:r>
+      <w:r>
+        <w:rPr>
+          <w:rFonts w:hint="eastAsia"/>
+        </w:rPr>
+        <w:t>畔面臨兵敗，本有機會渡江重整旗鼓，但他因「無顏見江東父老」而選擇</w:t>
+      </w:r>
+      <w:r>
+        <w:rPr>
+          <w:rFonts w:hint="eastAsia"/>
+          <w:b/>
           <w:bCs/>
-          <w:szCs w:val="28"/>
-        </w:rPr>
-      </w:pPr>
-      <w:r>
-        <w:rPr>
-          <w:rFonts w:hint="eastAsia"/>
-          <w:bCs/>
-          <w:szCs w:val="28"/>
-        </w:rPr>
-        <w:lastRenderedPageBreak/>
-        <w:t>鼓。</w:t>
-      </w:r>
-      <w:r>
-        <w:rPr>
-          <w:rFonts w:hint="eastAsia"/>
-          <w:bCs/>
-          <w:szCs w:val="28"/>
+        </w:rPr>
+        <w:t>自刎</w:t>
+      </w:r>
+      <w:r>
+        <w:rPr>
+          <w:rFonts w:hint="eastAsia"/>
+        </w:rPr>
+        <w:t>。</w:t>
+      </w:r>
+      <w:r>
+        <w:rPr>
+          <w:rFonts w:hint="eastAsia"/>
           <w:u w:val="single"/>
         </w:rPr>
+        <w:t>李清照</w:t>
+      </w:r>
+      <w:r>
+        <w:rPr>
+          <w:rFonts w:hint="eastAsia"/>
+        </w:rPr>
+        <w:t>在此並非盲目歌頌失敗，而是讚賞</w:t>
+      </w:r>
+      <w:r>
+        <w:rPr>
+          <w:rFonts w:hint="eastAsia"/>
+          <w:u w:val="single"/>
+        </w:rPr>
         <w:t>項羽</w:t>
       </w:r>
       <w:r>
         <w:rPr>
           <w:rFonts w:hint="eastAsia"/>
-          <w:bCs/>
-          <w:szCs w:val="28"/>
-        </w:rPr>
-        <w:t>自己覺得無臉見</w:t>
-      </w:r>
-      <w:r>
-        <w:rPr>
-          <w:rFonts w:hint="eastAsia"/>
-          <w:bCs/>
-          <w:szCs w:val="28"/>
-          <w:u w:val="single"/>
-        </w:rPr>
-        <w:t>江東</w:t>
-      </w:r>
-      <w:r>
-        <w:rPr>
-          <w:rFonts w:hint="eastAsia"/>
-          <w:bCs/>
-          <w:szCs w:val="28"/>
-        </w:rPr>
-        <w:t>父老，便回身苦戰，殺死敵兵數百，然後自刎。詩人</w:t>
-      </w:r>
-      <w:r>
-        <w:rPr>
-          <w:rFonts w:hint="eastAsia"/>
-          <w:b/>
-          <w:szCs w:val="28"/>
-        </w:rPr>
-        <w:t>鞭撻</w:t>
-      </w:r>
-      <w:r>
-        <w:rPr>
-          <w:rFonts w:hint="eastAsia"/>
-          <w:bCs/>
-          <w:szCs w:val="28"/>
-          <w:u w:val="single"/>
-        </w:rPr>
-        <w:t>南宋</w:t>
-      </w:r>
-      <w:r>
-        <w:rPr>
-          <w:rFonts w:hint="eastAsia"/>
-          <w:bCs/>
-          <w:szCs w:val="28"/>
-        </w:rPr>
-        <w:t>當權派的無恥行徑，借古諷今，正氣凜然。</w:t>
-      </w:r>
-      <w:proofErr w:type="gramStart"/>
-      <w:r>
-        <w:rPr>
-          <w:rFonts w:hint="eastAsia"/>
-          <w:bCs/>
-          <w:szCs w:val="28"/>
-        </w:rPr>
-        <w:t>全詩僅</w:t>
-      </w:r>
-      <w:proofErr w:type="gramEnd"/>
-      <w:r>
-        <w:rPr>
-          <w:rFonts w:hint="eastAsia"/>
-          <w:bCs/>
-          <w:szCs w:val="28"/>
-        </w:rPr>
-        <w:t>二十</w:t>
-      </w:r>
-      <w:proofErr w:type="gramStart"/>
-      <w:r>
-        <w:rPr>
-          <w:rFonts w:hint="eastAsia"/>
-          <w:bCs/>
-          <w:szCs w:val="28"/>
-        </w:rPr>
-        <w:t>個</w:t>
-      </w:r>
-      <w:proofErr w:type="gramEnd"/>
-      <w:r>
-        <w:rPr>
-          <w:rFonts w:hint="eastAsia"/>
-          <w:bCs/>
-          <w:szCs w:val="28"/>
-        </w:rPr>
-        <w:t>字，連用了三個典故，但無</w:t>
-      </w:r>
-      <w:r>
-        <w:rPr>
-          <w:rFonts w:hint="eastAsia"/>
-          <w:b/>
-          <w:szCs w:val="28"/>
-        </w:rPr>
-        <w:t>堆砌</w:t>
-      </w:r>
-      <w:r>
-        <w:rPr>
-          <w:rFonts w:hint="eastAsia"/>
-          <w:bCs/>
-          <w:szCs w:val="28"/>
-        </w:rPr>
-        <w:t>之弊，因為這都是詩人的心聲。如此慷慨雄健、</w:t>
-      </w:r>
-      <w:r>
-        <w:rPr>
-          <w:rFonts w:hint="eastAsia"/>
-          <w:b/>
-          <w:szCs w:val="28"/>
-        </w:rPr>
-        <w:t>擲地有聲</w:t>
-      </w:r>
-      <w:r>
-        <w:rPr>
-          <w:rFonts w:hint="eastAsia"/>
-          <w:bCs/>
-          <w:szCs w:val="28"/>
-        </w:rPr>
-        <w:t>的詩篇，出自女性之手，實在是</w:t>
-      </w:r>
-      <w:r>
-        <w:rPr>
-          <w:rFonts w:hint="eastAsia"/>
-          <w:b/>
-          <w:szCs w:val="28"/>
-        </w:rPr>
-        <w:t>壓倒鬚眉</w:t>
-      </w:r>
-      <w:r>
-        <w:rPr>
-          <w:rFonts w:hint="eastAsia"/>
-          <w:bCs/>
-          <w:szCs w:val="28"/>
-        </w:rPr>
-        <w:t>了。</w:t>
+        </w:rPr>
+        <w:t>那份寧為玉碎、不為瓦全的極致尊嚴。</w:t>
       </w:r>
     </w:p>
     <w:p>
       <w:pPr>
-        <w:spacing w:after="0" w:line="480" w:lineRule="exact"/>
+        <w:spacing w:after="0" w:line="440" w:lineRule="exact"/>
         <w:ind w:left="-6" w:right="0" w:hanging="11"/>
+        <w:jc w:val="both"/>
+      </w:pPr>
+      <w:r>
+        <w:rPr>
+          <w:rFonts w:hint="eastAsia"/>
+        </w:rPr>
+        <w:t xml:space="preserve">　　</w:t>
+      </w:r>
+      <w:r>
+        <w:rPr>
+          <w:rFonts w:hint="eastAsia"/>
+        </w:rPr>
+        <w:t>結合當時的歷史背景，西元</w:t>
+      </w:r>
+      <w:r>
+        <w:t>1127年</w:t>
+      </w:r>
+      <w:r>
+        <w:rPr>
+          <w:u w:val="single"/>
+        </w:rPr>
+        <w:t>靖康</w:t>
+      </w:r>
+      <w:r>
+        <w:t>之禍後，</w:t>
+      </w:r>
+      <w:r>
+        <w:rPr>
+          <w:u w:val="single"/>
+        </w:rPr>
+        <w:t>北宋</w:t>
+      </w:r>
+      <w:r>
+        <w:t>滅亡，</w:t>
+      </w:r>
+      <w:r>
+        <w:rPr>
+          <w:u w:val="single"/>
+        </w:rPr>
+        <w:t>南宋</w:t>
+      </w:r>
+      <w:r>
+        <w:t>朝廷在</w:t>
+      </w:r>
+      <w:r>
+        <w:rPr>
+          <w:u w:val="single"/>
+        </w:rPr>
+        <w:t>金</w:t>
+      </w:r>
+      <w:r>
+        <w:t>兵的威脅下，一味</w:t>
+      </w:r>
+      <w:r>
+        <w:rPr>
+          <w:b/>
+          <w:bCs/>
+        </w:rPr>
+        <w:t>倉皇</w:t>
+      </w:r>
+      <w:r>
+        <w:t>南逃、</w:t>
+      </w:r>
+      <w:r>
+        <w:rPr>
+          <w:b/>
+          <w:bCs/>
+        </w:rPr>
+        <w:t>偏安江左</w:t>
+      </w:r>
+      <w:r>
+        <w:t>。</w:t>
+      </w:r>
+      <w:r>
+        <w:rPr>
+          <w:u w:val="single"/>
+        </w:rPr>
+        <w:t>李清照</w:t>
+      </w:r>
+      <w:r>
+        <w:t>借</w:t>
+      </w:r>
+      <w:r>
+        <w:rPr>
+          <w:u w:val="single"/>
+        </w:rPr>
+        <w:t>項羽</w:t>
+      </w:r>
+      <w:r>
+        <w:t>的「不肯過江」，強烈對比並諷刺了當時</w:t>
+      </w:r>
+      <w:r>
+        <w:rPr>
+          <w:u w:val="single"/>
+        </w:rPr>
+        <w:t>南宋</w:t>
+      </w:r>
+      <w:r>
+        <w:t>統治者（如</w:t>
+      </w:r>
+      <w:r>
+        <w:rPr>
+          <w:u w:val="single"/>
+        </w:rPr>
+        <w:t>宋高宗</w:t>
+      </w:r>
+      <w:r>
+        <w:t>、</w:t>
+      </w:r>
+      <w:r>
+        <w:rPr>
+          <w:u w:val="single"/>
+        </w:rPr>
+        <w:t>趙明誠</w:t>
+      </w:r>
+      <w:r>
+        <w:t>等）的懦弱無能。這種「借古諷今」的筆法，以一位</w:t>
+      </w:r>
+      <w:r>
+        <w:rPr>
+          <w:u w:val="single"/>
+        </w:rPr>
+        <w:t>楚</w:t>
+      </w:r>
+      <w:r>
+        <w:t>霸王悲壯的背影，狠狠</w:t>
+      </w:r>
+      <w:r>
+        <w:rPr>
+          <w:b/>
+          <w:bCs/>
+        </w:rPr>
+        <w:t>鞭撻</w:t>
+      </w:r>
+      <w:r>
+        <w:t>了當權者的</w:t>
+      </w:r>
+      <w:r>
+        <w:rPr>
+          <w:b/>
+          <w:bCs/>
+        </w:rPr>
+        <w:t>苟且偷生</w:t>
+      </w:r>
+      <w:r>
+        <w:t>。</w:t>
+      </w:r>
+    </w:p>
+    <w:p>
+      <w:pPr>
+        <w:spacing w:after="0" w:line="440" w:lineRule="exact"/>
+        <w:ind w:left="-6" w:right="0" w:hanging="11"/>
+        <w:jc w:val="both"/>
         <w:rPr>
           <w:bCs/>
           <w:spacing w:val="-6"/>
@@ -1874,41 +1596,58 @@
       <w:r>
         <w:rPr>
           <w:rFonts w:hint="eastAsia"/>
+        </w:rPr>
+        <w:t xml:space="preserve">　　</w:t>
+      </w:r>
+      <w:r>
+        <w:rPr>
+          <w:rFonts w:hint="eastAsia"/>
+        </w:rPr>
+        <w:t>本詩最難能可貴之處，在於它出自素以婉約詞風著稱的</w:t>
+      </w:r>
+      <w:r>
+        <w:rPr>
+          <w:rFonts w:hint="eastAsia"/>
+          <w:u w:val="single"/>
+        </w:rPr>
+        <w:t>李清照</w:t>
+      </w:r>
+      <w:r>
+        <w:rPr>
+          <w:rFonts w:hint="eastAsia"/>
+        </w:rPr>
+        <w:t>之手。在國家興亡、山河破碎的關頭，她褪去了「尋尋覓覓」的哀怨，展現出超越多數當朝男子的剛毅與豪情。全詩結構嚴謹，前兩句立論，後兩句實證，音調慷慨激昂。這股由內而外散發的「傲骨」，讓這首短詩超越了時代的限制，成為</w:t>
+      </w:r>
+      <w:r>
+        <w:rPr>
+          <w:rFonts w:hint="eastAsia"/>
+          <w:u w:val="single"/>
+        </w:rPr>
+        <w:t>中華民族</w:t>
+      </w:r>
+      <w:r>
+        <w:rPr>
+          <w:rFonts w:hint="eastAsia"/>
+          <w:b/>
           <w:bCs/>
-          <w:spacing w:val="-6"/>
-          <w:szCs w:val="28"/>
-        </w:rPr>
-        <w:t>(資料來源：</w:t>
-      </w:r>
-      <w:hyperlink r:id="rId12" w:history="1">
-        <w:r>
-          <w:rPr>
-            <w:rStyle w:val="a8"/>
-            <w:bCs/>
-            <w:spacing w:val="-6"/>
-            <w:szCs w:val="28"/>
-          </w:rPr>
-          <w:t>https://www.arteducation.com.tw/shiwenv_e4cd80aceb52.html</w:t>
-        </w:r>
-      </w:hyperlink>
+        </w:rPr>
+        <w:t>歷久彌新</w:t>
+      </w:r>
+      <w:r>
+        <w:rPr>
+          <w:rFonts w:hint="eastAsia"/>
+        </w:rPr>
+        <w:t>的精神圖騰。</w:t>
+      </w:r>
+      <w:hyperlink r:id="rId10" w:history="1"/>
+      <w:hyperlink r:id="rId11" w:history="1"/>
+      <w:hyperlink r:id="rId12" w:history="1"/>
       <w:hyperlink r:id="rId13" w:history="1"/>
       <w:hyperlink r:id="rId14" w:history="1"/>
-      <w:hyperlink r:id="rId15" w:history="1"/>
-      <w:hyperlink r:id="rId16" w:history="1"/>
-      <w:hyperlink r:id="rId17" w:history="1"/>
-      <w:r>
-        <w:rPr>
-          <w:rFonts w:hint="eastAsia"/>
-          <w:bCs/>
-          <w:spacing w:val="-6"/>
-          <w:szCs w:val="28"/>
-        </w:rPr>
-        <w:t>)</w:t>
-      </w:r>
     </w:p>
     <w:p>
       <w:pPr>
-        <w:spacing w:after="0" w:line="480" w:lineRule="exact"/>
+        <w:spacing w:beforeLines="50" w:before="120" w:after="0" w:line="480" w:lineRule="exact"/>
         <w:ind w:left="-6" w:right="0" w:hanging="11"/>
         <w:rPr>
           <w:bCs/>
@@ -1934,30 +1673,28 @@
           <w:ilvl w:val="0"/>
           <w:numId w:val="1"/>
         </w:numPr>
-        <w:spacing w:line="400" w:lineRule="exact"/>
-        <w:ind w:leftChars="0" w:right="0"/>
-      </w:pPr>
-      <w:proofErr w:type="gramStart"/>
-      <w:r>
-        <w:rPr>
-          <w:rFonts w:hint="eastAsia"/>
-        </w:rPr>
-        <w:t>恪</w:t>
-      </w:r>
-      <w:proofErr w:type="gramEnd"/>
+        <w:spacing w:line="440" w:lineRule="exact"/>
+        <w:ind w:leftChars="0" w:left="284" w:right="0" w:hanging="284"/>
+        <w:jc w:val="both"/>
+      </w:pPr>
+      <w:r>
+        <w:rPr>
+          <w:rFonts w:hint="eastAsia"/>
+        </w:rPr>
+        <w:t>尷尬</w:t>
+      </w:r>
       <w:r>
         <w:t>(</w:t>
       </w:r>
-      <w:proofErr w:type="gramStart"/>
-      <w:r>
-        <w:rPr>
+      <w:r>
+        <w:rPr>
+          <w:rFonts w:hint="eastAsia"/>
           <w:color w:val="FF0000"/>
           <w:sz w:val="16"/>
           <w:szCs w:val="16"/>
         </w:rPr>
-        <w:t>ㄎㄜˋ</w:t>
-      </w:r>
-      <w:proofErr w:type="gramEnd"/>
+        <w:t>ㄍㄢ ㄍㄚˋ</w:t>
+      </w:r>
       <w:r>
         <w:t>)</w:t>
       </w:r>
@@ -1971,7 +1708,7 @@
         <w:rPr>
           <w:rFonts w:hint="eastAsia"/>
         </w:rPr>
-        <w:t>謹慎誠敬。</w:t>
+        <w:t>處在某種情況下，讓人覺得很不自然、很不好意思，或者不知道該怎麼辦才好。</w:t>
       </w:r>
     </w:p>
     <w:p>
@@ -1981,15 +1718,36 @@
           <w:ilvl w:val="0"/>
           <w:numId w:val="1"/>
         </w:numPr>
-        <w:spacing w:line="400" w:lineRule="exact"/>
-        <w:ind w:leftChars="0" w:right="0"/>
-      </w:pPr>
-      <w:r>
-        <w:rPr>
-          <w:rFonts w:hint="eastAsia"/>
-          <w:szCs w:val="28"/>
-        </w:rPr>
-        <w:t>戡亂：平定亂事。【例】保家衛國，戡亂安民，原是國軍神聖的使命。</w:t>
+        <w:spacing w:line="440" w:lineRule="exact"/>
+        <w:ind w:leftChars="0" w:left="284" w:right="0" w:hanging="284"/>
+        <w:jc w:val="both"/>
+        <w:rPr>
+          <w:spacing w:val="-6"/>
+        </w:rPr>
+      </w:pPr>
+      <w:r>
+        <w:rPr>
+          <w:rFonts w:hint="eastAsia"/>
+          <w:spacing w:val="-6"/>
+          <w:szCs w:val="28"/>
+        </w:rPr>
+        <w:t>無地自容</w:t>
+      </w:r>
+      <w:r>
+        <w:rPr>
+          <w:rFonts w:hint="eastAsia"/>
+          <w:spacing w:val="-6"/>
+          <w:szCs w:val="28"/>
+        </w:rPr>
+        <w:t>：</w:t>
+      </w:r>
+      <w:r>
+        <w:rPr>
+          <w:rFonts w:hint="eastAsia"/>
+          <w:spacing w:val="-6"/>
+          <w:szCs w:val="28"/>
+        </w:rPr>
+        <w:t>形容非常羞愧、丟臉，恨不得地上立刻有一個洞可以讓自己鑽進去躲起來。</w:t>
       </w:r>
     </w:p>
     <w:p>
@@ -1999,24 +1757,19 @@
           <w:ilvl w:val="0"/>
           <w:numId w:val="1"/>
         </w:numPr>
-        <w:spacing w:line="400" w:lineRule="exact"/>
-        <w:ind w:leftChars="0" w:right="0"/>
-      </w:pPr>
-      <w:proofErr w:type="gramStart"/>
-      <w:r>
-        <w:rPr>
-          <w:rFonts w:hint="eastAsia"/>
-        </w:rPr>
-        <w:t>縋</w:t>
-      </w:r>
-      <w:proofErr w:type="gramEnd"/>
-      <w:r>
-        <w:rPr>
-          <w:rFonts w:hint="eastAsia"/>
-        </w:rPr>
+        <w:spacing w:line="440" w:lineRule="exact"/>
+        <w:ind w:leftChars="0" w:left="284" w:right="0" w:hanging="284"/>
+        <w:jc w:val="both"/>
+      </w:pPr>
+      <w:r>
+        <w:rPr>
+          <w:rFonts w:hint="eastAsia"/>
+        </w:rPr>
+        <w:t>鏗鏘</w:t>
+      </w:r>
+      <w:r>
         <w:t>(</w:t>
       </w:r>
-      <w:proofErr w:type="gramStart"/>
       <w:r>
         <w:rPr>
           <w:rFonts w:hint="eastAsia"/>
@@ -2024,52 +1777,40 @@
           <w:sz w:val="16"/>
           <w:szCs w:val="16"/>
         </w:rPr>
-        <w:t>ㄓㄨㄟˋ</w:t>
-      </w:r>
-      <w:proofErr w:type="gramEnd"/>
-      <w:r>
-        <w:rPr>
-          <w:rFonts w:hint="eastAsia"/>
-        </w:rPr>
+        <w:t>ㄎㄥ</w:t>
+      </w:r>
+      <w:r>
+        <w:rPr>
+          <w:rFonts w:hint="eastAsia"/>
+          <w:color w:val="FF0000"/>
+          <w:sz w:val="16"/>
+          <w:szCs w:val="16"/>
+        </w:rPr>
+        <w:t xml:space="preserve"> </w:t>
+      </w:r>
+      <w:r>
+        <w:rPr>
+          <w:rFonts w:hint="eastAsia"/>
+          <w:color w:val="FF0000"/>
+          <w:sz w:val="16"/>
+          <w:szCs w:val="16"/>
+        </w:rPr>
+        <w:t>ㄑㄧㄤ</w:t>
+      </w:r>
+      <w:r>
         <w:t>)</w:t>
       </w:r>
       <w:r>
         <w:rPr>
           <w:rFonts w:hint="eastAsia"/>
         </w:rPr>
-        <w:t>城</w:t>
-      </w:r>
-      <w:r>
-        <w:rPr>
-          <w:rFonts w:hint="eastAsia"/>
-        </w:rPr>
         <w:t>：</w:t>
       </w:r>
       <w:r>
         <w:rPr>
           <w:rFonts w:hint="eastAsia"/>
         </w:rPr>
-        <w:t>以</w:t>
-      </w:r>
-      <w:proofErr w:type="gramStart"/>
-      <w:r>
-        <w:rPr>
-          <w:rFonts w:hint="eastAsia"/>
-        </w:rPr>
-        <w:t>繩索懸綁物體</w:t>
-      </w:r>
-      <w:proofErr w:type="gramEnd"/>
-      <w:r>
-        <w:rPr>
-          <w:rFonts w:hint="eastAsia"/>
-        </w:rPr>
-        <w:t>沿著城牆</w:t>
-      </w:r>
-      <w:r>
-        <w:rPr>
-          <w:rFonts w:hint="eastAsia"/>
-        </w:rPr>
-        <w:t>往下墜送。</w:t>
+        <w:t>原本是用來形容金屬或玉石碰撞時，發出清脆響亮的好聽聲音。在這裡可以用來形容講話聲音很有力、很有節奏感。</w:t>
       </w:r>
     </w:p>
     <w:p>
@@ -2079,46 +1820,27 @@
           <w:ilvl w:val="0"/>
           <w:numId w:val="1"/>
         </w:numPr>
-        <w:spacing w:line="400" w:lineRule="exact"/>
-        <w:ind w:leftChars="0" w:right="0"/>
-      </w:pPr>
-      <w:r>
-        <w:rPr>
-          <w:szCs w:val="28"/>
-        </w:rPr>
-        <w:t>聯翩</w:t>
-      </w:r>
-      <w:r>
-        <w:rPr>
-          <w:rFonts w:hint="eastAsia"/>
-          <w:szCs w:val="28"/>
-        </w:rPr>
-        <w:t>(</w:t>
-      </w:r>
-      <w:proofErr w:type="gramStart"/>
-      <w:r>
-        <w:rPr>
-          <w:rFonts w:hint="eastAsia"/>
-          <w:color w:val="FF0000"/>
-          <w:sz w:val="16"/>
-          <w:szCs w:val="16"/>
-        </w:rPr>
-        <w:t>ㄆㄧㄢ</w:t>
-      </w:r>
-      <w:proofErr w:type="gramEnd"/>
-      <w:r>
-        <w:rPr>
-          <w:rFonts w:hint="eastAsia"/>
-          <w:szCs w:val="28"/>
-        </w:rPr>
-        <w:t>)：</w:t>
-      </w:r>
-      <w:r>
-        <w:rPr>
-          <w:rFonts w:hint="eastAsia"/>
-          <w:szCs w:val="28"/>
-        </w:rPr>
-        <w:t>形容接連不斷。鳥飛的樣子。</w:t>
+        <w:spacing w:line="440" w:lineRule="exact"/>
+        <w:ind w:leftChars="0" w:left="284" w:right="0" w:hanging="284"/>
+        <w:jc w:val="both"/>
+      </w:pPr>
+      <w:r>
+        <w:rPr>
+          <w:rFonts w:hint="eastAsia"/>
+        </w:rPr>
+        <w:t>擲地有聲</w:t>
+      </w:r>
+      <w:r>
+        <w:rPr>
+          <w:rFonts w:hint="eastAsia"/>
+        </w:rPr>
+        <w:t>：</w:t>
+      </w:r>
+      <w:r>
+        <w:rPr>
+          <w:rFonts w:hint="eastAsia"/>
+        </w:rPr>
+        <w:t>比喻文章寫得極好，或是說的話非常有分量、很有道理，就像把東西丟在地上能發出響亮的聲音一樣。</w:t>
       </w:r>
     </w:p>
     <w:p>
@@ -2128,20 +1850,27 @@
           <w:ilvl w:val="0"/>
           <w:numId w:val="1"/>
         </w:numPr>
-        <w:spacing w:line="400" w:lineRule="exact"/>
-        <w:ind w:leftChars="0" w:right="0"/>
-      </w:pPr>
-      <w:r>
-        <w:rPr>
-          <w:rFonts w:hint="eastAsia"/>
-        </w:rPr>
-        <w:t>凝重</w:t>
-      </w:r>
-      <w:r>
-        <w:rPr>
-          <w:rFonts w:hint="eastAsia"/>
-        </w:rPr>
-        <w:t>：沉重嚴肅的樣子。【例】他的神情凝重，似乎正在思考一件很重大的事情。</w:t>
+        <w:spacing w:line="440" w:lineRule="exact"/>
+        <w:ind w:leftChars="0" w:left="284" w:right="0" w:hanging="284"/>
+        <w:jc w:val="both"/>
+      </w:pPr>
+      <w:r>
+        <w:rPr>
+          <w:rFonts w:hint="eastAsia"/>
+        </w:rPr>
+        <w:t>引領風騷</w:t>
+      </w:r>
+      <w:r>
+        <w:rPr>
+          <w:rFonts w:hint="eastAsia"/>
+        </w:rPr>
+        <w:t>：</w:t>
+      </w:r>
+      <w:r>
+        <w:rPr>
+          <w:rFonts w:hint="eastAsia"/>
+        </w:rPr>
+        <w:t>形容在某個領域中表現最傑出、最厲害，能夠帶領潮流，成為大家崇拜和模仿的對象。</w:t>
       </w:r>
     </w:p>
     <w:p>
@@ -2151,22 +1880,19 @@
           <w:ilvl w:val="0"/>
           <w:numId w:val="1"/>
         </w:numPr>
-        <w:spacing w:line="400" w:lineRule="exact"/>
-        <w:ind w:leftChars="0" w:right="0"/>
-      </w:pPr>
-      <w:r>
-        <w:rPr>
-          <w:rFonts w:hint="eastAsia"/>
-        </w:rPr>
-        <w:t>胸臆</w:t>
-      </w:r>
-      <w:r>
-        <w:rPr>
-          <w:rFonts w:hint="eastAsia"/>
-        </w:rPr>
+        <w:spacing w:line="440" w:lineRule="exact"/>
+        <w:ind w:leftChars="0" w:left="284" w:right="0" w:hanging="284"/>
+        <w:jc w:val="both"/>
+      </w:pPr>
+      <w:r>
+        <w:rPr>
+          <w:rFonts w:hint="eastAsia"/>
+        </w:rPr>
+        <w:t>自刎</w:t>
+      </w:r>
+      <w:r>
         <w:t>(</w:t>
       </w:r>
-      <w:proofErr w:type="gramStart"/>
       <w:r>
         <w:rPr>
           <w:rFonts w:hint="eastAsia"/>
@@ -2174,65 +1900,22 @@
           <w:sz w:val="16"/>
           <w:szCs w:val="16"/>
         </w:rPr>
-        <w:t>ㄧˋ</w:t>
-      </w:r>
-      <w:proofErr w:type="gramEnd"/>
+        <w:t>ㄨㄣˇ</w:t>
+      </w:r>
       <w:r>
         <w:t>)</w:t>
       </w:r>
-    </w:p>
-    <w:p>
-      <w:pPr>
-        <w:pStyle w:val="aa"/>
-        <w:spacing w:line="400" w:lineRule="exact"/>
-        <w:ind w:leftChars="0" w:right="0" w:firstLine="0"/>
-      </w:pPr>
-      <w:r>
-        <w:rPr>
-          <w:rFonts w:hint="eastAsia"/>
-        </w:rPr>
-        <w:t>胸部。引申指心中的想法。【例】且讓</w:t>
-      </w:r>
-      <w:proofErr w:type="gramStart"/>
-      <w:r>
-        <w:rPr>
-          <w:rFonts w:hint="eastAsia"/>
-        </w:rPr>
-        <w:t>我直抒胸臆</w:t>
-      </w:r>
-      <w:proofErr w:type="gramEnd"/>
-      <w:r>
-        <w:rPr>
-          <w:rFonts w:hint="eastAsia"/>
-        </w:rPr>
-        <w:t>，一吐抱負。</w:t>
-      </w:r>
-    </w:p>
-    <w:p>
-      <w:pPr>
-        <w:pStyle w:val="aa"/>
-        <w:spacing w:line="400" w:lineRule="exact"/>
-        <w:ind w:leftChars="0" w:right="0" w:firstLine="0"/>
-      </w:pPr>
-      <w:r>
-        <w:rPr>
-          <w:rFonts w:hint="eastAsia"/>
-        </w:rPr>
-        <w:t>胸懷、氣度。【例】聽他一席話，才知他胸臆</w:t>
-      </w:r>
-      <w:proofErr w:type="gramStart"/>
-      <w:r>
-        <w:rPr>
-          <w:rFonts w:hint="eastAsia"/>
-        </w:rPr>
-        <w:t>捲</w:t>
-      </w:r>
-      <w:proofErr w:type="gramEnd"/>
-      <w:r>
-        <w:rPr>
-          <w:rFonts w:hint="eastAsia"/>
-        </w:rPr>
-        <w:t>江河，令人驚嘆！</w:t>
+      <w:r>
+        <w:rPr>
+          <w:rFonts w:hint="eastAsia"/>
+        </w:rPr>
+        <w:t>：</w:t>
+      </w:r>
+      <w:r>
+        <w:rPr>
+          <w:rFonts w:hint="eastAsia"/>
+        </w:rPr>
+        <w:t>用刀劍等利器割自己的脖子來結束生命（自殺）。</w:t>
       </w:r>
     </w:p>
     <w:p>
@@ -2242,99 +1925,27 @@
           <w:ilvl w:val="0"/>
           <w:numId w:val="1"/>
         </w:numPr>
-        <w:spacing w:line="400" w:lineRule="exact"/>
-        <w:ind w:leftChars="0" w:right="0"/>
-      </w:pPr>
-      <w:r>
-        <w:rPr>
-          <w:rFonts w:hint="eastAsia"/>
-        </w:rPr>
-        <w:t>脊</w:t>
-      </w:r>
-      <w:r>
-        <w:rPr>
-          <w:rFonts w:hint="eastAsia"/>
-        </w:rPr>
-        <w:t>(</w:t>
-      </w:r>
-      <w:proofErr w:type="gramStart"/>
-      <w:r>
-        <w:rPr>
-          <w:rFonts w:hint="eastAsia"/>
-          <w:color w:val="FF0000"/>
-          <w:sz w:val="16"/>
-          <w:szCs w:val="16"/>
-        </w:rPr>
-        <w:t>ㄐㄧˇ</w:t>
-      </w:r>
-      <w:proofErr w:type="gramEnd"/>
-      <w:r>
-        <w:rPr>
-          <w:rFonts w:hint="eastAsia"/>
-        </w:rPr>
-        <w:t>)</w:t>
-      </w:r>
-    </w:p>
-    <w:p>
-      <w:pPr>
-        <w:pStyle w:val="aa"/>
-        <w:numPr>
-          <w:ilvl w:val="0"/>
-          <w:numId w:val="48"/>
-        </w:numPr>
-        <w:spacing w:line="400" w:lineRule="exact"/>
-        <w:ind w:leftChars="0" w:right="0"/>
-      </w:pPr>
-      <w:r>
-        <w:rPr>
-          <w:rFonts w:hint="eastAsia"/>
-        </w:rPr>
-        <w:t>人或動物背部的</w:t>
-      </w:r>
-      <w:proofErr w:type="gramStart"/>
-      <w:r>
-        <w:rPr>
-          <w:rFonts w:hint="eastAsia"/>
-        </w:rPr>
-        <w:t>椎柱骨</w:t>
-      </w:r>
-      <w:proofErr w:type="gramEnd"/>
-      <w:r>
-        <w:rPr>
-          <w:rFonts w:hint="eastAsia"/>
-        </w:rPr>
-        <w:t>。如：「背脊」、「脊椎」、「脊梁」。</w:t>
-      </w:r>
-    </w:p>
-    <w:p>
-      <w:pPr>
-        <w:pStyle w:val="aa"/>
-        <w:numPr>
-          <w:ilvl w:val="0"/>
-          <w:numId w:val="48"/>
-        </w:numPr>
-        <w:spacing w:line="400" w:lineRule="exact"/>
-        <w:ind w:leftChars="0" w:right="0"/>
-      </w:pPr>
-      <w:r>
-        <w:rPr>
-          <w:rFonts w:hint="eastAsia"/>
-        </w:rPr>
-        <w:t>物體中央高起而</w:t>
-      </w:r>
-      <w:proofErr w:type="gramStart"/>
-      <w:r>
-        <w:rPr>
-          <w:rFonts w:hint="eastAsia"/>
-        </w:rPr>
-        <w:t>兩邊低斜的</w:t>
-      </w:r>
-      <w:proofErr w:type="gramEnd"/>
-      <w:r>
-        <w:rPr>
-          <w:rFonts w:hint="eastAsia"/>
-        </w:rPr>
-        <w:t>部分。如：「屋脊」、「山脊」。</w:t>
+        <w:spacing w:line="440" w:lineRule="exact"/>
+        <w:ind w:leftChars="0" w:left="284" w:right="0" w:hanging="284"/>
+        <w:jc w:val="both"/>
+      </w:pPr>
+      <w:r>
+        <w:rPr>
+          <w:rFonts w:hint="eastAsia"/>
+        </w:rPr>
+        <w:t>倉皇</w:t>
+      </w:r>
+      <w:r>
+        <w:rPr>
+          <w:rFonts w:hint="eastAsia"/>
+        </w:rPr>
+        <w:t>：</w:t>
+      </w:r>
+      <w:r>
+        <w:rPr>
+          <w:rFonts w:hint="eastAsia"/>
+        </w:rPr>
+        <w:t>因為事情發生得很突然，心裡很慌張、著急，動作也變得慌慌張張的樣子。</w:t>
       </w:r>
     </w:p>
     <w:p>
@@ -2344,40 +1955,33 @@
           <w:ilvl w:val="0"/>
           <w:numId w:val="1"/>
         </w:numPr>
-        <w:spacing w:line="400" w:lineRule="exact"/>
-        <w:ind w:leftChars="0"/>
-      </w:pPr>
-      <w:r>
-        <w:rPr>
-          <w:rFonts w:hint="eastAsia"/>
-        </w:rPr>
-        <w:t>潤色</w:t>
-      </w:r>
-      <w:r>
-        <w:rPr>
-          <w:rFonts w:hint="eastAsia"/>
+        <w:spacing w:line="440" w:lineRule="exact"/>
+        <w:ind w:leftChars="0" w:left="284" w:right="0" w:hanging="284"/>
+        <w:jc w:val="both"/>
+        <w:rPr>
+          <w:spacing w:val="-4"/>
+        </w:rPr>
+      </w:pPr>
+      <w:r>
+        <w:rPr>
+          <w:rFonts w:hint="eastAsia"/>
+          <w:spacing w:val="-4"/>
+        </w:rPr>
+        <w:t>偏安江左</w:t>
+      </w:r>
+      <w:r>
+        <w:rPr>
+          <w:rFonts w:hint="eastAsia"/>
+          <w:spacing w:val="-4"/>
         </w:rPr>
         <w:t>：</w:t>
       </w:r>
       <w:r>
         <w:rPr>
           <w:rFonts w:hint="eastAsia"/>
-        </w:rPr>
-        <w:t>修飾文句，以增加</w:t>
-      </w:r>
-      <w:proofErr w:type="gramStart"/>
-      <w:r>
-        <w:rPr>
-          <w:rFonts w:hint="eastAsia"/>
-        </w:rPr>
-        <w:t>文彩</w:t>
-      </w:r>
-      <w:proofErr w:type="gramEnd"/>
-      <w:r>
-        <w:rPr>
-          <w:rFonts w:hint="eastAsia"/>
-        </w:rPr>
-        <w:t>。粉飾點綴。</w:t>
+          <w:spacing w:val="-4"/>
+        </w:rPr>
+        <w:t>「江左」指的是長江下游的東南方。這個詞是指朝廷放棄了北方的領土，只滿足於躲在南方的安全角落，過著暫時平安的日子，沒有想去把失去的國土贏回來。</w:t>
       </w:r>
     </w:p>
     <w:p>
@@ -2387,16 +1991,19 @@
           <w:ilvl w:val="0"/>
           <w:numId w:val="1"/>
         </w:numPr>
-        <w:spacing w:line="400" w:lineRule="exact"/>
-        <w:ind w:leftChars="0"/>
-      </w:pPr>
-      <w:r>
-        <w:rPr>
-          <w:rFonts w:hint="eastAsia"/>
-        </w:rPr>
-        <w:t>精髓(</w:t>
-      </w:r>
-      <w:proofErr w:type="gramStart"/>
+        <w:spacing w:line="440" w:lineRule="exact"/>
+        <w:ind w:leftChars="0" w:left="284" w:right="0" w:hanging="284"/>
+        <w:jc w:val="both"/>
+      </w:pPr>
+      <w:r>
+        <w:rPr>
+          <w:rFonts w:hint="eastAsia"/>
+        </w:rPr>
+        <w:t>鞭撻</w:t>
+      </w:r>
+      <w:r>
+        <w:t>(</w:t>
+      </w:r>
       <w:r>
         <w:rPr>
           <w:rFonts w:hint="eastAsia"/>
@@ -2404,14 +2011,31 @@
           <w:sz w:val="16"/>
           <w:szCs w:val="16"/>
         </w:rPr>
-        <w:t>ㄙㄨㄟˇ</w:t>
-      </w:r>
-      <w:proofErr w:type="gramEnd"/>
-      <w:r>
-        <w:rPr>
-          <w:rFonts w:hint="eastAsia"/>
-        </w:rPr>
-        <w:t>)：最精美、重要的部分。【例】三民主義是國父思想的精髓。</w:t>
+        <w:t>ㄊ</w:t>
+      </w:r>
+      <w:r>
+        <w:rPr>
+          <w:rFonts w:hint="eastAsia"/>
+          <w:color w:val="FF0000"/>
+          <w:sz w:val="16"/>
+          <w:szCs w:val="16"/>
+        </w:rPr>
+        <w:t>ㄚˋ</w:t>
+      </w:r>
+      <w:r>
+        <w:t>)</w:t>
+      </w:r>
+      <w:r>
+        <w:rPr>
+          <w:rFonts w:hint="eastAsia"/>
+        </w:rPr>
+        <w:t>：</w:t>
+      </w:r>
+      <w:r>
+        <w:rPr>
+          <w:rFonts w:hint="eastAsia"/>
+        </w:rPr>
+        <w:t>本意是用鞭子抽打。在文章中是用來比喻「嚴厲的批評、譴責或否定」某種不好的行為。</w:t>
       </w:r>
     </w:p>
     <w:p>
@@ -2421,111 +2045,27 @@
           <w:ilvl w:val="0"/>
           <w:numId w:val="1"/>
         </w:numPr>
-        <w:spacing w:line="400" w:lineRule="exact"/>
-        <w:ind w:leftChars="0"/>
-      </w:pPr>
-      <w:r>
-        <w:rPr>
-          <w:rFonts w:hint="eastAsia"/>
-          <w:bCs/>
-          <w:szCs w:val="28"/>
-        </w:rPr>
-        <w:t>凝練</w:t>
-      </w:r>
-      <w:r>
-        <w:rPr>
-          <w:rFonts w:hint="eastAsia"/>
-          <w:bCs/>
-          <w:szCs w:val="28"/>
+        <w:spacing w:line="440" w:lineRule="exact"/>
+        <w:ind w:leftChars="0" w:left="284" w:right="0" w:hanging="426"/>
+        <w:jc w:val="both"/>
+      </w:pPr>
+      <w:r>
+        <w:rPr>
+          <w:rFonts w:hint="eastAsia"/>
+        </w:rPr>
+        <w:t>苟且偷生</w:t>
+      </w:r>
+      <w:r>
+        <w:rPr>
+          <w:rFonts w:hint="eastAsia"/>
         </w:rPr>
         <w:t>：</w:t>
       </w:r>
       <w:r>
         <w:rPr>
           <w:rFonts w:hint="eastAsia"/>
-          <w:bCs/>
-          <w:szCs w:val="28"/>
-        </w:rPr>
-        <w:t>形容詩文簡潔扼要、乾淨俐落。</w:t>
-      </w:r>
-    </w:p>
-    <w:p>
-      <w:pPr>
-        <w:pStyle w:val="aa"/>
-        <w:spacing w:line="400" w:lineRule="exact"/>
-        <w:ind w:leftChars="0" w:firstLine="0"/>
-      </w:pPr>
-      <w:r>
-        <w:rPr>
-          <w:rFonts w:hint="eastAsia"/>
-          <w:bCs/>
-          <w:szCs w:val="28"/>
-        </w:rPr>
-        <w:t>如：「寫作務求簡潔，切忌冗長雜</w:t>
-      </w:r>
-      <w:proofErr w:type="gramStart"/>
-      <w:r>
-        <w:rPr>
-          <w:rFonts w:hint="eastAsia"/>
-          <w:bCs/>
-          <w:szCs w:val="28"/>
-        </w:rPr>
-        <w:t>蕪</w:t>
-      </w:r>
-      <w:proofErr w:type="gramEnd"/>
-      <w:r>
-        <w:rPr>
-          <w:rFonts w:hint="eastAsia"/>
-          <w:bCs/>
-          <w:szCs w:val="28"/>
-        </w:rPr>
-        <w:t>(</w:t>
-      </w:r>
-      <w:proofErr w:type="gramStart"/>
-      <w:r>
-        <w:rPr>
-          <w:rFonts w:hint="eastAsia"/>
-          <w:bCs/>
-          <w:color w:val="FF0000"/>
-          <w:sz w:val="16"/>
-          <w:szCs w:val="16"/>
-        </w:rPr>
-        <w:t>ㄨˊ</w:t>
-      </w:r>
-      <w:proofErr w:type="gramEnd"/>
-      <w:r>
-        <w:rPr>
-          <w:rFonts w:hint="eastAsia"/>
-          <w:bCs/>
-          <w:szCs w:val="28"/>
-        </w:rPr>
-        <w:t>)</w:t>
-      </w:r>
-      <w:r>
-        <w:rPr>
-          <w:rFonts w:hint="eastAsia"/>
-          <w:bCs/>
-          <w:szCs w:val="28"/>
-        </w:rPr>
-        <w:t>，</w:t>
-      </w:r>
-      <w:proofErr w:type="gramStart"/>
-      <w:r>
-        <w:rPr>
-          <w:rFonts w:hint="eastAsia"/>
-          <w:bCs/>
-          <w:szCs w:val="28"/>
-        </w:rPr>
-        <w:t>揮寫有餘</w:t>
-      </w:r>
-      <w:proofErr w:type="gramEnd"/>
-      <w:r>
-        <w:rPr>
-          <w:rFonts w:hint="eastAsia"/>
-          <w:bCs/>
-          <w:szCs w:val="28"/>
-        </w:rPr>
-        <w:t>而凝練不足。」</w:t>
+        </w:rPr>
+        <w:t>只顧眼前的安全與活命，不在乎尊嚴、不講原則，沒有骨氣地活著。</w:t>
       </w:r>
     </w:p>
     <w:p>
@@ -2535,151 +2075,19 @@
           <w:ilvl w:val="0"/>
           <w:numId w:val="1"/>
         </w:numPr>
-        <w:spacing w:line="400" w:lineRule="exact"/>
-        <w:ind w:leftChars="0"/>
-      </w:pPr>
-      <w:r>
-        <w:rPr>
-          <w:rFonts w:hint="eastAsia"/>
-        </w:rPr>
-        <w:t>承載</w:t>
-      </w:r>
-      <w:r>
-        <w:rPr>
-          <w:rFonts w:hint="eastAsia"/>
-        </w:rPr>
-        <w:t>：承受負荷。【例】這個電梯最多能承載七百公斤的重量。</w:t>
-      </w:r>
-    </w:p>
-    <w:p>
-      <w:pPr>
-        <w:pStyle w:val="aa"/>
-        <w:numPr>
-          <w:ilvl w:val="0"/>
-          <w:numId w:val="1"/>
-        </w:numPr>
-        <w:spacing w:line="400" w:lineRule="exact"/>
-        <w:ind w:leftChars="0"/>
-      </w:pPr>
-      <w:r>
-        <w:rPr>
-          <w:rFonts w:hint="eastAsia"/>
-        </w:rPr>
-        <w:t>所向無懼</w:t>
-      </w:r>
-      <w:r>
-        <w:rPr>
-          <w:rFonts w:hint="eastAsia"/>
-        </w:rPr>
-        <w:t>：為了心中所向往的東西</w:t>
-      </w:r>
-      <w:r>
-        <w:rPr>
-          <w:rFonts w:hint="eastAsia"/>
-        </w:rPr>
-        <w:t>，</w:t>
-      </w:r>
-      <w:r>
-        <w:rPr>
-          <w:rFonts w:hint="eastAsia"/>
-        </w:rPr>
-        <w:t>無所畏懼</w:t>
-      </w:r>
-      <w:r>
-        <w:rPr>
-          <w:rFonts w:hint="eastAsia"/>
-        </w:rPr>
-        <w:t>。</w:t>
-      </w:r>
-    </w:p>
-    <w:p>
-      <w:pPr>
-        <w:pStyle w:val="aa"/>
-        <w:numPr>
-          <w:ilvl w:val="0"/>
-          <w:numId w:val="1"/>
-        </w:numPr>
-        <w:spacing w:line="400" w:lineRule="exact"/>
-        <w:ind w:leftChars="0"/>
-      </w:pPr>
-      <w:r>
-        <w:rPr>
-          <w:rFonts w:hint="eastAsia"/>
-        </w:rPr>
-        <w:t>凜然</w:t>
-      </w:r>
-      <w:r>
-        <w:rPr>
-          <w:rFonts w:hint="eastAsia"/>
-        </w:rPr>
-        <w:t>：</w:t>
-      </w:r>
-      <w:r>
-        <w:rPr>
-          <w:rFonts w:hint="eastAsia"/>
-        </w:rPr>
-        <w:t>態度正直嚴肅。【例】大義凜然、正氣凜然</w:t>
-      </w:r>
-    </w:p>
-    <w:p>
-      <w:pPr>
-        <w:pStyle w:val="aa"/>
-        <w:numPr>
-          <w:ilvl w:val="0"/>
-          <w:numId w:val="1"/>
-        </w:numPr>
-        <w:spacing w:line="400" w:lineRule="exact"/>
-        <w:ind w:leftChars="0"/>
-      </w:pPr>
-      <w:r>
-        <w:rPr>
-          <w:rFonts w:hint="eastAsia"/>
-        </w:rPr>
-        <w:t>浩然正氣</w:t>
-      </w:r>
-      <w:r>
-        <w:rPr>
-          <w:rFonts w:hint="eastAsia"/>
-        </w:rPr>
-        <w:t>：正大剛直的氣勢。</w:t>
-      </w:r>
-    </w:p>
-    <w:p>
-      <w:pPr>
-        <w:pStyle w:val="aa"/>
-        <w:spacing w:line="400" w:lineRule="exact"/>
-        <w:ind w:leftChars="0" w:firstLine="0"/>
-      </w:pPr>
-      <w:r>
-        <w:rPr>
-          <w:rFonts w:hint="eastAsia"/>
-        </w:rPr>
-        <w:t>【例】這股為國為民犧牲的浩然正氣，永存天地之間。</w:t>
-      </w:r>
-    </w:p>
-    <w:p>
-      <w:pPr>
-        <w:pStyle w:val="aa"/>
-        <w:numPr>
-          <w:ilvl w:val="0"/>
-          <w:numId w:val="1"/>
-        </w:numPr>
-        <w:spacing w:line="400" w:lineRule="exact"/>
-        <w:ind w:leftChars="0"/>
-      </w:pPr>
-      <w:r>
-        <w:rPr>
-          <w:rFonts w:hint="eastAsia"/>
-        </w:rPr>
-        <w:t>振聾發聵</w:t>
-      </w:r>
-      <w:r>
-        <w:rPr>
-          <w:rFonts w:hint="eastAsia"/>
-        </w:rPr>
+        <w:spacing w:line="440" w:lineRule="exact"/>
+        <w:ind w:leftChars="0" w:left="284" w:right="0" w:hanging="426"/>
+        <w:jc w:val="both"/>
+      </w:pPr>
+      <w:r>
+        <w:rPr>
+          <w:rFonts w:hint="eastAsia"/>
+        </w:rPr>
+        <w:t>歷久彌</w:t>
+      </w:r>
+      <w:r>
         <w:t>(</w:t>
       </w:r>
-      <w:proofErr w:type="gramStart"/>
       <w:r>
         <w:rPr>
           <w:rFonts w:hint="eastAsia"/>
@@ -2687,391 +2095,16 @@
           <w:sz w:val="16"/>
           <w:szCs w:val="16"/>
         </w:rPr>
-        <w:t>ㄎㄨㄟˋ</w:t>
-      </w:r>
-      <w:proofErr w:type="gramEnd"/>
-      <w:r>
-        <w:rPr>
-          <w:rFonts w:hint="eastAsia"/>
-        </w:rPr>
-        <w:t>)：指聲音大到使耳聾的人都能聽見。</w:t>
-      </w:r>
-      <w:r>
-        <w:rPr>
-          <w:rFonts w:hint="eastAsia"/>
-        </w:rPr>
-        <w:t>比喻大聲疾呼，以喚醒愚昧的人。</w:t>
-      </w:r>
-      <w:proofErr w:type="gramStart"/>
-      <w:r>
-        <w:rPr>
-          <w:rFonts w:hint="eastAsia"/>
-        </w:rPr>
-        <w:t>聵</w:t>
-      </w:r>
-      <w:proofErr w:type="gramEnd"/>
-      <w:r>
-        <w:rPr>
-          <w:rFonts w:hint="eastAsia"/>
-        </w:rPr>
-        <w:t>，天生耳聾。</w:t>
-      </w:r>
-      <w:r>
-        <w:rPr>
-          <w:rFonts w:hint="eastAsia"/>
-        </w:rPr>
-        <w:t>【例】父母的一席話振聾發聵，使他澈底覺悟了。</w:t>
-      </w:r>
-    </w:p>
-    <w:p>
-      <w:pPr>
-        <w:pStyle w:val="aa"/>
-        <w:numPr>
-          <w:ilvl w:val="0"/>
-          <w:numId w:val="1"/>
-        </w:numPr>
-        <w:spacing w:line="400" w:lineRule="exact"/>
-        <w:ind w:leftChars="0"/>
-      </w:pPr>
-      <w:r>
-        <w:rPr>
-          <w:rFonts w:hint="eastAsia"/>
-        </w:rPr>
-        <w:t>中原：</w:t>
-      </w:r>
-      <w:r>
-        <w:rPr>
-          <w:rFonts w:hint="eastAsia"/>
-          <w:u w:val="single"/>
-        </w:rPr>
-        <w:t>黃河</w:t>
-      </w:r>
-      <w:r>
-        <w:rPr>
-          <w:rFonts w:hint="eastAsia"/>
-        </w:rPr>
-        <w:t>下游一帶，包括</w:t>
-      </w:r>
-      <w:r>
-        <w:rPr>
-          <w:rFonts w:hint="eastAsia"/>
-          <w:u w:val="single"/>
-        </w:rPr>
-        <w:t>河南</w:t>
-      </w:r>
-      <w:r>
-        <w:rPr>
-          <w:rFonts w:hint="eastAsia"/>
-        </w:rPr>
-        <w:t>的大部分、</w:t>
-      </w:r>
-      <w:r>
-        <w:rPr>
-          <w:rFonts w:hint="eastAsia"/>
-          <w:u w:val="single"/>
-        </w:rPr>
-        <w:t>山東</w:t>
-      </w:r>
-      <w:r>
-        <w:rPr>
-          <w:rFonts w:hint="eastAsia"/>
-        </w:rPr>
-        <w:t>的</w:t>
-      </w:r>
-      <w:proofErr w:type="gramStart"/>
-      <w:r>
-        <w:rPr>
-          <w:rFonts w:hint="eastAsia"/>
-        </w:rPr>
-        <w:t>西部，</w:t>
-      </w:r>
-      <w:proofErr w:type="gramEnd"/>
-      <w:r>
-        <w:rPr>
-          <w:rFonts w:hint="eastAsia"/>
-          <w:u w:val="single"/>
-        </w:rPr>
-        <w:t>河北</w:t>
-      </w:r>
-      <w:r>
-        <w:rPr>
-          <w:rFonts w:hint="eastAsia"/>
-        </w:rPr>
-        <w:t>、</w:t>
-      </w:r>
-      <w:r>
-        <w:rPr>
-          <w:rFonts w:hint="eastAsia"/>
-          <w:u w:val="single"/>
-        </w:rPr>
-        <w:t>山西</w:t>
-      </w:r>
-      <w:r>
-        <w:rPr>
-          <w:rFonts w:hint="eastAsia"/>
-        </w:rPr>
-        <w:t>的南部及</w:t>
-      </w:r>
-      <w:r>
-        <w:rPr>
-          <w:rFonts w:hint="eastAsia"/>
-          <w:u w:val="single"/>
-        </w:rPr>
-        <w:t>陝西</w:t>
-      </w:r>
-      <w:r>
-        <w:rPr>
-          <w:rFonts w:hint="eastAsia"/>
-        </w:rPr>
-        <w:t>的東部。泛指</w:t>
-      </w:r>
-      <w:r>
-        <w:rPr>
-          <w:rFonts w:hint="eastAsia"/>
-          <w:u w:val="single"/>
-        </w:rPr>
-        <w:t>中國</w:t>
-      </w:r>
-      <w:r>
-        <w:rPr>
-          <w:rFonts w:hint="eastAsia"/>
-        </w:rPr>
-        <w:t>。</w:t>
-      </w:r>
-    </w:p>
-    <w:p>
-      <w:pPr>
-        <w:pStyle w:val="aa"/>
-        <w:spacing w:line="400" w:lineRule="exact"/>
-        <w:ind w:leftChars="0" w:firstLine="0"/>
-      </w:pPr>
-      <w:r>
-        <w:rPr>
-          <w:rFonts w:hint="eastAsia"/>
-        </w:rPr>
-        <w:t>【例】</w:t>
-      </w:r>
-      <w:proofErr w:type="gramStart"/>
-      <w:r>
-        <w:rPr>
-          <w:rFonts w:hint="eastAsia"/>
-          <w:u w:val="single"/>
-        </w:rPr>
-        <w:t>垓</w:t>
-      </w:r>
-      <w:proofErr w:type="gramEnd"/>
-      <w:r>
-        <w:rPr>
-          <w:rFonts w:hint="eastAsia"/>
-          <w:u w:val="single"/>
-        </w:rPr>
-        <w:t>下</w:t>
-      </w:r>
-      <w:r>
-        <w:rPr>
-          <w:rFonts w:hint="eastAsia"/>
-        </w:rPr>
-        <w:t>之戰，</w:t>
-      </w:r>
-      <w:r>
-        <w:rPr>
-          <w:rFonts w:hint="eastAsia"/>
-          <w:u w:val="single"/>
-        </w:rPr>
-        <w:t>漢高祖</w:t>
-      </w:r>
-      <w:r>
-        <w:rPr>
-          <w:rFonts w:hint="eastAsia"/>
-        </w:rPr>
-        <w:t>擊敗</w:t>
-      </w:r>
-      <w:r>
-        <w:rPr>
-          <w:rFonts w:hint="eastAsia"/>
-          <w:u w:val="single"/>
-        </w:rPr>
-        <w:t>項羽</w:t>
-      </w:r>
-      <w:r>
-        <w:rPr>
-          <w:rFonts w:hint="eastAsia"/>
-        </w:rPr>
-        <w:t>的軍隊，完成了統一</w:t>
-      </w:r>
-      <w:r>
-        <w:rPr>
-          <w:rFonts w:hint="eastAsia"/>
-          <w:u w:val="single"/>
-        </w:rPr>
-        <w:t>中原</w:t>
-      </w:r>
-      <w:r>
-        <w:rPr>
-          <w:rFonts w:hint="eastAsia"/>
-        </w:rPr>
-        <w:t>的大業。</w:t>
-      </w:r>
-    </w:p>
-    <w:p>
-      <w:pPr>
-        <w:pStyle w:val="aa"/>
-        <w:numPr>
-          <w:ilvl w:val="0"/>
-          <w:numId w:val="1"/>
-        </w:numPr>
-        <w:spacing w:line="400" w:lineRule="exact"/>
-        <w:ind w:leftChars="0"/>
-      </w:pPr>
-      <w:r>
-        <w:rPr>
-          <w:rFonts w:hint="eastAsia"/>
-        </w:rPr>
-        <w:t>鞭撻</w:t>
-      </w:r>
-      <w:r>
-        <w:rPr>
-          <w:rFonts w:hint="eastAsia"/>
-        </w:rPr>
-        <w:t>(</w:t>
-      </w:r>
-      <w:proofErr w:type="gramStart"/>
-      <w:r>
-        <w:rPr>
-          <w:rFonts w:hint="eastAsia"/>
-          <w:color w:val="FF0000"/>
-          <w:sz w:val="16"/>
-          <w:szCs w:val="16"/>
-        </w:rPr>
-        <w:t>ㄊㄚˋ</w:t>
-      </w:r>
-      <w:proofErr w:type="gramEnd"/>
-      <w:r>
-        <w:rPr>
-          <w:rFonts w:hint="eastAsia"/>
-        </w:rPr>
-        <w:t>)：</w:t>
-      </w:r>
-      <w:r>
-        <w:rPr>
-          <w:rFonts w:hint="eastAsia"/>
-        </w:rPr>
-        <w:t>用鞭子抽打。</w:t>
-      </w:r>
-      <w:r>
-        <w:rPr>
-          <w:rFonts w:hint="eastAsia"/>
-        </w:rPr>
-        <w:t>驅遣。</w:t>
-      </w:r>
-      <w:r>
-        <w:rPr>
-          <w:rFonts w:hint="eastAsia"/>
-        </w:rPr>
-        <w:t>形容無情地指責</w:t>
-      </w:r>
-      <w:r>
-        <w:rPr>
-          <w:rFonts w:hint="eastAsia"/>
-        </w:rPr>
-        <w:t>、批判</w:t>
-      </w:r>
-      <w:r>
-        <w:rPr>
-          <w:rFonts w:hint="eastAsia"/>
-        </w:rPr>
-        <w:t>。</w:t>
-      </w:r>
-    </w:p>
-    <w:p>
-      <w:pPr>
-        <w:pStyle w:val="aa"/>
-        <w:numPr>
-          <w:ilvl w:val="0"/>
-          <w:numId w:val="1"/>
-        </w:numPr>
-        <w:spacing w:line="400" w:lineRule="exact"/>
-        <w:ind w:leftChars="0"/>
-      </w:pPr>
-      <w:r>
-        <w:rPr>
-          <w:rFonts w:hint="eastAsia"/>
-        </w:rPr>
-        <w:t>堆砌</w:t>
-      </w:r>
-      <w:r>
-        <w:rPr>
-          <w:rFonts w:hint="eastAsia"/>
-        </w:rPr>
-        <w:t>(</w:t>
-      </w:r>
-      <w:proofErr w:type="gramStart"/>
-      <w:r>
-        <w:rPr>
-          <w:rFonts w:hint="eastAsia"/>
-          <w:color w:val="FF0000"/>
-          <w:sz w:val="16"/>
-          <w:szCs w:val="16"/>
-        </w:rPr>
-        <w:t>ㄑㄧˋ</w:t>
-      </w:r>
-      <w:proofErr w:type="gramEnd"/>
-      <w:r>
-        <w:rPr>
-          <w:rFonts w:hint="eastAsia"/>
-        </w:rPr>
+        <w:t>ㄇㄧˊ</w:t>
+      </w:r>
+      <w:r>
         <w:t>)</w:t>
       </w:r>
-    </w:p>
-    <w:p>
-      <w:pPr>
-        <w:pStyle w:val="aa"/>
-        <w:numPr>
-          <w:ilvl w:val="0"/>
-          <w:numId w:val="49"/>
-        </w:numPr>
-        <w:spacing w:line="400" w:lineRule="exact"/>
-        <w:ind w:leftChars="0"/>
-      </w:pPr>
-      <w:r>
-        <w:rPr>
-          <w:rFonts w:hint="eastAsia"/>
-        </w:rPr>
-        <w:t>將物體層疊累積。【例】這是小弟用積木堆砌起來的城堡。</w:t>
-      </w:r>
-    </w:p>
-    <w:p>
-      <w:pPr>
-        <w:pStyle w:val="aa"/>
-        <w:numPr>
-          <w:ilvl w:val="0"/>
-          <w:numId w:val="49"/>
-        </w:numPr>
-        <w:spacing w:line="400" w:lineRule="exact"/>
-        <w:ind w:leftChars="0"/>
-      </w:pPr>
-      <w:r>
-        <w:rPr>
-          <w:rFonts w:hint="eastAsia"/>
-        </w:rPr>
-        <w:t>使用大量華麗而與內容無關的詞藻。【例】這篇文章犯了堆砌的毛病。</w:t>
-      </w:r>
-    </w:p>
-    <w:p>
-      <w:pPr>
-        <w:pStyle w:val="aa"/>
-        <w:numPr>
-          <w:ilvl w:val="0"/>
-          <w:numId w:val="1"/>
-        </w:numPr>
-        <w:spacing w:line="400" w:lineRule="exact"/>
-        <w:ind w:leftChars="0"/>
-      </w:pPr>
-      <w:r>
-        <w:rPr>
-          <w:rFonts w:hint="eastAsia"/>
-        </w:rPr>
-        <w:t>擲地有聲</w:t>
+      <w:r>
+        <w:rPr>
+          <w:rFonts w:hint="eastAsia"/>
+        </w:rPr>
+        <w:t>新</w:t>
       </w:r>
       <w:r>
         <w:rPr>
@@ -3083,69 +2116,11 @@
         <w:rPr>
           <w:rFonts w:hint="eastAsia"/>
         </w:rPr>
-        <w:t>形容文辭巧妙華美、音韻鏗鏘有致。</w:t>
-      </w:r>
-    </w:p>
-    <w:p>
-      <w:pPr>
-        <w:pStyle w:val="aa"/>
-        <w:numPr>
-          <w:ilvl w:val="0"/>
-          <w:numId w:val="1"/>
-        </w:numPr>
-        <w:spacing w:line="400" w:lineRule="exact"/>
-        <w:ind w:leftChars="0"/>
-      </w:pPr>
-      <w:r>
-        <w:rPr>
-          <w:rFonts w:hint="eastAsia"/>
-        </w:rPr>
-        <w:t>壓倒鬚眉</w:t>
-      </w:r>
-      <w:r>
-        <w:rPr>
-          <w:rFonts w:hint="eastAsia"/>
-        </w:rPr>
-        <w:t>：</w:t>
-      </w:r>
-      <w:r>
-        <w:rPr>
-          <w:rFonts w:hint="eastAsia"/>
-        </w:rPr>
-        <w:t>勝過</w:t>
-      </w:r>
-      <w:r>
-        <w:rPr>
-          <w:rFonts w:hint="eastAsia"/>
-        </w:rPr>
-        <w:t>成年男子。</w:t>
-      </w:r>
-      <w:r>
-        <w:rPr>
-          <w:rFonts w:hint="eastAsia"/>
-        </w:rPr>
-        <w:t>壓倒</w:t>
-      </w:r>
-      <w:r>
-        <w:rPr>
-          <w:rFonts w:hint="eastAsia"/>
-        </w:rPr>
-        <w:t>：勝過、超過。</w:t>
-      </w:r>
-      <w:r>
-        <w:rPr>
-          <w:rFonts w:hint="eastAsia"/>
-        </w:rPr>
-        <w:t>鬚眉</w:t>
-      </w:r>
-      <w:r>
-        <w:rPr>
-          <w:rFonts w:hint="eastAsia"/>
-        </w:rPr>
-        <w:t>：鬍鬚和眉毛。</w:t>
+        <w:t>經歷了很長的時間，不但沒有變舊、變過時，反而顯得更有價值、更有活力。</w:t>
       </w:r>
     </w:p>
     <w:sectPr>
+      <w:footerReference w:type="default" r:id="rId15"/>
       <w:pgSz w:w="11906" w:h="16838"/>
       <w:pgMar w:top="567" w:right="567" w:bottom="567" w:left="567" w:header="0" w:footer="0" w:gutter="0"/>
       <w:cols w:space="720"/>
@@ -3156,7 +2131,7 @@
 </file>
 
 <file path=word/endnotes.xml><?xml version="1.0" encoding="utf-8"?>
-<w:endnotes xmlns:wpc="http://schemas.microsoft.com/office/word/2010/wordprocessingCanvas" xmlns:cx="http://schemas.microsoft.com/office/drawing/2014/chartex" xmlns:cx1="http://schemas.microsoft.com/office/drawing/2015/9/8/chartex" xmlns:cx2="http://schemas.microsoft.com/office/drawing/2015/10/21/chartex" xmlns:cx3="http://schemas.microsoft.com/office/drawing/2016/5/9/chartex" xmlns:cx4="http://schemas.microsoft.com/office/drawing/2016/5/10/chartex" xmlns:cx5="http://schemas.microsoft.com/office/drawing/2016/5/11/chartex" xmlns:cx6="http://schemas.microsoft.com/office/drawing/2016/5/12/chartex" xmlns:cx7="http://schemas.microsoft.com/office/drawing/2016/5/13/chartex" xmlns:cx8="http://schemas.microsoft.com/office/drawing/2016/5/14/chartex" xmlns:mc="http://schemas.openxmlformats.org/markup-compatibility/2006" xmlns:aink="http://schemas.microsoft.com/office/drawing/2016/ink" xmlns:am3d="http://schemas.microsoft.com/office/drawing/2017/model3d" xmlns:o="urn:schemas-microsoft-com:office:office" xmlns:oel="http://schemas.microsoft.com/office/2019/extlst" xmlns:r="http://schemas.openxmlformats.org/officeDocument/2006/relationships" xmlns:m="http://schemas.openxmlformats.org/officeDocument/2006/math" xmlns:v="urn:schemas-microsoft-com:vml" xmlns:wp14="http://schemas.microsoft.com/office/word/2010/wordprocessingDrawing" xmlns:wp="http://schemas.openxmlformats.org/drawingml/2006/wordprocessingDrawing" xmlns:w10="urn:schemas-microsoft-com:office:word" xmlns:w="http://schemas.openxmlformats.org/wordprocessingml/2006/main" xmlns:w14="http://schemas.microsoft.com/office/word/2010/wordml" xmlns:w15="http://schemas.microsoft.com/office/word/2012/wordml" xmlns:w16cex="http://schemas.microsoft.com/office/word/2018/wordml/cex" xmlns:w16cid="http://schemas.microsoft.com/office/word/2016/wordml/cid" xmlns:w16="http://schemas.microsoft.com/office/word/2018/wordml" xmlns:w16du="http://schemas.microsoft.com/office/word/2023/wordml/word16du" xmlns:w16sdtdh="http://schemas.microsoft.com/office/word/2020/wordml/sdtdatahash" xmlns:w16se="http://schemas.microsoft.com/office/word/2015/wordml/symex" xmlns:wpg="http://schemas.microsoft.com/office/word/2010/wordprocessingGroup" xmlns:wpi="http://schemas.microsoft.com/office/word/2010/wordprocessingInk" xmlns:wne="http://schemas.microsoft.com/office/word/2006/wordml" xmlns:wps="http://schemas.microsoft.com/office/word/2010/wordprocessingShape" mc:Ignorable="w14 w15 w16se w16cid w16 w16cex w16sdtdh wp14">
+<w:endnotes xmlns:wpc="http://schemas.microsoft.com/office/word/2010/wordprocessingCanvas" xmlns:cx="http://schemas.microsoft.com/office/drawing/2014/chartex" xmlns:cx1="http://schemas.microsoft.com/office/drawing/2015/9/8/chartex" xmlns:cx2="http://schemas.microsoft.com/office/drawing/2015/10/21/chartex" xmlns:cx3="http://schemas.microsoft.com/office/drawing/2016/5/9/chartex" xmlns:cx4="http://schemas.microsoft.com/office/drawing/2016/5/10/chartex" xmlns:cx5="http://schemas.microsoft.com/office/drawing/2016/5/11/chartex" xmlns:cx6="http://schemas.microsoft.com/office/drawing/2016/5/12/chartex" xmlns:cx7="http://schemas.microsoft.com/office/drawing/2016/5/13/chartex" xmlns:cx8="http://schemas.microsoft.com/office/drawing/2016/5/14/chartex" xmlns:mc="http://schemas.openxmlformats.org/markup-compatibility/2006" xmlns:aink="http://schemas.microsoft.com/office/drawing/2016/ink" xmlns:am3d="http://schemas.microsoft.com/office/drawing/2017/model3d" xmlns:o="urn:schemas-microsoft-com:office:office" xmlns:r="http://schemas.openxmlformats.org/officeDocument/2006/relationships" xmlns:m="http://schemas.openxmlformats.org/officeDocument/2006/math" xmlns:v="urn:schemas-microsoft-com:vml" xmlns:wp14="http://schemas.microsoft.com/office/word/2010/wordprocessingDrawing" xmlns:wp="http://schemas.openxmlformats.org/drawingml/2006/wordprocessingDrawing" xmlns:w10="urn:schemas-microsoft-com:office:word" xmlns:w="http://schemas.openxmlformats.org/wordprocessingml/2006/main" xmlns:w14="http://schemas.microsoft.com/office/word/2010/wordml" xmlns:w15="http://schemas.microsoft.com/office/word/2012/wordml" xmlns:w16cex="http://schemas.microsoft.com/office/word/2018/wordml/cex" xmlns:w16cid="http://schemas.microsoft.com/office/word/2016/wordml/cid" xmlns:w16="http://schemas.microsoft.com/office/word/2018/wordml" xmlns:w16sdtdh="http://schemas.microsoft.com/office/word/2020/wordml/sdtdatahash" xmlns:w16se="http://schemas.microsoft.com/office/word/2015/wordml/symex" xmlns:wpg="http://schemas.microsoft.com/office/word/2010/wordprocessingGroup" xmlns:wpi="http://schemas.microsoft.com/office/word/2010/wordprocessingInk" xmlns:wne="http://schemas.microsoft.com/office/word/2006/wordml" xmlns:wps="http://schemas.microsoft.com/office/word/2010/wordprocessingShape" mc:Ignorable="w14 w15 w16se w16cid w16 w16cex w16sdtdh wp14">
   <w:endnote w:type="separator" w:id="-1">
     <w:p>
       <w:pPr>
@@ -3181,7 +2156,7 @@
 </file>
 
 <file path=word/footer1.xml><?xml version="1.0" encoding="utf-8"?>
-<w:ftr xmlns:wpc="http://schemas.microsoft.com/office/word/2010/wordprocessingCanvas" xmlns:cx="http://schemas.microsoft.com/office/drawing/2014/chartex" xmlns:cx1="http://schemas.microsoft.com/office/drawing/2015/9/8/chartex" xmlns:cx2="http://schemas.microsoft.com/office/drawing/2015/10/21/chartex" xmlns:cx3="http://schemas.microsoft.com/office/drawing/2016/5/9/chartex" xmlns:cx4="http://schemas.microsoft.com/office/drawing/2016/5/10/chartex" xmlns:cx5="http://schemas.microsoft.com/office/drawing/2016/5/11/chartex" xmlns:cx6="http://schemas.microsoft.com/office/drawing/2016/5/12/chartex" xmlns:cx7="http://schemas.microsoft.com/office/drawing/2016/5/13/chartex" xmlns:cx8="http://schemas.microsoft.com/office/drawing/2016/5/14/chartex" xmlns:mc="http://schemas.openxmlformats.org/markup-compatibility/2006" xmlns:aink="http://schemas.microsoft.com/office/drawing/2016/ink" xmlns:am3d="http://schemas.microsoft.com/office/drawing/2017/model3d" xmlns:o="urn:schemas-microsoft-com:office:office" xmlns:oel="http://schemas.microsoft.com/office/2019/extlst" xmlns:r="http://schemas.openxmlformats.org/officeDocument/2006/relationships" xmlns:m="http://schemas.openxmlformats.org/officeDocument/2006/math" xmlns:v="urn:schemas-microsoft-com:vml" xmlns:wp14="http://schemas.microsoft.com/office/word/2010/wordprocessingDrawing" xmlns:wp="http://schemas.openxmlformats.org/drawingml/2006/wordprocessingDrawing" xmlns:w10="urn:schemas-microsoft-com:office:word" xmlns:w="http://schemas.openxmlformats.org/wordprocessingml/2006/main" xmlns:w14="http://schemas.microsoft.com/office/word/2010/wordml" xmlns:w15="http://schemas.microsoft.com/office/word/2012/wordml" xmlns:w16cex="http://schemas.microsoft.com/office/word/2018/wordml/cex" xmlns:w16cid="http://schemas.microsoft.com/office/word/2016/wordml/cid" xmlns:w16="http://schemas.microsoft.com/office/word/2018/wordml" xmlns:w16du="http://schemas.microsoft.com/office/word/2023/wordml/word16du" xmlns:w16sdtdh="http://schemas.microsoft.com/office/word/2020/wordml/sdtdatahash" xmlns:w16se="http://schemas.microsoft.com/office/word/2015/wordml/symex" xmlns:wpg="http://schemas.microsoft.com/office/word/2010/wordprocessingGroup" xmlns:wpi="http://schemas.microsoft.com/office/word/2010/wordprocessingInk" xmlns:wne="http://schemas.microsoft.com/office/word/2006/wordml" xmlns:wps="http://schemas.microsoft.com/office/word/2010/wordprocessingShape" mc:Ignorable="w14 w15 w16se w16cid w16 w16cex w16sdtdh wp14">
+<w:ftr xmlns:wpc="http://schemas.microsoft.com/office/word/2010/wordprocessingCanvas" xmlns:cx="http://schemas.microsoft.com/office/drawing/2014/chartex" xmlns:cx1="http://schemas.microsoft.com/office/drawing/2015/9/8/chartex" xmlns:cx2="http://schemas.microsoft.com/office/drawing/2015/10/21/chartex" xmlns:cx3="http://schemas.microsoft.com/office/drawing/2016/5/9/chartex" xmlns:cx4="http://schemas.microsoft.com/office/drawing/2016/5/10/chartex" xmlns:cx5="http://schemas.microsoft.com/office/drawing/2016/5/11/chartex" xmlns:cx6="http://schemas.microsoft.com/office/drawing/2016/5/12/chartex" xmlns:cx7="http://schemas.microsoft.com/office/drawing/2016/5/13/chartex" xmlns:cx8="http://schemas.microsoft.com/office/drawing/2016/5/14/chartex" xmlns:mc="http://schemas.openxmlformats.org/markup-compatibility/2006" xmlns:aink="http://schemas.microsoft.com/office/drawing/2016/ink" xmlns:am3d="http://schemas.microsoft.com/office/drawing/2017/model3d" xmlns:o="urn:schemas-microsoft-com:office:office" xmlns:r="http://schemas.openxmlformats.org/officeDocument/2006/relationships" xmlns:m="http://schemas.openxmlformats.org/officeDocument/2006/math" xmlns:v="urn:schemas-microsoft-com:vml" xmlns:wp14="http://schemas.microsoft.com/office/word/2010/wordprocessingDrawing" xmlns:wp="http://schemas.openxmlformats.org/drawingml/2006/wordprocessingDrawing" xmlns:w10="urn:schemas-microsoft-com:office:word" xmlns:w="http://schemas.openxmlformats.org/wordprocessingml/2006/main" xmlns:w14="http://schemas.microsoft.com/office/word/2010/wordml" xmlns:w15="http://schemas.microsoft.com/office/word/2012/wordml" xmlns:w16cex="http://schemas.microsoft.com/office/word/2018/wordml/cex" xmlns:w16cid="http://schemas.microsoft.com/office/word/2016/wordml/cid" xmlns:w16="http://schemas.microsoft.com/office/word/2018/wordml" xmlns:w16sdtdh="http://schemas.microsoft.com/office/word/2020/wordml/sdtdatahash" xmlns:w16se="http://schemas.microsoft.com/office/word/2015/wordml/symex" xmlns:wpg="http://schemas.microsoft.com/office/word/2010/wordprocessingGroup" xmlns:wpi="http://schemas.microsoft.com/office/word/2010/wordprocessingInk" xmlns:wne="http://schemas.microsoft.com/office/word/2006/wordml" xmlns:wps="http://schemas.microsoft.com/office/word/2010/wordprocessingShape" mc:Ignorable="w14 w15 w16se w16cid w16 w16cex w16sdtdh wp14">
   <w:sdt>
     <w:sdtPr>
       <w:id w:val="1495451635"/>
@@ -3190,10 +2165,12 @@
         <w:docPartUnique/>
       </w:docPartObj>
     </w:sdtPr>
+    <w:sdtEndPr/>
     <w:sdtContent>
       <w:p>
         <w:pPr>
           <w:pStyle w:val="a6"/>
+          <w:ind w:right="-1"/>
           <w:jc w:val="right"/>
         </w:pPr>
         <w:r>
@@ -3232,7 +2209,7 @@
 </file>
 
 <file path=word/footnotes.xml><?xml version="1.0" encoding="utf-8"?>
-<w:footnotes xmlns:wpc="http://schemas.microsoft.com/office/word/2010/wordprocessingCanvas" xmlns:cx="http://schemas.microsoft.com/office/drawing/2014/chartex" xmlns:cx1="http://schemas.microsoft.com/office/drawing/2015/9/8/chartex" xmlns:cx2="http://schemas.microsoft.com/office/drawing/2015/10/21/chartex" xmlns:cx3="http://schemas.microsoft.com/office/drawing/2016/5/9/chartex" xmlns:cx4="http://schemas.microsoft.com/office/drawing/2016/5/10/chartex" xmlns:cx5="http://schemas.microsoft.com/office/drawing/2016/5/11/chartex" xmlns:cx6="http://schemas.microsoft.com/office/drawing/2016/5/12/chartex" xmlns:cx7="http://schemas.microsoft.com/office/drawing/2016/5/13/chartex" xmlns:cx8="http://schemas.microsoft.com/office/drawing/2016/5/14/chartex" xmlns:mc="http://schemas.openxmlformats.org/markup-compatibility/2006" xmlns:aink="http://schemas.microsoft.com/office/drawing/2016/ink" xmlns:am3d="http://schemas.microsoft.com/office/drawing/2017/model3d" xmlns:o="urn:schemas-microsoft-com:office:office" xmlns:oel="http://schemas.microsoft.com/office/2019/extlst" xmlns:r="http://schemas.openxmlformats.org/officeDocument/2006/relationships" xmlns:m="http://schemas.openxmlformats.org/officeDocument/2006/math" xmlns:v="urn:schemas-microsoft-com:vml" xmlns:wp14="http://schemas.microsoft.com/office/word/2010/wordprocessingDrawing" xmlns:wp="http://schemas.openxmlformats.org/drawingml/2006/wordprocessingDrawing" xmlns:w10="urn:schemas-microsoft-com:office:word" xmlns:w="http://schemas.openxmlformats.org/wordprocessingml/2006/main" xmlns:w14="http://schemas.microsoft.com/office/word/2010/wordml" xmlns:w15="http://schemas.microsoft.com/office/word/2012/wordml" xmlns:w16cex="http://schemas.microsoft.com/office/word/2018/wordml/cex" xmlns:w16cid="http://schemas.microsoft.com/office/word/2016/wordml/cid" xmlns:w16="http://schemas.microsoft.com/office/word/2018/wordml" xmlns:w16du="http://schemas.microsoft.com/office/word/2023/wordml/word16du" xmlns:w16sdtdh="http://schemas.microsoft.com/office/word/2020/wordml/sdtdatahash" xmlns:w16se="http://schemas.microsoft.com/office/word/2015/wordml/symex" xmlns:wpg="http://schemas.microsoft.com/office/word/2010/wordprocessingGroup" xmlns:wpi="http://schemas.microsoft.com/office/word/2010/wordprocessingInk" xmlns:wne="http://schemas.microsoft.com/office/word/2006/wordml" xmlns:wps="http://schemas.microsoft.com/office/word/2010/wordprocessingShape" mc:Ignorable="w14 w15 w16se w16cid w16 w16cex w16sdtdh wp14">
+<w:footnotes xmlns:wpc="http://schemas.microsoft.com/office/word/2010/wordprocessingCanvas" xmlns:cx="http://schemas.microsoft.com/office/drawing/2014/chartex" xmlns:cx1="http://schemas.microsoft.com/office/drawing/2015/9/8/chartex" xmlns:cx2="http://schemas.microsoft.com/office/drawing/2015/10/21/chartex" xmlns:cx3="http://schemas.microsoft.com/office/drawing/2016/5/9/chartex" xmlns:cx4="http://schemas.microsoft.com/office/drawing/2016/5/10/chartex" xmlns:cx5="http://schemas.microsoft.com/office/drawing/2016/5/11/chartex" xmlns:cx6="http://schemas.microsoft.com/office/drawing/2016/5/12/chartex" xmlns:cx7="http://schemas.microsoft.com/office/drawing/2016/5/13/chartex" xmlns:cx8="http://schemas.microsoft.com/office/drawing/2016/5/14/chartex" xmlns:mc="http://schemas.openxmlformats.org/markup-compatibility/2006" xmlns:aink="http://schemas.microsoft.com/office/drawing/2016/ink" xmlns:am3d="http://schemas.microsoft.com/office/drawing/2017/model3d" xmlns:o="urn:schemas-microsoft-com:office:office" xmlns:r="http://schemas.openxmlformats.org/officeDocument/2006/relationships" xmlns:m="http://schemas.openxmlformats.org/officeDocument/2006/math" xmlns:v="urn:schemas-microsoft-com:vml" xmlns:wp14="http://schemas.microsoft.com/office/word/2010/wordprocessingDrawing" xmlns:wp="http://schemas.openxmlformats.org/drawingml/2006/wordprocessingDrawing" xmlns:w10="urn:schemas-microsoft-com:office:word" xmlns:w="http://schemas.openxmlformats.org/wordprocessingml/2006/main" xmlns:w14="http://schemas.microsoft.com/office/word/2010/wordml" xmlns:w15="http://schemas.microsoft.com/office/word/2012/wordml" xmlns:w16cex="http://schemas.microsoft.com/office/word/2018/wordml/cex" xmlns:w16cid="http://schemas.microsoft.com/office/word/2016/wordml/cid" xmlns:w16="http://schemas.microsoft.com/office/word/2018/wordml" xmlns:w16sdtdh="http://schemas.microsoft.com/office/word/2020/wordml/sdtdatahash" xmlns:w16se="http://schemas.microsoft.com/office/word/2015/wordml/symex" xmlns:wpg="http://schemas.microsoft.com/office/word/2010/wordprocessingGroup" xmlns:wpi="http://schemas.microsoft.com/office/word/2010/wordprocessingInk" xmlns:wne="http://schemas.microsoft.com/office/word/2006/wordml" xmlns:wps="http://schemas.microsoft.com/office/word/2010/wordprocessingShape" mc:Ignorable="w14 w15 w16se w16cid w16 w16cex w16sdtdh wp14">
   <w:footnote w:type="separator" w:id="-1">
     <w:p>
       <w:pPr>
@@ -3257,7 +2234,7 @@
 </file>
 
 <file path=word/numbering.xml><?xml version="1.0" encoding="utf-8"?>
-<w:numbering xmlns:wpc="http://schemas.microsoft.com/office/word/2010/wordprocessingCanvas" xmlns:cx="http://schemas.microsoft.com/office/drawing/2014/chartex" xmlns:cx1="http://schemas.microsoft.com/office/drawing/2015/9/8/chartex" xmlns:cx2="http://schemas.microsoft.com/office/drawing/2015/10/21/chartex" xmlns:cx3="http://schemas.microsoft.com/office/drawing/2016/5/9/chartex" xmlns:cx4="http://schemas.microsoft.com/office/drawing/2016/5/10/chartex" xmlns:cx5="http://schemas.microsoft.com/office/drawing/2016/5/11/chartex" xmlns:cx6="http://schemas.microsoft.com/office/drawing/2016/5/12/chartex" xmlns:cx7="http://schemas.microsoft.com/office/drawing/2016/5/13/chartex" xmlns:cx8="http://schemas.microsoft.com/office/drawing/2016/5/14/chartex" xmlns:mc="http://schemas.openxmlformats.org/markup-compatibility/2006" xmlns:aink="http://schemas.microsoft.com/office/drawing/2016/ink" xmlns:am3d="http://schemas.microsoft.com/office/drawing/2017/model3d" xmlns:o="urn:schemas-microsoft-com:office:office" xmlns:oel="http://schemas.microsoft.com/office/2019/extlst" xmlns:r="http://schemas.openxmlformats.org/officeDocument/2006/relationships" xmlns:m="http://schemas.openxmlformats.org/officeDocument/2006/math" xmlns:v="urn:schemas-microsoft-com:vml" xmlns:wp14="http://schemas.microsoft.com/office/word/2010/wordprocessingDrawing" xmlns:wp="http://schemas.openxmlformats.org/drawingml/2006/wordprocessingDrawing" xmlns:w10="urn:schemas-microsoft-com:office:word" xmlns:w="http://schemas.openxmlformats.org/wordprocessingml/2006/main" xmlns:w14="http://schemas.microsoft.com/office/word/2010/wordml" xmlns:w15="http://schemas.microsoft.com/office/word/2012/wordml" xmlns:w16cex="http://schemas.microsoft.com/office/word/2018/wordml/cex" xmlns:w16cid="http://schemas.microsoft.com/office/word/2016/wordml/cid" xmlns:w16="http://schemas.microsoft.com/office/word/2018/wordml" xmlns:w16du="http://schemas.microsoft.com/office/word/2023/wordml/word16du" xmlns:w16sdtdh="http://schemas.microsoft.com/office/word/2020/wordml/sdtdatahash" xmlns:w16se="http://schemas.microsoft.com/office/word/2015/wordml/symex" xmlns:wpg="http://schemas.microsoft.com/office/word/2010/wordprocessingGroup" xmlns:wpi="http://schemas.microsoft.com/office/word/2010/wordprocessingInk" xmlns:wne="http://schemas.microsoft.com/office/word/2006/wordml" xmlns:wps="http://schemas.microsoft.com/office/word/2010/wordprocessingShape" mc:Ignorable="w14 w15 w16se w16cid w16 w16cex w16sdtdh wp14">
+<w:numbering xmlns:wpc="http://schemas.microsoft.com/office/word/2010/wordprocessingCanvas" xmlns:cx="http://schemas.microsoft.com/office/drawing/2014/chartex" xmlns:cx1="http://schemas.microsoft.com/office/drawing/2015/9/8/chartex" xmlns:cx2="http://schemas.microsoft.com/office/drawing/2015/10/21/chartex" xmlns:cx3="http://schemas.microsoft.com/office/drawing/2016/5/9/chartex" xmlns:cx4="http://schemas.microsoft.com/office/drawing/2016/5/10/chartex" xmlns:cx5="http://schemas.microsoft.com/office/drawing/2016/5/11/chartex" xmlns:cx6="http://schemas.microsoft.com/office/drawing/2016/5/12/chartex" xmlns:cx7="http://schemas.microsoft.com/office/drawing/2016/5/13/chartex" xmlns:cx8="http://schemas.microsoft.com/office/drawing/2016/5/14/chartex" xmlns:mc="http://schemas.openxmlformats.org/markup-compatibility/2006" xmlns:aink="http://schemas.microsoft.com/office/drawing/2016/ink" xmlns:am3d="http://schemas.microsoft.com/office/drawing/2017/model3d" xmlns:o="urn:schemas-microsoft-com:office:office" xmlns:r="http://schemas.openxmlformats.org/officeDocument/2006/relationships" xmlns:m="http://schemas.openxmlformats.org/officeDocument/2006/math" xmlns:v="urn:schemas-microsoft-com:vml" xmlns:wp14="http://schemas.microsoft.com/office/word/2010/wordprocessingDrawing" xmlns:wp="http://schemas.openxmlformats.org/drawingml/2006/wordprocessingDrawing" xmlns:w10="urn:schemas-microsoft-com:office:word" xmlns:w="http://schemas.openxmlformats.org/wordprocessingml/2006/main" xmlns:w14="http://schemas.microsoft.com/office/word/2010/wordml" xmlns:w15="http://schemas.microsoft.com/office/word/2012/wordml" xmlns:w16cex="http://schemas.microsoft.com/office/word/2018/wordml/cex" xmlns:w16cid="http://schemas.microsoft.com/office/word/2016/wordml/cid" xmlns:w16="http://schemas.microsoft.com/office/word/2018/wordml" xmlns:w16sdtdh="http://schemas.microsoft.com/office/word/2020/wordml/sdtdatahash" xmlns:w16se="http://schemas.microsoft.com/office/word/2015/wordml/symex" xmlns:wpg="http://schemas.microsoft.com/office/word/2010/wordprocessingGroup" xmlns:wpi="http://schemas.microsoft.com/office/word/2010/wordprocessingInk" xmlns:wne="http://schemas.microsoft.com/office/word/2006/wordml" xmlns:wps="http://schemas.microsoft.com/office/word/2010/wordprocessingShape" mc:Ignorable="w14 w15 w16se w16cid w16 w16cex w16sdtdh wp14">
   <w:abstractNum w:abstractNumId="0" w15:restartNumberingAfterBreak="0">
     <w:nsid w:val="FFFFFF89"/>
     <w:multiLevelType w:val="singleLevel"/>
@@ -8571,151 +7548,151 @@
       </w:rPr>
     </w:lvl>
   </w:abstractNum>
-  <w:num w:numId="1" w16cid:durableId="1103183897">
+  <w:num w:numId="1">
     <w:abstractNumId w:val="28"/>
   </w:num>
-  <w:num w:numId="2" w16cid:durableId="1277905548">
+  <w:num w:numId="2">
     <w:abstractNumId w:val="23"/>
   </w:num>
-  <w:num w:numId="3" w16cid:durableId="1632058333">
+  <w:num w:numId="3">
     <w:abstractNumId w:val="31"/>
   </w:num>
-  <w:num w:numId="4" w16cid:durableId="273824441">
+  <w:num w:numId="4">
     <w:abstractNumId w:val="10"/>
   </w:num>
-  <w:num w:numId="5" w16cid:durableId="1523978093">
+  <w:num w:numId="5">
     <w:abstractNumId w:val="12"/>
   </w:num>
-  <w:num w:numId="6" w16cid:durableId="732655626">
+  <w:num w:numId="6">
     <w:abstractNumId w:val="34"/>
   </w:num>
-  <w:num w:numId="7" w16cid:durableId="1599018609">
+  <w:num w:numId="7">
     <w:abstractNumId w:val="18"/>
   </w:num>
-  <w:num w:numId="8" w16cid:durableId="910845237">
+  <w:num w:numId="8">
     <w:abstractNumId w:val="15"/>
   </w:num>
-  <w:num w:numId="9" w16cid:durableId="267979063">
+  <w:num w:numId="9">
     <w:abstractNumId w:val="44"/>
   </w:num>
-  <w:num w:numId="10" w16cid:durableId="2096389618">
+  <w:num w:numId="10">
     <w:abstractNumId w:val="6"/>
   </w:num>
-  <w:num w:numId="11" w16cid:durableId="2132437131">
+  <w:num w:numId="11">
     <w:abstractNumId w:val="35"/>
   </w:num>
-  <w:num w:numId="12" w16cid:durableId="256250128">
+  <w:num w:numId="12">
     <w:abstractNumId w:val="3"/>
   </w:num>
-  <w:num w:numId="13" w16cid:durableId="214171753">
+  <w:num w:numId="13">
     <w:abstractNumId w:val="20"/>
   </w:num>
-  <w:num w:numId="14" w16cid:durableId="25180373">
+  <w:num w:numId="14">
     <w:abstractNumId w:val="27"/>
   </w:num>
-  <w:num w:numId="15" w16cid:durableId="1637833636">
+  <w:num w:numId="15">
     <w:abstractNumId w:val="19"/>
   </w:num>
-  <w:num w:numId="16" w16cid:durableId="1329287901">
+  <w:num w:numId="16">
     <w:abstractNumId w:val="37"/>
   </w:num>
-  <w:num w:numId="17" w16cid:durableId="1526017626">
+  <w:num w:numId="17">
     <w:abstractNumId w:val="5"/>
   </w:num>
-  <w:num w:numId="18" w16cid:durableId="1198278578">
+  <w:num w:numId="18">
     <w:abstractNumId w:val="17"/>
   </w:num>
-  <w:num w:numId="19" w16cid:durableId="1459445250">
+  <w:num w:numId="19">
     <w:abstractNumId w:val="33"/>
   </w:num>
-  <w:num w:numId="20" w16cid:durableId="526530170">
+  <w:num w:numId="20">
     <w:abstractNumId w:val="4"/>
   </w:num>
-  <w:num w:numId="21" w16cid:durableId="638926606">
+  <w:num w:numId="21">
     <w:abstractNumId w:val="2"/>
   </w:num>
-  <w:num w:numId="22" w16cid:durableId="2122992363">
+  <w:num w:numId="22">
     <w:abstractNumId w:val="13"/>
   </w:num>
-  <w:num w:numId="23" w16cid:durableId="2054305290">
+  <w:num w:numId="23">
     <w:abstractNumId w:val="8"/>
   </w:num>
-  <w:num w:numId="24" w16cid:durableId="834689701">
+  <w:num w:numId="24">
     <w:abstractNumId w:val="14"/>
   </w:num>
-  <w:num w:numId="25" w16cid:durableId="1452506170">
+  <w:num w:numId="25">
     <w:abstractNumId w:val="36"/>
   </w:num>
-  <w:num w:numId="26" w16cid:durableId="344022291">
+  <w:num w:numId="26">
     <w:abstractNumId w:val="45"/>
   </w:num>
-  <w:num w:numId="27" w16cid:durableId="810293685">
+  <w:num w:numId="27">
     <w:abstractNumId w:val="1"/>
   </w:num>
-  <w:num w:numId="28" w16cid:durableId="1395810083">
+  <w:num w:numId="28">
     <w:abstractNumId w:val="38"/>
   </w:num>
-  <w:num w:numId="29" w16cid:durableId="1677733582">
+  <w:num w:numId="29">
     <w:abstractNumId w:val="7"/>
   </w:num>
-  <w:num w:numId="30" w16cid:durableId="1339506777">
+  <w:num w:numId="30">
     <w:abstractNumId w:val="43"/>
   </w:num>
-  <w:num w:numId="31" w16cid:durableId="1346592706">
+  <w:num w:numId="31">
     <w:abstractNumId w:val="40"/>
   </w:num>
-  <w:num w:numId="32" w16cid:durableId="166989330">
+  <w:num w:numId="32">
     <w:abstractNumId w:val="48"/>
   </w:num>
-  <w:num w:numId="33" w16cid:durableId="826870100">
+  <w:num w:numId="33">
     <w:abstractNumId w:val="0"/>
   </w:num>
-  <w:num w:numId="34" w16cid:durableId="1754813593">
+  <w:num w:numId="34">
     <w:abstractNumId w:val="24"/>
   </w:num>
-  <w:num w:numId="35" w16cid:durableId="780227813">
+  <w:num w:numId="35">
     <w:abstractNumId w:val="42"/>
   </w:num>
-  <w:num w:numId="36" w16cid:durableId="1192576693">
+  <w:num w:numId="36">
     <w:abstractNumId w:val="26"/>
   </w:num>
-  <w:num w:numId="37" w16cid:durableId="595479471">
+  <w:num w:numId="37">
     <w:abstractNumId w:val="32"/>
   </w:num>
-  <w:num w:numId="38" w16cid:durableId="583224104">
+  <w:num w:numId="38">
     <w:abstractNumId w:val="11"/>
   </w:num>
-  <w:num w:numId="39" w16cid:durableId="1846237811">
+  <w:num w:numId="39">
     <w:abstractNumId w:val="22"/>
   </w:num>
-  <w:num w:numId="40" w16cid:durableId="2143959818">
+  <w:num w:numId="40">
     <w:abstractNumId w:val="29"/>
   </w:num>
-  <w:num w:numId="41" w16cid:durableId="271859817">
+  <w:num w:numId="41">
     <w:abstractNumId w:val="41"/>
   </w:num>
-  <w:num w:numId="42" w16cid:durableId="1441414603">
+  <w:num w:numId="42">
     <w:abstractNumId w:val="9"/>
   </w:num>
-  <w:num w:numId="43" w16cid:durableId="1593079968">
+  <w:num w:numId="43">
     <w:abstractNumId w:val="30"/>
   </w:num>
-  <w:num w:numId="44" w16cid:durableId="408431004">
+  <w:num w:numId="44">
     <w:abstractNumId w:val="21"/>
   </w:num>
-  <w:num w:numId="45" w16cid:durableId="107748405">
+  <w:num w:numId="45">
     <w:abstractNumId w:val="25"/>
   </w:num>
-  <w:num w:numId="46" w16cid:durableId="1743675885">
+  <w:num w:numId="46">
     <w:abstractNumId w:val="39"/>
   </w:num>
-  <w:num w:numId="47" w16cid:durableId="443692256">
+  <w:num w:numId="47">
     <w:abstractNumId w:val="16"/>
   </w:num>
-  <w:num w:numId="48" w16cid:durableId="1440562391">
+  <w:num w:numId="48">
     <w:abstractNumId w:val="47"/>
   </w:num>
-  <w:num w:numId="49" w16cid:durableId="527643330">
+  <w:num w:numId="49">
     <w:abstractNumId w:val="46"/>
   </w:num>
   <w:numIdMacAtCleanup w:val="7"/>
